--- a/Assertion_Operators_Comprehensive_Documentation.docx
+++ b/Assertion_Operators_Comprehensive_Documentation.docx
@@ -7,32 +7,67 @@
         <w:pStyle w:val="Title"/>
       </w:pPr>
       <w:r>
-        <w:t>Assertion Operators – Comprehensive Technical Documentation</w:t>
+        <w:t>Assertion Operators - Comprehensive Technical Documentation</w:t>
       </w:r>
     </w:p>
     <w:p>
       <w:r>
-        <w:t>This document provides a complete explanation of the AssertionOperator model used in the JSON Test Harness. It preserves architectural context while expanding each operator with detailed PASS cases, FAIL cases, and behavioral explanations.</w:t>
+        <w:t>This document provides a complete explanation of the `AssertionOperator` model used in the JSON Test Harness.</w:t>
       </w:r>
     </w:p>
     <w:p>
       <w:r>
         <w:t>Each operator section includes:</w:t>
-        <w:br/>
-        <w:t>• Purpose</w:t>
-        <w:br/>
-        <w:t>• Assertion Example</w:t>
-        <w:br/>
-        <w:t>• PASS Example</w:t>
-        <w:br/>
-        <w:t>• FAIL Example</w:t>
-        <w:br/>
-        <w:t>• Edge Cases &amp; Important Notes</w:t>
       </w:r>
     </w:p>
     <w:p>
       <w:pPr>
-        <w:pStyle w:val="Heading1"/>
+        <w:pStyle w:val="ListBullet"/>
+      </w:pPr>
+      <w:r>
+        <w:t>**Purpose**</w:t>
+      </w:r>
+    </w:p>
+    <w:p>
+      <w:pPr>
+        <w:pStyle w:val="ListBullet"/>
+      </w:pPr>
+      <w:r>
+        <w:t>**Assertion Example**</w:t>
+      </w:r>
+    </w:p>
+    <w:p>
+      <w:pPr>
+        <w:pStyle w:val="ListBullet"/>
+      </w:pPr>
+      <w:r>
+        <w:t>**PASS Example**</w:t>
+      </w:r>
+    </w:p>
+    <w:p>
+      <w:pPr>
+        <w:pStyle w:val="ListBullet"/>
+      </w:pPr>
+      <w:r>
+        <w:t>**FAIL Example**</w:t>
+      </w:r>
+    </w:p>
+    <w:p>
+      <w:pPr>
+        <w:pStyle w:val="ListBullet"/>
+      </w:pPr>
+      <w:r>
+        <w:t>**Edge Cases &amp; Important Notes**</w:t>
+      </w:r>
+    </w:p>
+    <w:p>
+      <w:r>
+        <w:t>__________________________________________________</w:t>
+      </w:r>
+    </w:p>
+    <w:p>
+      <w:pPr>
+        <w:pStyle w:val="Heading2"/>
       </w:pPr>
       <w:r>
         <w:t>Scalar Operators</w:t>
@@ -40,43 +75,39 @@
     </w:p>
     <w:p>
       <w:pPr>
-        <w:pStyle w:val="Heading2"/>
+        <w:pStyle w:val="Heading3"/>
       </w:pPr>
       <w:r>
         <w:t>EQUALS</w:t>
       </w:r>
     </w:p>
     <w:p>
-      <w:pPr>
-        <w:pStyle w:val="Heading3"/>
-      </w:pPr>
+      <w:r/>
       <w:r>
-        <w:t>Purpose</w:t>
+        <w:rPr>
+          <w:b/>
+        </w:rPr>
+        <w:t>Purpose:</w:t>
+      </w:r>
+      <w:r>
+        <w:t xml:space="preserve"> Validates strict equality between extracted value and expected value.</w:t>
       </w:r>
     </w:p>
     <w:p>
+      <w:r/>
       <w:r>
-        <w:t>Validates strict equality between extracted value and expected value.</w:t>
+        <w:rPr>
+          <w:b/>
+        </w:rPr>
+        <w:t>Assertion:</w:t>
       </w:r>
+      <w:r/>
     </w:p>
     <w:p>
       <w:pPr>
-        <w:pStyle w:val="Heading3"/>
+        <w:pStyle w:val="APICode"/>
       </w:pPr>
       <w:r>
-        <w:t>Assertion Example</w:t>
-      </w:r>
-    </w:p>
-    <w:p>
-      <w:pPr>
-        <w:ind w:left="432"/>
-      </w:pPr>
-      <w:r>
-        <w:rPr>
-          <w:rFonts w:ascii="Consolas" w:hAnsi="Consolas"/>
-          <w:color w:val="1A1A2E"/>
-          <w:sz w:val="18"/>
-        </w:rPr>
         <w:t>{</w:t>
         <w:br/>
         <w:t xml:space="preserve">  "JsonPath": "$.outputData.status",</w:t>
@@ -89,23 +120,22 @@
       </w:r>
     </w:p>
     <w:p>
-      <w:pPr>
-        <w:pStyle w:val="Heading3"/>
-      </w:pPr>
+      <w:r/>
       <w:r>
-        <w:t>PASS Example (Actual Response)</w:t>
+        <w:rPr>
+          <w:b/>
+        </w:rPr>
+        <w:t>PASS</w:t>
+      </w:r>
+      <w:r>
+        <w:t xml:space="preserve"> — actual response:</w:t>
       </w:r>
     </w:p>
     <w:p>
       <w:pPr>
-        <w:ind w:left="432"/>
+        <w:pStyle w:val="APICode"/>
       </w:pPr>
       <w:r>
-        <w:rPr>
-          <w:rFonts w:ascii="Consolas" w:hAnsi="Consolas"/>
-          <w:color w:val="1A1A2E"/>
-          <w:sz w:val="18"/>
-        </w:rPr>
         <w:t>{</w:t>
         <w:br/>
         <w:t xml:space="preserve">  "outputData": {</w:t>
@@ -118,23 +148,22 @@
       </w:r>
     </w:p>
     <w:p>
-      <w:pPr>
-        <w:pStyle w:val="Heading3"/>
-      </w:pPr>
+      <w:r/>
       <w:r>
-        <w:t>FAIL Example (Actual Response)</w:t>
+        <w:rPr>
+          <w:b/>
+        </w:rPr>
+        <w:t>FAIL</w:t>
+      </w:r>
+      <w:r>
+        <w:t xml:space="preserve"> — actual response:</w:t>
       </w:r>
     </w:p>
     <w:p>
       <w:pPr>
-        <w:ind w:left="432"/>
+        <w:pStyle w:val="APICode"/>
       </w:pPr>
       <w:r>
-        <w:rPr>
-          <w:rFonts w:ascii="Consolas" w:hAnsi="Consolas"/>
-          <w:color w:val="1A1A2E"/>
-          <w:sz w:val="18"/>
-        </w:rPr>
         <w:t>{</w:t>
         <w:br/>
         <w:t xml:space="preserve">  "outputData": {</w:t>
@@ -148,23 +177,15 @@
     </w:p>
     <w:p>
       <w:pPr>
-        <w:pStyle w:val="Heading3"/>
+        <w:pStyle w:val="APIQuote"/>
       </w:pPr>
       <w:r>
-        <w:t>Edge Cases &amp; Important Notes</w:t>
+        <w:t>**Notes:** Performs strict comparison. Types must match. If JsonPath returns a list instead of a scalar, the assertion fails.</w:t>
       </w:r>
     </w:p>
     <w:p>
       <w:r>
-        <w:t>EQUALS performs strict comparison. Types must match. If JsonPath returns a list instead of a scalar, the assertion fails.</w:t>
-      </w:r>
-    </w:p>
-    <w:p>
-      <w:pPr>
-        <w:pStyle w:val="Heading2"/>
-      </w:pPr>
-      <w:r>
-        <w:t>NOT_EQUALS</w:t>
+        <w:t>__________________________________________________</w:t>
       </w:r>
     </w:p>
     <w:p>
@@ -172,32 +193,36 @@
         <w:pStyle w:val="Heading3"/>
       </w:pPr>
       <w:r>
-        <w:t>Purpose</w:t>
+        <w:t>NOT_EQUALS</w:t>
       </w:r>
     </w:p>
     <w:p>
+      <w:r/>
       <w:r>
-        <w:t>Validates that the extracted value is NOT equal to the expected value.</w:t>
+        <w:rPr>
+          <w:b/>
+        </w:rPr>
+        <w:t>Purpose:</w:t>
+      </w:r>
+      <w:r>
+        <w:t xml:space="preserve"> Validates that the extracted value is NOT equal to the expected value.</w:t>
       </w:r>
     </w:p>
     <w:p>
-      <w:pPr>
-        <w:pStyle w:val="Heading3"/>
-      </w:pPr>
+      <w:r/>
       <w:r>
-        <w:t>Assertion Example</w:t>
+        <w:rPr>
+          <w:b/>
+        </w:rPr>
+        <w:t>Assertion:</w:t>
       </w:r>
+      <w:r/>
     </w:p>
     <w:p>
       <w:pPr>
-        <w:ind w:left="432"/>
+        <w:pStyle w:val="APICode"/>
       </w:pPr>
       <w:r>
-        <w:rPr>
-          <w:rFonts w:ascii="Consolas" w:hAnsi="Consolas"/>
-          <w:color w:val="1A1A2E"/>
-          <w:sz w:val="18"/>
-        </w:rPr>
         <w:t>{</w:t>
         <w:br/>
         <w:t xml:space="preserve">  "JsonPath": "$.outputData.status",</w:t>
@@ -210,23 +235,22 @@
       </w:r>
     </w:p>
     <w:p>
-      <w:pPr>
-        <w:pStyle w:val="Heading3"/>
-      </w:pPr>
+      <w:r/>
       <w:r>
-        <w:t>PASS Example (Actual Response)</w:t>
+        <w:rPr>
+          <w:b/>
+        </w:rPr>
+        <w:t>PASS</w:t>
+      </w:r>
+      <w:r>
+        <w:t xml:space="preserve"> — actual response:</w:t>
       </w:r>
     </w:p>
     <w:p>
       <w:pPr>
-        <w:ind w:left="432"/>
+        <w:pStyle w:val="APICode"/>
       </w:pPr>
       <w:r>
-        <w:rPr>
-          <w:rFonts w:ascii="Consolas" w:hAnsi="Consolas"/>
-          <w:color w:val="1A1A2E"/>
-          <w:sz w:val="18"/>
-        </w:rPr>
         <w:t>{</w:t>
         <w:br/>
         <w:t xml:space="preserve">  "outputData": {</w:t>
@@ -239,23 +263,22 @@
       </w:r>
     </w:p>
     <w:p>
-      <w:pPr>
-        <w:pStyle w:val="Heading3"/>
-      </w:pPr>
+      <w:r/>
       <w:r>
-        <w:t>FAIL Example (Actual Response)</w:t>
+        <w:rPr>
+          <w:b/>
+        </w:rPr>
+        <w:t>FAIL</w:t>
+      </w:r>
+      <w:r>
+        <w:t xml:space="preserve"> — actual response:</w:t>
       </w:r>
     </w:p>
     <w:p>
       <w:pPr>
-        <w:ind w:left="432"/>
+        <w:pStyle w:val="APICode"/>
       </w:pPr>
       <w:r>
-        <w:rPr>
-          <w:rFonts w:ascii="Consolas" w:hAnsi="Consolas"/>
-          <w:color w:val="1A1A2E"/>
-          <w:sz w:val="18"/>
-        </w:rPr>
         <w:t>{</w:t>
         <w:br/>
         <w:t xml:space="preserve">  "outputData": {</w:t>
@@ -269,23 +292,15 @@
     </w:p>
     <w:p>
       <w:pPr>
-        <w:pStyle w:val="Heading3"/>
+        <w:pStyle w:val="APIQuote"/>
       </w:pPr>
       <w:r>
-        <w:t>Edge Cases &amp; Important Notes</w:t>
+        <w:t>**Notes:** Used for negative validation. Strict comparison is still applied.</w:t>
       </w:r>
     </w:p>
     <w:p>
       <w:r>
-        <w:t>Used for negative validation. Strict comparison is still applied.</w:t>
-      </w:r>
-    </w:p>
-    <w:p>
-      <w:pPr>
-        <w:pStyle w:val="Heading2"/>
-      </w:pPr>
-      <w:r>
-        <w:t>GREATER_THAN</w:t>
+        <w:t>__________________________________________________</w:t>
       </w:r>
     </w:p>
     <w:p>
@@ -293,32 +308,36 @@
         <w:pStyle w:val="Heading3"/>
       </w:pPr>
       <w:r>
-        <w:t>Purpose</w:t>
+        <w:t>GREATER_THAN</w:t>
       </w:r>
     </w:p>
     <w:p>
+      <w:r/>
       <w:r>
-        <w:t>Validates that extracted numeric value is greater than expected value.</w:t>
+        <w:rPr>
+          <w:b/>
+        </w:rPr>
+        <w:t>Purpose:</w:t>
+      </w:r>
+      <w:r>
+        <w:t xml:space="preserve"> Validates that the extracted numeric value is greater than the expected value.</w:t>
       </w:r>
     </w:p>
     <w:p>
-      <w:pPr>
-        <w:pStyle w:val="Heading3"/>
-      </w:pPr>
+      <w:r/>
       <w:r>
-        <w:t>Assertion Example</w:t>
+        <w:rPr>
+          <w:b/>
+        </w:rPr>
+        <w:t>Assertion:</w:t>
       </w:r>
+      <w:r/>
     </w:p>
     <w:p>
       <w:pPr>
-        <w:ind w:left="432"/>
+        <w:pStyle w:val="APICode"/>
       </w:pPr>
       <w:r>
-        <w:rPr>
-          <w:rFonts w:ascii="Consolas" w:hAnsi="Consolas"/>
-          <w:color w:val="1A1A2E"/>
-          <w:sz w:val="18"/>
-        </w:rPr>
         <w:t>{</w:t>
         <w:br/>
         <w:t xml:space="preserve">  "JsonPath": "$.outputData.score",</w:t>
@@ -331,23 +350,22 @@
       </w:r>
     </w:p>
     <w:p>
-      <w:pPr>
-        <w:pStyle w:val="Heading3"/>
-      </w:pPr>
+      <w:r/>
       <w:r>
-        <w:t>PASS Example (Actual Response)</w:t>
+        <w:rPr>
+          <w:b/>
+        </w:rPr>
+        <w:t>PASS</w:t>
+      </w:r>
+      <w:r>
+        <w:t xml:space="preserve"> — actual response:</w:t>
       </w:r>
     </w:p>
     <w:p>
       <w:pPr>
-        <w:ind w:left="432"/>
+        <w:pStyle w:val="APICode"/>
       </w:pPr>
       <w:r>
-        <w:rPr>
-          <w:rFonts w:ascii="Consolas" w:hAnsi="Consolas"/>
-          <w:color w:val="1A1A2E"/>
-          <w:sz w:val="18"/>
-        </w:rPr>
         <w:t>{</w:t>
         <w:br/>
         <w:t xml:space="preserve">  "outputData": {</w:t>
@@ -360,23 +378,22 @@
       </w:r>
     </w:p>
     <w:p>
-      <w:pPr>
-        <w:pStyle w:val="Heading3"/>
-      </w:pPr>
+      <w:r/>
       <w:r>
-        <w:t>FAIL Example (Actual Response)</w:t>
+        <w:rPr>
+          <w:b/>
+        </w:rPr>
+        <w:t>FAIL</w:t>
+      </w:r>
+      <w:r>
+        <w:t xml:space="preserve"> — actual response:</w:t>
       </w:r>
     </w:p>
     <w:p>
       <w:pPr>
-        <w:ind w:left="432"/>
+        <w:pStyle w:val="APICode"/>
       </w:pPr>
       <w:r>
-        <w:rPr>
-          <w:rFonts w:ascii="Consolas" w:hAnsi="Consolas"/>
-          <w:color w:val="1A1A2E"/>
-          <w:sz w:val="18"/>
-        </w:rPr>
         <w:t>{</w:t>
         <w:br/>
         <w:t xml:space="preserve">  "outputData": {</w:t>
@@ -390,23 +407,15 @@
     </w:p>
     <w:p>
       <w:pPr>
-        <w:pStyle w:val="Heading3"/>
+        <w:pStyle w:val="APIQuote"/>
       </w:pPr>
       <w:r>
-        <w:t>Edge Cases &amp; Important Notes</w:t>
+        <w:t>**Notes:** Only valid for numeric values. Type mismatch results in failure.</w:t>
       </w:r>
     </w:p>
     <w:p>
       <w:r>
-        <w:t>Only valid for numeric values. Type mismatch results in failure.</w:t>
-      </w:r>
-    </w:p>
-    <w:p>
-      <w:pPr>
-        <w:pStyle w:val="Heading2"/>
-      </w:pPr>
-      <w:r>
-        <w:t>LESS_THAN</w:t>
+        <w:t>__________________________________________________</w:t>
       </w:r>
     </w:p>
     <w:p>
@@ -414,32 +423,36 @@
         <w:pStyle w:val="Heading3"/>
       </w:pPr>
       <w:r>
-        <w:t>Purpose</w:t>
+        <w:t>LESS_THAN</w:t>
       </w:r>
     </w:p>
     <w:p>
+      <w:r/>
       <w:r>
-        <w:t>Validates that extracted numeric value is less than expected value.</w:t>
+        <w:rPr>
+          <w:b/>
+        </w:rPr>
+        <w:t>Purpose:</w:t>
+      </w:r>
+      <w:r>
+        <w:t xml:space="preserve"> Validates that the extracted numeric value is less than the expected value.</w:t>
       </w:r>
     </w:p>
     <w:p>
-      <w:pPr>
-        <w:pStyle w:val="Heading3"/>
-      </w:pPr>
+      <w:r/>
       <w:r>
-        <w:t>Assertion Example</w:t>
+        <w:rPr>
+          <w:b/>
+        </w:rPr>
+        <w:t>Assertion:</w:t>
       </w:r>
+      <w:r/>
     </w:p>
     <w:p>
       <w:pPr>
-        <w:ind w:left="432"/>
+        <w:pStyle w:val="APICode"/>
       </w:pPr>
       <w:r>
-        <w:rPr>
-          <w:rFonts w:ascii="Consolas" w:hAnsi="Consolas"/>
-          <w:color w:val="1A1A2E"/>
-          <w:sz w:val="18"/>
-        </w:rPr>
         <w:t>{</w:t>
         <w:br/>
         <w:t xml:space="preserve">  "JsonPath": "$.outputData.score",</w:t>
@@ -452,23 +465,22 @@
       </w:r>
     </w:p>
     <w:p>
-      <w:pPr>
-        <w:pStyle w:val="Heading3"/>
-      </w:pPr>
+      <w:r/>
       <w:r>
-        <w:t>PASS Example (Actual Response)</w:t>
+        <w:rPr>
+          <w:b/>
+        </w:rPr>
+        <w:t>PASS</w:t>
+      </w:r>
+      <w:r>
+        <w:t xml:space="preserve"> — actual response:</w:t>
       </w:r>
     </w:p>
     <w:p>
       <w:pPr>
-        <w:ind w:left="432"/>
+        <w:pStyle w:val="APICode"/>
       </w:pPr>
       <w:r>
-        <w:rPr>
-          <w:rFonts w:ascii="Consolas" w:hAnsi="Consolas"/>
-          <w:color w:val="1A1A2E"/>
-          <w:sz w:val="18"/>
-        </w:rPr>
         <w:t>{</w:t>
         <w:br/>
         <w:t xml:space="preserve">  "outputData": {</w:t>
@@ -481,23 +493,22 @@
       </w:r>
     </w:p>
     <w:p>
-      <w:pPr>
-        <w:pStyle w:val="Heading3"/>
-      </w:pPr>
+      <w:r/>
       <w:r>
-        <w:t>FAIL Example (Actual Response)</w:t>
+        <w:rPr>
+          <w:b/>
+        </w:rPr>
+        <w:t>FAIL</w:t>
+      </w:r>
+      <w:r>
+        <w:t xml:space="preserve"> — actual response:</w:t>
       </w:r>
     </w:p>
     <w:p>
       <w:pPr>
-        <w:ind w:left="432"/>
+        <w:pStyle w:val="APICode"/>
       </w:pPr>
       <w:r>
-        <w:rPr>
-          <w:rFonts w:ascii="Consolas" w:hAnsi="Consolas"/>
-          <w:color w:val="1A1A2E"/>
-          <w:sz w:val="18"/>
-        </w:rPr>
         <w:t>{</w:t>
         <w:br/>
         <w:t xml:space="preserve">  "outputData": {</w:t>
@@ -511,20 +522,258 @@
     </w:p>
     <w:p>
       <w:pPr>
-        <w:pStyle w:val="Heading3"/>
+        <w:pStyle w:val="APIQuote"/>
       </w:pPr>
       <w:r>
-        <w:t>Edge Cases &amp; Important Notes</w:t>
+        <w:t>**Notes:** Boundary condition enforcement. Numeric types required.</w:t>
       </w:r>
     </w:p>
     <w:p>
       <w:r>
-        <w:t>Boundary condition enforcement. Numeric types required.</w:t>
+        <w:t>__________________________________________________</w:t>
       </w:r>
     </w:p>
     <w:p>
       <w:pPr>
-        <w:pStyle w:val="Heading1"/>
+        <w:pStyle w:val="Heading3"/>
+      </w:pPr>
+      <w:r>
+        <w:t>BETWEEN</w:t>
+      </w:r>
+    </w:p>
+    <w:p>
+      <w:r/>
+      <w:r>
+        <w:rPr>
+          <w:b/>
+        </w:rPr>
+        <w:t>Purpose:</w:t>
+      </w:r>
+      <w:r>
+        <w:t xml:space="preserve"> Validates that the extracted numeric value falls within a specified range (inclusive on both ends).</w:t>
+      </w:r>
+    </w:p>
+    <w:p>
+      <w:r/>
+      <w:r>
+        <w:rPr>
+          <w:b/>
+        </w:rPr>
+        <w:t>Assertion:</w:t>
+      </w:r>
+      <w:r/>
+    </w:p>
+    <w:p>
+      <w:pPr>
+        <w:pStyle w:val="APICode"/>
+      </w:pPr>
+      <w:r>
+        <w:t>{</w:t>
+        <w:br/>
+        <w:t xml:space="preserve">  "JsonPath": "$.outputData.riskScore",</w:t>
+        <w:br/>
+        <w:t xml:space="preserve">  "Operator": "BETWEEN",</w:t>
+        <w:br/>
+        <w:t xml:space="preserve">  "Value": {</w:t>
+        <w:br/>
+        <w:t xml:space="preserve">    "min": 50,</w:t>
+        <w:br/>
+        <w:t xml:space="preserve">    "max": 100</w:t>
+        <w:br/>
+        <w:t xml:space="preserve">  }</w:t>
+        <w:br/>
+        <w:t>}</w:t>
+      </w:r>
+    </w:p>
+    <w:p>
+      <w:r/>
+      <w:r>
+        <w:rPr>
+          <w:b/>
+        </w:rPr>
+        <w:t>PASS</w:t>
+      </w:r>
+      <w:r>
+        <w:t xml:space="preserve"> — actual response:</w:t>
+      </w:r>
+    </w:p>
+    <w:p>
+      <w:pPr>
+        <w:pStyle w:val="APICode"/>
+      </w:pPr>
+      <w:r>
+        <w:t>{</w:t>
+        <w:br/>
+        <w:t xml:space="preserve">  "outputData": {</w:t>
+        <w:br/>
+        <w:t xml:space="preserve">    "riskScore": 75</w:t>
+        <w:br/>
+        <w:t xml:space="preserve">  }</w:t>
+        <w:br/>
+        <w:t>}</w:t>
+      </w:r>
+    </w:p>
+    <w:p>
+      <w:r/>
+      <w:r>
+        <w:rPr>
+          <w:b/>
+        </w:rPr>
+        <w:t>FAIL</w:t>
+      </w:r>
+      <w:r>
+        <w:t xml:space="preserve"> — actual response:</w:t>
+      </w:r>
+    </w:p>
+    <w:p>
+      <w:pPr>
+        <w:pStyle w:val="APICode"/>
+      </w:pPr>
+      <w:r>
+        <w:t>{</w:t>
+        <w:br/>
+        <w:t xml:space="preserve">  "outputData": {</w:t>
+        <w:br/>
+        <w:t xml:space="preserve">    "riskScore": 30</w:t>
+        <w:br/>
+        <w:t xml:space="preserve">  }</w:t>
+        <w:br/>
+        <w:t>}</w:t>
+      </w:r>
+    </w:p>
+    <w:p>
+      <w:pPr>
+        <w:pStyle w:val="APIQuote"/>
+      </w:pPr>
+      <w:r>
+        <w:t>**Notes:** Value must be a JSON object with `min` and `max` keys. Both boundaries are inclusive. Numeric types required.</w:t>
+      </w:r>
+    </w:p>
+    <w:p>
+      <w:r>
+        <w:t>__________________________________________________</w:t>
+      </w:r>
+    </w:p>
+    <w:p>
+      <w:pPr>
+        <w:pStyle w:val="Heading3"/>
+      </w:pPr>
+      <w:r>
+        <w:t>REGEX_MATCH</w:t>
+      </w:r>
+    </w:p>
+    <w:p>
+      <w:r/>
+      <w:r>
+        <w:rPr>
+          <w:b/>
+        </w:rPr>
+        <w:t>Purpose:</w:t>
+      </w:r>
+      <w:r>
+        <w:t xml:space="preserve"> Validates that the extracted string value matches the given regular expression pattern (full match).</w:t>
+      </w:r>
+    </w:p>
+    <w:p>
+      <w:r/>
+      <w:r>
+        <w:rPr>
+          <w:b/>
+        </w:rPr>
+        <w:t>Assertion:</w:t>
+      </w:r>
+      <w:r/>
+    </w:p>
+    <w:p>
+      <w:pPr>
+        <w:pStyle w:val="APICode"/>
+      </w:pPr>
+      <w:r>
+        <w:t>{</w:t>
+        <w:br/>
+        <w:t xml:space="preserve">  "JsonPath": "$.outputData.referenceId",</w:t>
+        <w:br/>
+        <w:t xml:space="preserve">  "Operator": "REGEX_MATCH",</w:t>
+        <w:br/>
+        <w:t xml:space="preserve">  "Value": "^REF-\\d{4}-\\d{5}$",</w:t>
+        <w:br/>
+        <w:t xml:space="preserve">  "Description": "Reference ID must follow format REF-XXXX-XXXXX"</w:t>
+        <w:br/>
+        <w:t>}</w:t>
+      </w:r>
+    </w:p>
+    <w:p>
+      <w:r/>
+      <w:r>
+        <w:rPr>
+          <w:b/>
+        </w:rPr>
+        <w:t>PASS</w:t>
+      </w:r>
+      <w:r>
+        <w:t xml:space="preserve"> — actual response:</w:t>
+      </w:r>
+    </w:p>
+    <w:p>
+      <w:pPr>
+        <w:pStyle w:val="APICode"/>
+      </w:pPr>
+      <w:r>
+        <w:t>{</w:t>
+        <w:br/>
+        <w:t xml:space="preserve">  "outputData": {</w:t>
+        <w:br/>
+        <w:t xml:space="preserve">    "referenceId": "REF-1234-56789"</w:t>
+        <w:br/>
+        <w:t xml:space="preserve">  }</w:t>
+        <w:br/>
+        <w:t>}</w:t>
+      </w:r>
+    </w:p>
+    <w:p>
+      <w:r/>
+      <w:r>
+        <w:rPr>
+          <w:b/>
+        </w:rPr>
+        <w:t>FAIL</w:t>
+      </w:r>
+      <w:r>
+        <w:t xml:space="preserve"> — actual response:</w:t>
+      </w:r>
+    </w:p>
+    <w:p>
+      <w:pPr>
+        <w:pStyle w:val="APICode"/>
+      </w:pPr>
+      <w:r>
+        <w:t>{</w:t>
+        <w:br/>
+        <w:t xml:space="preserve">  "outputData": {</w:t>
+        <w:br/>
+        <w:t xml:space="preserve">    "referenceId": "INVALID-ID"</w:t>
+        <w:br/>
+        <w:t xml:space="preserve">  }</w:t>
+        <w:br/>
+        <w:t>}</w:t>
+      </w:r>
+    </w:p>
+    <w:p>
+      <w:pPr>
+        <w:pStyle w:val="APIQuote"/>
+      </w:pPr>
+      <w:r>
+        <w:t>**Notes:** Uses full match (`matches()`), not partial find. Value must be a valid regex string. Case-sensitive by default. The `Description` field is optional but recommended for regex patterns to explain intent.</w:t>
+      </w:r>
+    </w:p>
+    <w:p>
+      <w:r>
+        <w:t>__________________________________________________</w:t>
+      </w:r>
+    </w:p>
+    <w:p>
+      <w:pPr>
+        <w:pStyle w:val="Heading2"/>
       </w:pPr>
       <w:r>
         <w:t>Structural Operators</w:t>
@@ -532,43 +781,39 @@
     </w:p>
     <w:p>
       <w:pPr>
-        <w:pStyle w:val="Heading2"/>
+        <w:pStyle w:val="Heading3"/>
       </w:pPr>
       <w:r>
         <w:t>EXISTS</w:t>
       </w:r>
     </w:p>
     <w:p>
-      <w:pPr>
-        <w:pStyle w:val="Heading3"/>
-      </w:pPr>
+      <w:r/>
       <w:r>
-        <w:t>Purpose</w:t>
+        <w:rPr>
+          <w:b/>
+        </w:rPr>
+        <w:t>Purpose:</w:t>
+      </w:r>
+      <w:r>
+        <w:t xml:space="preserve"> Validates that the JsonPath resolves to at least one value.</w:t>
       </w:r>
     </w:p>
     <w:p>
+      <w:r/>
       <w:r>
-        <w:t>Validates that the JsonPath resolves to at least one value.</w:t>
+        <w:rPr>
+          <w:b/>
+        </w:rPr>
+        <w:t>Assertion:</w:t>
       </w:r>
+      <w:r/>
     </w:p>
     <w:p>
       <w:pPr>
-        <w:pStyle w:val="Heading3"/>
+        <w:pStyle w:val="APICode"/>
       </w:pPr>
       <w:r>
-        <w:t>Assertion Example</w:t>
-      </w:r>
-    </w:p>
-    <w:p>
-      <w:pPr>
-        <w:ind w:left="432"/>
-      </w:pPr>
-      <w:r>
-        <w:rPr>
-          <w:rFonts w:ascii="Consolas" w:hAnsi="Consolas"/>
-          <w:color w:val="1A1A2E"/>
-          <w:sz w:val="18"/>
-        </w:rPr>
         <w:t>{</w:t>
         <w:br/>
         <w:t xml:space="preserve">  "JsonPath": "$.outputData.referenceId",</w:t>
@@ -579,23 +824,22 @@
       </w:r>
     </w:p>
     <w:p>
-      <w:pPr>
-        <w:pStyle w:val="Heading3"/>
-      </w:pPr>
+      <w:r/>
       <w:r>
-        <w:t>PASS Example (Actual Response)</w:t>
+        <w:rPr>
+          <w:b/>
+        </w:rPr>
+        <w:t>PASS</w:t>
+      </w:r>
+      <w:r>
+        <w:t xml:space="preserve"> — actual response:</w:t>
       </w:r>
     </w:p>
     <w:p>
       <w:pPr>
-        <w:ind w:left="432"/>
+        <w:pStyle w:val="APICode"/>
       </w:pPr>
       <w:r>
-        <w:rPr>
-          <w:rFonts w:ascii="Consolas" w:hAnsi="Consolas"/>
-          <w:color w:val="1A1A2E"/>
-          <w:sz w:val="18"/>
-        </w:rPr>
         <w:t>{</w:t>
         <w:br/>
         <w:t xml:space="preserve">  "outputData": {</w:t>
@@ -608,23 +852,22 @@
       </w:r>
     </w:p>
     <w:p>
-      <w:pPr>
-        <w:pStyle w:val="Heading3"/>
-      </w:pPr>
+      <w:r/>
       <w:r>
-        <w:t>FAIL Example (Actual Response)</w:t>
+        <w:rPr>
+          <w:b/>
+        </w:rPr>
+        <w:t>FAIL</w:t>
+      </w:r>
+      <w:r>
+        <w:t xml:space="preserve"> — actual response:</w:t>
       </w:r>
     </w:p>
     <w:p>
       <w:pPr>
-        <w:ind w:left="432"/>
+        <w:pStyle w:val="APICode"/>
       </w:pPr>
       <w:r>
-        <w:rPr>
-          <w:rFonts w:ascii="Consolas" w:hAnsi="Consolas"/>
-          <w:color w:val="1A1A2E"/>
-          <w:sz w:val="18"/>
-        </w:rPr>
         <w:t>{</w:t>
         <w:br/>
         <w:t xml:space="preserve">  "outputData": {}</w:t>
@@ -634,23 +877,15 @@
     </w:p>
     <w:p>
       <w:pPr>
-        <w:pStyle w:val="Heading3"/>
+        <w:pStyle w:val="APIQuote"/>
       </w:pPr>
       <w:r>
-        <w:t>Edge Cases &amp; Important Notes</w:t>
+        <w:t>**Notes:** Does not validate value content. Only checks presence. No `Value` field required.</w:t>
       </w:r>
     </w:p>
     <w:p>
       <w:r>
-        <w:t>Does not validate value content. Only checks presence. No Value field required.</w:t>
-      </w:r>
-    </w:p>
-    <w:p>
-      <w:pPr>
-        <w:pStyle w:val="Heading2"/>
-      </w:pPr>
-      <w:r>
-        <w:t>ARRAY_SIZE_EQUALS</w:t>
+        <w:t>__________________________________________________</w:t>
       </w:r>
     </w:p>
     <w:p>
@@ -658,32 +893,36 @@
         <w:pStyle w:val="Heading3"/>
       </w:pPr>
       <w:r>
-        <w:t>Purpose</w:t>
+        <w:t>ARRAY_SIZE_EQUALS</w:t>
       </w:r>
     </w:p>
     <w:p>
+      <w:r/>
       <w:r>
-        <w:t>Validates that the extracted array has the specified length.</w:t>
+        <w:rPr>
+          <w:b/>
+        </w:rPr>
+        <w:t>Purpose:</w:t>
+      </w:r>
+      <w:r>
+        <w:t xml:space="preserve"> Validates that the extracted array has the specified length.</w:t>
       </w:r>
     </w:p>
     <w:p>
-      <w:pPr>
-        <w:pStyle w:val="Heading3"/>
-      </w:pPr>
+      <w:r/>
       <w:r>
-        <w:t>Assertion Example</w:t>
+        <w:rPr>
+          <w:b/>
+        </w:rPr>
+        <w:t>Assertion:</w:t>
       </w:r>
+      <w:r/>
     </w:p>
     <w:p>
       <w:pPr>
-        <w:ind w:left="432"/>
+        <w:pStyle w:val="APICode"/>
       </w:pPr>
       <w:r>
-        <w:rPr>
-          <w:rFonts w:ascii="Consolas" w:hAnsi="Consolas"/>
-          <w:color w:val="1A1A2E"/>
-          <w:sz w:val="18"/>
-        </w:rPr>
         <w:t>{</w:t>
         <w:br/>
         <w:t xml:space="preserve">  "JsonPath": "$.outputData.reasonCodes",</w:t>
@@ -696,34 +935,55 @@
       </w:r>
     </w:p>
     <w:p>
-      <w:pPr>
-        <w:pStyle w:val="Heading3"/>
-      </w:pPr>
+      <w:r/>
       <w:r>
-        <w:t>PASS Example (Actual Response)</w:t>
+        <w:rPr>
+          <w:b/>
+        </w:rPr>
+        <w:t>PASS</w:t>
+      </w:r>
+      <w:r>
+        <w:t xml:space="preserve"> — actual response:</w:t>
       </w:r>
     </w:p>
     <w:p>
       <w:pPr>
-        <w:ind w:left="432"/>
+        <w:pStyle w:val="APICode"/>
       </w:pPr>
       <w:r>
-        <w:rPr>
-          <w:rFonts w:ascii="Consolas" w:hAnsi="Consolas"/>
-          <w:color w:val="1A1A2E"/>
-          <w:sz w:val="18"/>
-        </w:rPr>
         <w:t>{</w:t>
         <w:br/>
         <w:t xml:space="preserve">  "outputData": {</w:t>
         <w:br/>
-        <w:t xml:space="preserve">    "reasonCodes": [</w:t>
+        <w:t xml:space="preserve">    "reasonCodes": ["1004", "1011"]</w:t>
         <w:br/>
-        <w:t xml:space="preserve">      "1004",</w:t>
+        <w:t xml:space="preserve">  }</w:t>
         <w:br/>
-        <w:t xml:space="preserve">      "1011"</w:t>
+        <w:t>}</w:t>
+      </w:r>
+    </w:p>
+    <w:p>
+      <w:r/>
+      <w:r>
+        <w:rPr>
+          <w:b/>
+        </w:rPr>
+        <w:t>FAIL</w:t>
+      </w:r>
+      <w:r>
+        <w:t xml:space="preserve"> — actual response:</w:t>
+      </w:r>
+    </w:p>
+    <w:p>
+      <w:pPr>
+        <w:pStyle w:val="APICode"/>
+      </w:pPr>
+      <w:r>
+        <w:t>{</w:t>
         <w:br/>
-        <w:t xml:space="preserve">    ]</w:t>
+        <w:t xml:space="preserve">  "outputData": {</w:t>
+        <w:br/>
+        <w:t xml:space="preserve">    "reasonCodes": ["1004"]</w:t>
         <w:br/>
         <w:t xml:space="preserve">  }</w:t>
         <w:br/>
@@ -732,35 +992,23 @@
     </w:p>
     <w:p>
       <w:pPr>
-        <w:pStyle w:val="Heading3"/>
+        <w:pStyle w:val="APIQuote"/>
       </w:pPr>
       <w:r>
-        <w:t>FAIL Example (Actual Response)</w:t>
+        <w:t>**Notes:** Enforces cardinality. Prevents hidden extra elements. A null or missing array is treated as size 0.</w:t>
+      </w:r>
+    </w:p>
+    <w:p>
+      <w:r>
+        <w:t>__________________________________________________</w:t>
       </w:r>
     </w:p>
     <w:p>
       <w:pPr>
-        <w:ind w:left="432"/>
+        <w:pStyle w:val="Heading2"/>
       </w:pPr>
       <w:r>
-        <w:rPr>
-          <w:rFonts w:ascii="Consolas" w:hAnsi="Consolas"/>
-          <w:color w:val="1A1A2E"/>
-          <w:sz w:val="18"/>
-        </w:rPr>
-        <w:t>{</w:t>
-        <w:br/>
-        <w:t xml:space="preserve">  "outputData": {</w:t>
-        <w:br/>
-        <w:t xml:space="preserve">    "reasonCodes": [</w:t>
-        <w:br/>
-        <w:t xml:space="preserve">      "1004"</w:t>
-        <w:br/>
-        <w:t xml:space="preserve">    ]</w:t>
-        <w:br/>
-        <w:t xml:space="preserve">  }</w:t>
-        <w:br/>
-        <w:t>}</w:t>
+        <w:t>Array Operators</w:t>
       </w:r>
     </w:p>
     <w:p>
@@ -768,61 +1016,36 @@
         <w:pStyle w:val="Heading3"/>
       </w:pPr>
       <w:r>
-        <w:t>Edge Cases &amp; Important Notes</w:t>
-      </w:r>
-    </w:p>
-    <w:p>
-      <w:r>
-        <w:t>Enforces cardinality. Prevents hidden extra elements. A null or missing array is treated as size 0.</w:t>
-      </w:r>
-    </w:p>
-    <w:p>
-      <w:pPr>
-        <w:pStyle w:val="Heading1"/>
-      </w:pPr>
-      <w:r>
-        <w:t>Array Operators</w:t>
-      </w:r>
-    </w:p>
-    <w:p>
-      <w:pPr>
-        <w:pStyle w:val="Heading2"/>
-      </w:pPr>
-      <w:r>
         <w:t>ARRAY_CONTAINS</w:t>
       </w:r>
     </w:p>
     <w:p>
-      <w:pPr>
-        <w:pStyle w:val="Heading3"/>
-      </w:pPr>
+      <w:r/>
       <w:r>
-        <w:t>Purpose</w:t>
+        <w:rPr>
+          <w:b/>
+        </w:rPr>
+        <w:t>Purpose:</w:t>
+      </w:r>
+      <w:r>
+        <w:t xml:space="preserve"> Validates that an array contains the specified value.</w:t>
       </w:r>
     </w:p>
     <w:p>
+      <w:r/>
       <w:r>
-        <w:t>Validates that a list contains the specified value.</w:t>
+        <w:rPr>
+          <w:b/>
+        </w:rPr>
+        <w:t>Assertion:</w:t>
       </w:r>
+      <w:r/>
     </w:p>
     <w:p>
       <w:pPr>
-        <w:pStyle w:val="Heading3"/>
+        <w:pStyle w:val="APICode"/>
       </w:pPr>
       <w:r>
-        <w:t>Assertion Example</w:t>
-      </w:r>
-    </w:p>
-    <w:p>
-      <w:pPr>
-        <w:ind w:left="432"/>
-      </w:pPr>
-      <w:r>
-        <w:rPr>
-          <w:rFonts w:ascii="Consolas" w:hAnsi="Consolas"/>
-          <w:color w:val="1A1A2E"/>
-          <w:sz w:val="18"/>
-        </w:rPr>
         <w:t>{</w:t>
         <w:br/>
         <w:t xml:space="preserve">  "JsonPath": "$.outputData.reasonCodes",</w:t>
@@ -835,34 +1058,55 @@
       </w:r>
     </w:p>
     <w:p>
-      <w:pPr>
-        <w:pStyle w:val="Heading3"/>
-      </w:pPr>
+      <w:r/>
       <w:r>
-        <w:t>PASS Example (Actual Response)</w:t>
+        <w:rPr>
+          <w:b/>
+        </w:rPr>
+        <w:t>PASS</w:t>
+      </w:r>
+      <w:r>
+        <w:t xml:space="preserve"> — actual response:</w:t>
       </w:r>
     </w:p>
     <w:p>
       <w:pPr>
-        <w:ind w:left="432"/>
+        <w:pStyle w:val="APICode"/>
       </w:pPr>
       <w:r>
-        <w:rPr>
-          <w:rFonts w:ascii="Consolas" w:hAnsi="Consolas"/>
-          <w:color w:val="1A1A2E"/>
-          <w:sz w:val="18"/>
-        </w:rPr>
         <w:t>{</w:t>
         <w:br/>
         <w:t xml:space="preserve">  "outputData": {</w:t>
         <w:br/>
-        <w:t xml:space="preserve">    "reasonCodes": [</w:t>
+        <w:t xml:space="preserve">    "reasonCodes": ["1004", "1011"]</w:t>
         <w:br/>
-        <w:t xml:space="preserve">      "1004",</w:t>
+        <w:t xml:space="preserve">  }</w:t>
         <w:br/>
-        <w:t xml:space="preserve">      "1011"</w:t>
+        <w:t>}</w:t>
+      </w:r>
+    </w:p>
+    <w:p>
+      <w:r/>
+      <w:r>
+        <w:rPr>
+          <w:b/>
+        </w:rPr>
+        <w:t>FAIL</w:t>
+      </w:r>
+      <w:r>
+        <w:t xml:space="preserve"> — actual response:</w:t>
+      </w:r>
+    </w:p>
+    <w:p>
+      <w:pPr>
+        <w:pStyle w:val="APICode"/>
+      </w:pPr>
+      <w:r>
+        <w:t>{</w:t>
         <w:br/>
-        <w:t xml:space="preserve">    ]</w:t>
+        <w:t xml:space="preserve">  "outputData": {</w:t>
+        <w:br/>
+        <w:t xml:space="preserve">    "reasonCodes": ["1011"]</w:t>
         <w:br/>
         <w:t xml:space="preserve">  }</w:t>
         <w:br/>
@@ -871,31 +1115,141 @@
     </w:p>
     <w:p>
       <w:pPr>
-        <w:pStyle w:val="Heading3"/>
+        <w:pStyle w:val="APIQuote"/>
       </w:pPr>
       <w:r>
-        <w:t>FAIL Example (Actual Response)</w:t>
+        <w:t>**Notes:** JsonPath must resolve to an array. If a scalar is returned, the assertion fails.</w:t>
+      </w:r>
+    </w:p>
+    <w:p>
+      <w:r>
+        <w:t>__________________________________________________</w:t>
       </w:r>
     </w:p>
     <w:p>
       <w:pPr>
-        <w:ind w:left="432"/>
+        <w:pStyle w:val="Heading3"/>
       </w:pPr>
       <w:r>
+        <w:t>ARRAY_CONTAINS_ONLY_VALUES</w:t>
+      </w:r>
+    </w:p>
+    <w:p>
+      <w:r/>
+      <w:r>
         <w:rPr>
-          <w:rFonts w:ascii="Consolas" w:hAnsi="Consolas"/>
-          <w:color w:val="1A1A2E"/>
-          <w:sz w:val="18"/>
+          <w:b/>
         </w:rPr>
+        <w:t>Purpose:</w:t>
+      </w:r>
+      <w:r>
+        <w:t xml:space="preserve"> Validates that the array contains exactly the specified values, in any order. The array must have the same size as the expected list, and contain all expected elements.</w:t>
+      </w:r>
+    </w:p>
+    <w:p>
+      <w:r/>
+      <w:r>
+        <w:rPr>
+          <w:b/>
+        </w:rPr>
+        <w:t>Assertion:</w:t>
+      </w:r>
+      <w:r/>
+    </w:p>
+    <w:p>
+      <w:pPr>
+        <w:pStyle w:val="APICode"/>
+      </w:pPr>
+      <w:r>
+        <w:t>{</w:t>
+        <w:br/>
+        <w:t xml:space="preserve">  "JsonPath": "$.outputData.tags",</w:t>
+        <w:br/>
+        <w:t xml:space="preserve">  "Operator": "ARRAY_CONTAINS_ONLY_VALUES",</w:t>
+        <w:br/>
+        <w:t xml:space="preserve">  "Value": ["B", "A"]</w:t>
+        <w:br/>
+        <w:t>}</w:t>
+      </w:r>
+    </w:p>
+    <w:p>
+      <w:r/>
+      <w:r>
+        <w:rPr>
+          <w:b/>
+        </w:rPr>
+        <w:t>PASS</w:t>
+      </w:r>
+      <w:r>
+        <w:t xml:space="preserve"> — actual response:</w:t>
+      </w:r>
+    </w:p>
+    <w:p>
+      <w:pPr>
+        <w:pStyle w:val="APICode"/>
+      </w:pPr>
+      <w:r>
         <w:t>{</w:t>
         <w:br/>
         <w:t xml:space="preserve">  "outputData": {</w:t>
         <w:br/>
-        <w:t xml:space="preserve">    "reasonCodes": [</w:t>
+        <w:t xml:space="preserve">    "tags": ["A", "B"]</w:t>
         <w:br/>
-        <w:t xml:space="preserve">      "1011"</w:t>
+        <w:t xml:space="preserve">  }</w:t>
         <w:br/>
-        <w:t xml:space="preserve">    ]</w:t>
+        <w:t>}</w:t>
+      </w:r>
+    </w:p>
+    <w:p>
+      <w:r/>
+      <w:r>
+        <w:rPr>
+          <w:b/>
+        </w:rPr>
+        <w:t>FAIL</w:t>
+      </w:r>
+      <w:r>
+        <w:t xml:space="preserve"> — actual response (extra element):</w:t>
+      </w:r>
+    </w:p>
+    <w:p>
+      <w:pPr>
+        <w:pStyle w:val="APICode"/>
+      </w:pPr>
+      <w:r>
+        <w:t>{</w:t>
+        <w:br/>
+        <w:t xml:space="preserve">  "outputData": {</w:t>
+        <w:br/>
+        <w:t xml:space="preserve">    "tags": ["A", "B", "C"]</w:t>
+        <w:br/>
+        <w:t xml:space="preserve">  }</w:t>
+        <w:br/>
+        <w:t>}</w:t>
+      </w:r>
+    </w:p>
+    <w:p>
+      <w:r/>
+      <w:r>
+        <w:rPr>
+          <w:b/>
+        </w:rPr>
+        <w:t>FAIL</w:t>
+      </w:r>
+      <w:r>
+        <w:t xml:space="preserve"> — actual response (missing element):</w:t>
+      </w:r>
+    </w:p>
+    <w:p>
+      <w:pPr>
+        <w:pStyle w:val="APICode"/>
+      </w:pPr>
+      <w:r>
+        <w:t>{</w:t>
+        <w:br/>
+        <w:t xml:space="preserve">  "outputData": {</w:t>
+        <w:br/>
+        <w:t xml:space="preserve">    "tags": ["A"]</w:t>
         <w:br/>
         <w:t xml:space="preserve">  }</w:t>
         <w:br/>
@@ -904,23 +1258,15 @@
     </w:p>
     <w:p>
       <w:pPr>
-        <w:pStyle w:val="Heading3"/>
+        <w:pStyle w:val="APIQuote"/>
       </w:pPr>
       <w:r>
-        <w:t>Edge Cases &amp; Important Notes</w:t>
+        <w:t>**Notes:** Both size and content must match. Order is ignored. Useful when you need to assert the complete set of values without caring about ordering.</w:t>
       </w:r>
     </w:p>
     <w:p>
       <w:r>
-        <w:t>JsonPath must resolve to an array. If scalar is returned, assertion fails.</w:t>
-      </w:r>
-    </w:p>
-    <w:p>
-      <w:pPr>
-        <w:pStyle w:val="Heading2"/>
-      </w:pPr>
-      <w:r>
-        <w:t>ARRAY_CONTAINS_ONLY_VALUES</w:t>
+        <w:t>__________________________________________________</w:t>
       </w:r>
     </w:p>
     <w:p>
@@ -928,173 +1274,36 @@
         <w:pStyle w:val="Heading3"/>
       </w:pPr>
       <w:r>
-        <w:t>Purpose</w:t>
-      </w:r>
-    </w:p>
-    <w:p>
-      <w:r>
-        <w:t>Validates that the array contains exactly the specified values, in any order. The array must have the same size as the expected list, and contain all expected elements.</w:t>
-      </w:r>
-    </w:p>
-    <w:p>
-      <w:pPr>
-        <w:pStyle w:val="Heading3"/>
-      </w:pPr>
-      <w:r>
-        <w:t>Assertion Example</w:t>
-      </w:r>
-    </w:p>
-    <w:p>
-      <w:pPr>
-        <w:ind w:left="432"/>
-      </w:pPr>
-      <w:r>
-        <w:rPr>
-          <w:rFonts w:ascii="Consolas" w:hAnsi="Consolas"/>
-          <w:color w:val="1A1A2E"/>
-          <w:sz w:val="18"/>
-        </w:rPr>
-        <w:t>{</w:t>
-        <w:br/>
-        <w:t xml:space="preserve">  "JsonPath": "$.outputData.tags",</w:t>
-        <w:br/>
-        <w:t xml:space="preserve">  "Operator": "ARRAY_CONTAINS_ONLY_VALUES",</w:t>
-        <w:br/>
-        <w:t xml:space="preserve">  "Value": [</w:t>
-        <w:br/>
-        <w:t xml:space="preserve">    "B",</w:t>
-        <w:br/>
-        <w:t xml:space="preserve">    "A"</w:t>
-        <w:br/>
-        <w:t xml:space="preserve">  ]</w:t>
-        <w:br/>
-        <w:t>}</w:t>
-      </w:r>
-    </w:p>
-    <w:p>
-      <w:pPr>
-        <w:pStyle w:val="Heading3"/>
-      </w:pPr>
-      <w:r>
-        <w:t>PASS Example (Actual Response)</w:t>
-      </w:r>
-    </w:p>
-    <w:p>
-      <w:pPr>
-        <w:ind w:left="432"/>
-      </w:pPr>
-      <w:r>
-        <w:rPr>
-          <w:rFonts w:ascii="Consolas" w:hAnsi="Consolas"/>
-          <w:color w:val="1A1A2E"/>
-          <w:sz w:val="18"/>
-        </w:rPr>
-        <w:t>{</w:t>
-        <w:br/>
-        <w:t xml:space="preserve">  "outputData": {</w:t>
-        <w:br/>
-        <w:t xml:space="preserve">    "tags": [</w:t>
-        <w:br/>
-        <w:t xml:space="preserve">      "A",</w:t>
-        <w:br/>
-        <w:t xml:space="preserve">      "B"</w:t>
-        <w:br/>
-        <w:t xml:space="preserve">    ]</w:t>
-        <w:br/>
-        <w:t xml:space="preserve">  }</w:t>
-        <w:br/>
-        <w:t>}</w:t>
-      </w:r>
-    </w:p>
-    <w:p>
-      <w:pPr>
-        <w:pStyle w:val="Heading3"/>
-      </w:pPr>
-      <w:r>
-        <w:t>FAIL Example (Actual Response)</w:t>
-      </w:r>
-    </w:p>
-    <w:p>
-      <w:pPr>
-        <w:ind w:left="432"/>
-      </w:pPr>
-      <w:r>
-        <w:rPr>
-          <w:rFonts w:ascii="Consolas" w:hAnsi="Consolas"/>
-          <w:color w:val="1A1A2E"/>
-          <w:sz w:val="18"/>
-        </w:rPr>
-        <w:t>{</w:t>
-        <w:br/>
-        <w:t xml:space="preserve">  "outputData": {</w:t>
-        <w:br/>
-        <w:t xml:space="preserve">    "tags": [</w:t>
-        <w:br/>
-        <w:t xml:space="preserve">      "A",</w:t>
-        <w:br/>
-        <w:t xml:space="preserve">      "B",</w:t>
-        <w:br/>
-        <w:t xml:space="preserve">      "C"</w:t>
-        <w:br/>
-        <w:t xml:space="preserve">    ]</w:t>
-        <w:br/>
-        <w:t xml:space="preserve">  }</w:t>
-        <w:br/>
-        <w:t>}</w:t>
-      </w:r>
-    </w:p>
-    <w:p>
-      <w:pPr>
-        <w:pStyle w:val="Heading3"/>
-      </w:pPr>
-      <w:r>
-        <w:t>Edge Cases &amp; Important Notes</w:t>
-      </w:r>
-    </w:p>
-    <w:p>
-      <w:r>
-        <w:t>Both size and content must match. Order is ignored. Useful when you need to assert the complete set of values without caring about ordering.</w:t>
-      </w:r>
-    </w:p>
-    <w:p>
-      <w:pPr>
-        <w:pStyle w:val="Heading2"/>
-      </w:pPr>
-      <w:r>
         <w:t>ARRAY_CONTAINS_ONLY_ONE_VALUE</w:t>
       </w:r>
     </w:p>
     <w:p>
-      <w:pPr>
-        <w:pStyle w:val="Heading3"/>
-      </w:pPr>
+      <w:r/>
       <w:r>
-        <w:t>Purpose</w:t>
+        <w:rPr>
+          <w:b/>
+        </w:rPr>
+        <w:t>Purpose:</w:t>
+      </w:r>
+      <w:r>
+        <w:t xml:space="preserve"> Validates that the array contains exactly one element, and that element equals the expected value.</w:t>
       </w:r>
     </w:p>
     <w:p>
+      <w:r/>
       <w:r>
-        <w:t>Validates that the array contains exactly one element, and that element equals the expected value.</w:t>
+        <w:rPr>
+          <w:b/>
+        </w:rPr>
+        <w:t>Assertion:</w:t>
       </w:r>
+      <w:r/>
     </w:p>
     <w:p>
       <w:pPr>
-        <w:pStyle w:val="Heading3"/>
+        <w:pStyle w:val="APICode"/>
       </w:pPr>
       <w:r>
-        <w:t>Assertion Example</w:t>
-      </w:r>
-    </w:p>
-    <w:p>
-      <w:pPr>
-        <w:ind w:left="432"/>
-      </w:pPr>
-      <w:r>
-        <w:rPr>
-          <w:rFonts w:ascii="Consolas" w:hAnsi="Consolas"/>
-          <w:color w:val="1A1A2E"/>
-          <w:sz w:val="18"/>
-        </w:rPr>
         <w:t>{</w:t>
         <w:br/>
         <w:t xml:space="preserve">  "JsonPath": "$.outputData.results",</w:t>
@@ -1107,32 +1316,83 @@
       </w:r>
     </w:p>
     <w:p>
-      <w:pPr>
-        <w:pStyle w:val="Heading3"/>
-      </w:pPr>
+      <w:r/>
       <w:r>
-        <w:t>PASS Example (Actual Response)</w:t>
+        <w:rPr>
+          <w:b/>
+        </w:rPr>
+        <w:t>PASS</w:t>
+      </w:r>
+      <w:r>
+        <w:t xml:space="preserve"> — actual response:</w:t>
       </w:r>
     </w:p>
     <w:p>
       <w:pPr>
-        <w:ind w:left="432"/>
+        <w:pStyle w:val="APICode"/>
       </w:pPr>
       <w:r>
-        <w:rPr>
-          <w:rFonts w:ascii="Consolas" w:hAnsi="Consolas"/>
-          <w:color w:val="1A1A2E"/>
-          <w:sz w:val="18"/>
-        </w:rPr>
         <w:t>{</w:t>
         <w:br/>
         <w:t xml:space="preserve">  "outputData": {</w:t>
         <w:br/>
-        <w:t xml:space="preserve">    "results": [</w:t>
+        <w:t xml:space="preserve">    "results": ["SUCCESS"]</w:t>
         <w:br/>
-        <w:t xml:space="preserve">      "SUCCESS"</w:t>
+        <w:t xml:space="preserve">  }</w:t>
         <w:br/>
-        <w:t xml:space="preserve">    ]</w:t>
+        <w:t>}</w:t>
+      </w:r>
+    </w:p>
+    <w:p>
+      <w:r/>
+      <w:r>
+        <w:rPr>
+          <w:b/>
+        </w:rPr>
+        <w:t>FAIL</w:t>
+      </w:r>
+      <w:r>
+        <w:t xml:space="preserve"> — actual response (too many elements):</w:t>
+      </w:r>
+    </w:p>
+    <w:p>
+      <w:pPr>
+        <w:pStyle w:val="APICode"/>
+      </w:pPr>
+      <w:r>
+        <w:t>{</w:t>
+        <w:br/>
+        <w:t xml:space="preserve">  "outputData": {</w:t>
+        <w:br/>
+        <w:t xml:space="preserve">    "results": ["SUCCESS", "PENDING"]</w:t>
+        <w:br/>
+        <w:t xml:space="preserve">  }</w:t>
+        <w:br/>
+        <w:t>}</w:t>
+      </w:r>
+    </w:p>
+    <w:p>
+      <w:r/>
+      <w:r>
+        <w:rPr>
+          <w:b/>
+        </w:rPr>
+        <w:t>FAIL</w:t>
+      </w:r>
+      <w:r>
+        <w:t xml:space="preserve"> — actual response (wrong value):</w:t>
+      </w:r>
+    </w:p>
+    <w:p>
+      <w:pPr>
+        <w:pStyle w:val="APICode"/>
+      </w:pPr>
+      <w:r>
+        <w:t>{</w:t>
+        <w:br/>
+        <w:t xml:space="preserve">  "outputData": {</w:t>
+        <w:br/>
+        <w:t xml:space="preserve">    "results": ["FAILED"]</w:t>
         <w:br/>
         <w:t xml:space="preserve">  }</w:t>
         <w:br/>
@@ -1141,37 +1401,15 @@
     </w:p>
     <w:p>
       <w:pPr>
-        <w:pStyle w:val="Heading3"/>
+        <w:pStyle w:val="APIQuote"/>
       </w:pPr>
       <w:r>
-        <w:t>FAIL Example (Actual Response)</w:t>
+        <w:t>**Notes:** Enforces both cardinality (exactly 1) and value equality. Fails if the array has zero or more than one element, or if the single element doesn't match.</w:t>
       </w:r>
     </w:p>
     <w:p>
-      <w:pPr>
-        <w:ind w:left="432"/>
-      </w:pPr>
       <w:r>
-        <w:rPr>
-          <w:rFonts w:ascii="Consolas" w:hAnsi="Consolas"/>
-          <w:color w:val="1A1A2E"/>
-          <w:sz w:val="18"/>
-        </w:rPr>
-        <w:t>{</w:t>
-        <w:br/>
-        <w:t xml:space="preserve">  "outputData": {</w:t>
-        <w:br/>
-        <w:t xml:space="preserve">    "results": [</w:t>
-        <w:br/>
-        <w:t xml:space="preserve">      "SUCCESS",</w:t>
-        <w:br/>
-        <w:t xml:space="preserve">      "PENDING"</w:t>
-        <w:br/>
-        <w:t xml:space="preserve">    ]</w:t>
-        <w:br/>
-        <w:t xml:space="preserve">  }</w:t>
-        <w:br/>
-        <w:t>}</w:t>
+        <w:t>__________________________________________________</w:t>
       </w:r>
     </w:p>
     <w:p>
@@ -1179,53 +1417,36 @@
         <w:pStyle w:val="Heading3"/>
       </w:pPr>
       <w:r>
-        <w:t>Edge Cases &amp; Important Notes</w:t>
-      </w:r>
-    </w:p>
-    <w:p>
-      <w:r>
-        <w:t>Enforces both cardinality (exactly 1) and value equality. Fails if the array has zero or more than one element, or if the single element doesn't match.</w:t>
-      </w:r>
-    </w:p>
-    <w:p>
-      <w:pPr>
-        <w:pStyle w:val="Heading2"/>
-      </w:pPr>
-      <w:r>
         <w:t>ARRAY_CONTAINS_OBJECT_WITH_FIELDS</w:t>
       </w:r>
     </w:p>
     <w:p>
-      <w:pPr>
-        <w:pStyle w:val="Heading3"/>
-      </w:pPr>
+      <w:r/>
       <w:r>
-        <w:t>Purpose</w:t>
+        <w:rPr>
+          <w:b/>
+        </w:rPr>
+        <w:t>Purpose:</w:t>
+      </w:r>
+      <w:r>
+        <w:t xml:space="preserve"> Validates that at least one object in the array matches the provided partial structure (subset of fields).</w:t>
       </w:r>
     </w:p>
     <w:p>
+      <w:r/>
       <w:r>
-        <w:t>Validates that at least one object in the array matches the provided partial structure.</w:t>
+        <w:rPr>
+          <w:b/>
+        </w:rPr>
+        <w:t>Assertion:</w:t>
       </w:r>
+      <w:r/>
     </w:p>
     <w:p>
       <w:pPr>
-        <w:pStyle w:val="Heading3"/>
+        <w:pStyle w:val="APICode"/>
       </w:pPr>
       <w:r>
-        <w:t>Assertion Example</w:t>
-      </w:r>
-    </w:p>
-    <w:p>
-      <w:pPr>
-        <w:ind w:left="432"/>
-      </w:pPr>
-      <w:r>
-        <w:rPr>
-          <w:rFonts w:ascii="Consolas" w:hAnsi="Consolas"/>
-          <w:color w:val="1A1A2E"/>
-          <w:sz w:val="18"/>
-        </w:rPr>
         <w:t>{</w:t>
         <w:br/>
         <w:t xml:space="preserve">  "JsonPath": "$.outputData.dataItemNeeds",</w:t>
@@ -1242,23 +1463,22 @@
       </w:r>
     </w:p>
     <w:p>
-      <w:pPr>
-        <w:pStyle w:val="Heading3"/>
-      </w:pPr>
+      <w:r/>
       <w:r>
-        <w:t>PASS Example (Actual Response)</w:t>
+        <w:rPr>
+          <w:b/>
+        </w:rPr>
+        <w:t>PASS</w:t>
+      </w:r>
+      <w:r>
+        <w:t xml:space="preserve"> — actual response:</w:t>
       </w:r>
     </w:p>
     <w:p>
       <w:pPr>
-        <w:ind w:left="432"/>
+        <w:pStyle w:val="APICode"/>
       </w:pPr>
       <w:r>
-        <w:rPr>
-          <w:rFonts w:ascii="Consolas" w:hAnsi="Consolas"/>
-          <w:color w:val="1A1A2E"/>
-          <w:sz w:val="18"/>
-        </w:rPr>
         <w:t>{</w:t>
         <w:br/>
         <w:t xml:space="preserve">  "outputData": {</w:t>
@@ -1281,23 +1501,22 @@
       </w:r>
     </w:p>
     <w:p>
-      <w:pPr>
-        <w:pStyle w:val="Heading3"/>
-      </w:pPr>
+      <w:r/>
       <w:r>
-        <w:t>FAIL Example (Actual Response)</w:t>
+        <w:rPr>
+          <w:b/>
+        </w:rPr>
+        <w:t>FAIL</w:t>
+      </w:r>
+      <w:r>
+        <w:t xml:space="preserve"> — actual response:</w:t>
       </w:r>
     </w:p>
     <w:p>
       <w:pPr>
-        <w:ind w:left="432"/>
+        <w:pStyle w:val="APICode"/>
       </w:pPr>
       <w:r>
-        <w:rPr>
-          <w:rFonts w:ascii="Consolas" w:hAnsi="Consolas"/>
-          <w:color w:val="1A1A2E"/>
-          <w:sz w:val="18"/>
-        </w:rPr>
         <w:t>{</w:t>
         <w:br/>
         <w:t xml:space="preserve">  "outputData": {</w:t>
@@ -1319,20 +1538,305 @@
     </w:p>
     <w:p>
       <w:pPr>
-        <w:pStyle w:val="Heading3"/>
+        <w:pStyle w:val="APIQuote"/>
       </w:pPr>
       <w:r>
-        <w:t>Edge Cases &amp; Important Notes</w:t>
+        <w:t>**Notes:** Performs structural subset match against each array element. Fails if no matching element is found. Extra fields on the actual object are allowed.</w:t>
       </w:r>
     </w:p>
     <w:p>
       <w:r>
-        <w:t>Performs structural subset match against each array element. Fails if no matching element is found. Extra fields on the actual object are allowed.</w:t>
+        <w:t>__________________________________________________</w:t>
       </w:r>
     </w:p>
     <w:p>
       <w:pPr>
-        <w:pStyle w:val="Heading1"/>
+        <w:pStyle w:val="Heading3"/>
+      </w:pPr>
+      <w:r>
+        <w:t>ALL_MATCH</w:t>
+      </w:r>
+    </w:p>
+    <w:p>
+      <w:r/>
+      <w:r>
+        <w:rPr>
+          <w:b/>
+        </w:rPr>
+        <w:t>Purpose:</w:t>
+      </w:r>
+      <w:r>
+        <w:t xml:space="preserve"> Validates that </w:t>
+      </w:r>
+      <w:r>
+        <w:rPr>
+          <w:b/>
+        </w:rPr>
+        <w:t>every</w:t>
+      </w:r>
+      <w:r>
+        <w:t xml:space="preserve"> element in the array matches a condition. The condition defaults to equality when a scalar value is provided.</w:t>
+      </w:r>
+    </w:p>
+    <w:p>
+      <w:r/>
+      <w:r>
+        <w:rPr>
+          <w:b/>
+        </w:rPr>
+        <w:t>Equals mode</w:t>
+      </w:r>
+      <w:r>
+        <w:t xml:space="preserve"> — scalar Value (defaults to equality):</w:t>
+      </w:r>
+    </w:p>
+    <w:p>
+      <w:pPr>
+        <w:pStyle w:val="APICode"/>
+      </w:pPr>
+      <w:r>
+        <w:t>{</w:t>
+        <w:br/>
+        <w:t xml:space="preserve">  "JsonPath": "$.outputData.penalties",</w:t>
+        <w:br/>
+        <w:t xml:space="preserve">  "Operator": "ALL_MATCH",</w:t>
+        <w:br/>
+        <w:t xml:space="preserve">  "Value": 0</w:t>
+        <w:br/>
+        <w:t>}</w:t>
+      </w:r>
+    </w:p>
+    <w:p>
+      <w:r/>
+      <w:r>
+        <w:rPr>
+          <w:b/>
+        </w:rPr>
+        <w:t>PASS</w:t>
+      </w:r>
+      <w:r>
+        <w:t xml:space="preserve"> — actual response:</w:t>
+      </w:r>
+    </w:p>
+    <w:p>
+      <w:pPr>
+        <w:pStyle w:val="APICode"/>
+      </w:pPr>
+      <w:r>
+        <w:t>{</w:t>
+        <w:br/>
+        <w:t xml:space="preserve">  "outputData": {</w:t>
+        <w:br/>
+        <w:t xml:space="preserve">    "penalties": [0, 0, 0]</w:t>
+        <w:br/>
+        <w:t xml:space="preserve">  }</w:t>
+        <w:br/>
+        <w:t>}</w:t>
+      </w:r>
+    </w:p>
+    <w:p>
+      <w:r/>
+      <w:r>
+        <w:rPr>
+          <w:b/>
+        </w:rPr>
+        <w:t>FAIL</w:t>
+      </w:r>
+      <w:r>
+        <w:t xml:space="preserve"> — actual response:</w:t>
+      </w:r>
+    </w:p>
+    <w:p>
+      <w:pPr>
+        <w:pStyle w:val="APICode"/>
+      </w:pPr>
+      <w:r>
+        <w:t>{</w:t>
+        <w:br/>
+        <w:t xml:space="preserve">  "outputData": {</w:t>
+        <w:br/>
+        <w:t xml:space="preserve">    "penalties": [0, 0, 1]</w:t>
+        <w:br/>
+        <w:t xml:space="preserve">  }</w:t>
+        <w:br/>
+        <w:t>}</w:t>
+      </w:r>
+    </w:p>
+    <w:p>
+      <w:r/>
+      <w:r>
+        <w:rPr>
+          <w:b/>
+        </w:rPr>
+        <w:t>greaterThan mode:</w:t>
+      </w:r>
+      <w:r/>
+    </w:p>
+    <w:p>
+      <w:pPr>
+        <w:pStyle w:val="APICode"/>
+      </w:pPr>
+      <w:r>
+        <w:t>{</w:t>
+        <w:br/>
+        <w:t xml:space="preserve">  "JsonPath": "$.outputData.scores",</w:t>
+        <w:br/>
+        <w:t xml:space="preserve">  "Operator": "ALL_MATCH",</w:t>
+        <w:br/>
+        <w:t xml:space="preserve">  "Value": {</w:t>
+        <w:br/>
+        <w:t xml:space="preserve">    "greaterThan": 50</w:t>
+        <w:br/>
+        <w:t xml:space="preserve">  }</w:t>
+        <w:br/>
+        <w:t>}</w:t>
+      </w:r>
+    </w:p>
+    <w:p>
+      <w:r/>
+      <w:r>
+        <w:rPr>
+          <w:b/>
+        </w:rPr>
+        <w:t>PASS:</w:t>
+      </w:r>
+      <w:r>
+        <w:t xml:space="preserve"> `{ "scores": [60, 70, 80] }` — </w:t>
+      </w:r>
+      <w:r>
+        <w:rPr>
+          <w:b/>
+        </w:rPr>
+        <w:t>FAIL:</w:t>
+      </w:r>
+      <w:r>
+        <w:t xml:space="preserve"> `{ "scores": [60, 50, 80] }`</w:t>
+      </w:r>
+    </w:p>
+    <w:p>
+      <w:r/>
+      <w:r>
+        <w:rPr>
+          <w:b/>
+        </w:rPr>
+        <w:t>lessThan mode:</w:t>
+      </w:r>
+      <w:r/>
+    </w:p>
+    <w:p>
+      <w:pPr>
+        <w:pStyle w:val="APICode"/>
+      </w:pPr>
+      <w:r>
+        <w:t>{</w:t>
+        <w:br/>
+        <w:t xml:space="preserve">  "JsonPath": "$.outputData.scores",</w:t>
+        <w:br/>
+        <w:t xml:space="preserve">  "Operator": "ALL_MATCH",</w:t>
+        <w:br/>
+        <w:t xml:space="preserve">  "Value": {</w:t>
+        <w:br/>
+        <w:t xml:space="preserve">    "lessThan": 50</w:t>
+        <w:br/>
+        <w:t xml:space="preserve">  }</w:t>
+        <w:br/>
+        <w:t>}</w:t>
+      </w:r>
+    </w:p>
+    <w:p>
+      <w:r/>
+      <w:r>
+        <w:rPr>
+          <w:b/>
+        </w:rPr>
+        <w:t>PASS:</w:t>
+      </w:r>
+      <w:r>
+        <w:t xml:space="preserve"> `{ "scores": [10, 20, 30] }` — </w:t>
+      </w:r>
+      <w:r>
+        <w:rPr>
+          <w:b/>
+        </w:rPr>
+        <w:t>FAIL:</w:t>
+      </w:r>
+      <w:r>
+        <w:t xml:space="preserve"> `{ "scores": [10, 50, 30] }`</w:t>
+      </w:r>
+    </w:p>
+    <w:p>
+      <w:r/>
+      <w:r>
+        <w:rPr>
+          <w:b/>
+        </w:rPr>
+        <w:t>between mode:</w:t>
+      </w:r>
+      <w:r/>
+    </w:p>
+    <w:p>
+      <w:pPr>
+        <w:pStyle w:val="APICode"/>
+      </w:pPr>
+      <w:r>
+        <w:t>{</w:t>
+        <w:br/>
+        <w:t xml:space="preserve">  "JsonPath": "$.outputData.scores",</w:t>
+        <w:br/>
+        <w:t xml:space="preserve">  "Operator": "ALL_MATCH",</w:t>
+        <w:br/>
+        <w:t xml:space="preserve">  "Value": {</w:t>
+        <w:br/>
+        <w:t xml:space="preserve">    "between": {</w:t>
+        <w:br/>
+        <w:t xml:space="preserve">      "min": 50,</w:t>
+        <w:br/>
+        <w:t xml:space="preserve">      "max": 100</w:t>
+        <w:br/>
+        <w:t xml:space="preserve">    }</w:t>
+        <w:br/>
+        <w:t xml:space="preserve">  }</w:t>
+        <w:br/>
+        <w:t>}</w:t>
+      </w:r>
+    </w:p>
+    <w:p>
+      <w:r/>
+      <w:r>
+        <w:rPr>
+          <w:b/>
+        </w:rPr>
+        <w:t>PASS:</w:t>
+      </w:r>
+      <w:r>
+        <w:t xml:space="preserve"> `{ "scores": [50, 75, 100] }` — </w:t>
+      </w:r>
+      <w:r>
+        <w:rPr>
+          <w:b/>
+        </w:rPr>
+        <w:t>FAIL:</w:t>
+      </w:r>
+      <w:r>
+        <w:t xml:space="preserve"> `{ "scores": [50, 110, 75] }`</w:t>
+      </w:r>
+    </w:p>
+    <w:p>
+      <w:pPr>
+        <w:pStyle w:val="APIQuote"/>
+      </w:pPr>
+      <w:r>
+        <w:t>**Notes:** Scalar Value → equality check. Object Value must have one of: `greaterThan`, `lessThan`, or `between`. Empty arrays pass vacuously. Error messages include the failing element's index.</w:t>
+      </w:r>
+    </w:p>
+    <w:p>
+      <w:r>
+        <w:t>__________________________________________________</w:t>
+      </w:r>
+    </w:p>
+    <w:p>
+      <w:pPr>
+        <w:pStyle w:val="Heading2"/>
       </w:pPr>
       <w:r>
         <w:t>Object Operators</w:t>
@@ -1340,43 +1844,39 @@
     </w:p>
     <w:p>
       <w:pPr>
-        <w:pStyle w:val="Heading2"/>
+        <w:pStyle w:val="Heading3"/>
       </w:pPr>
       <w:r>
         <w:t>OBJECT_CONTAINS_FIELDS</w:t>
       </w:r>
     </w:p>
     <w:p>
-      <w:pPr>
-        <w:pStyle w:val="Heading3"/>
-      </w:pPr>
+      <w:r/>
       <w:r>
-        <w:t>Purpose</w:t>
+        <w:rPr>
+          <w:b/>
+        </w:rPr>
+        <w:t>Purpose:</w:t>
+      </w:r>
+      <w:r>
+        <w:t xml:space="preserve"> Validates that the extracted object contains the specified key-value pairs. Extra fields on the actual object are allowed.</w:t>
       </w:r>
     </w:p>
     <w:p>
+      <w:r/>
       <w:r>
-        <w:t>Validates that extracted object contains specified key-value pairs.</w:t>
+        <w:rPr>
+          <w:b/>
+        </w:rPr>
+        <w:t>Assertion:</w:t>
       </w:r>
+      <w:r/>
     </w:p>
     <w:p>
       <w:pPr>
-        <w:pStyle w:val="Heading3"/>
+        <w:pStyle w:val="APICode"/>
       </w:pPr>
       <w:r>
-        <w:t>Assertion Example</w:t>
-      </w:r>
-    </w:p>
-    <w:p>
-      <w:pPr>
-        <w:ind w:left="432"/>
-      </w:pPr>
-      <w:r>
-        <w:rPr>
-          <w:rFonts w:ascii="Consolas" w:hAnsi="Consolas"/>
-          <w:color w:val="1A1A2E"/>
-          <w:sz w:val="18"/>
-        </w:rPr>
         <w:t>{</w:t>
         <w:br/>
         <w:t xml:space="preserve">  "JsonPath": "$.outputData.client",</w:t>
@@ -1395,23 +1895,22 @@
       </w:r>
     </w:p>
     <w:p>
-      <w:pPr>
-        <w:pStyle w:val="Heading3"/>
-      </w:pPr>
+      <w:r/>
       <w:r>
-        <w:t>PASS Example (Actual Response)</w:t>
+        <w:rPr>
+          <w:b/>
+        </w:rPr>
+        <w:t>PASS</w:t>
+      </w:r>
+      <w:r>
+        <w:t xml:space="preserve"> — actual response:</w:t>
       </w:r>
     </w:p>
     <w:p>
       <w:pPr>
-        <w:ind w:left="432"/>
+        <w:pStyle w:val="APICode"/>
       </w:pPr>
       <w:r>
-        <w:rPr>
-          <w:rFonts w:ascii="Consolas" w:hAnsi="Consolas"/>
-          <w:color w:val="1A1A2E"/>
-          <w:sz w:val="18"/>
-        </w:rPr>
         <w:t>{</w:t>
         <w:br/>
         <w:t xml:space="preserve">  "outputData": {</w:t>
@@ -1432,23 +1931,22 @@
       </w:r>
     </w:p>
     <w:p>
-      <w:pPr>
-        <w:pStyle w:val="Heading3"/>
-      </w:pPr>
+      <w:r/>
       <w:r>
-        <w:t>FAIL Example (Actual Response)</w:t>
+        <w:rPr>
+          <w:b/>
+        </w:rPr>
+        <w:t>FAIL</w:t>
+      </w:r>
+      <w:r>
+        <w:t xml:space="preserve"> — actual response:</w:t>
       </w:r>
     </w:p>
     <w:p>
       <w:pPr>
-        <w:ind w:left="432"/>
+        <w:pStyle w:val="APICode"/>
       </w:pPr>
       <w:r>
-        <w:rPr>
-          <w:rFonts w:ascii="Consolas" w:hAnsi="Consolas"/>
-          <w:color w:val="1A1A2E"/>
-          <w:sz w:val="18"/>
-        </w:rPr>
         <w:t>{</w:t>
         <w:br/>
         <w:t xml:space="preserve">  "outputData": {</w:t>
@@ -1468,23 +1966,15 @@
     </w:p>
     <w:p>
       <w:pPr>
-        <w:pStyle w:val="Heading3"/>
+        <w:pStyle w:val="APIQuote"/>
       </w:pPr>
       <w:r>
-        <w:t>Edge Cases &amp; Important Notes</w:t>
+        <w:t>**Notes:** All specified fields must exist and match exactly. Extra fields in the actual object are ignored.</w:t>
       </w:r>
     </w:p>
     <w:p>
       <w:r>
-        <w:t>All specified fields must exist and match exactly. Extra fields are allowed.</w:t>
-      </w:r>
-    </w:p>
-    <w:p>
-      <w:pPr>
-        <w:pStyle w:val="Heading2"/>
-      </w:pPr>
-      <w:r>
-        <w:t>OBJECT_CONTAINS_FIELDS_IGNORE_NULLS</w:t>
+        <w:t>__________________________________________________</w:t>
       </w:r>
     </w:p>
     <w:p>
@@ -1492,32 +1982,36 @@
         <w:pStyle w:val="Heading3"/>
       </w:pPr>
       <w:r>
-        <w:t>Purpose</w:t>
+        <w:t>OBJECT_CONTAINS_FIELDS_IGNORE_NULLS</w:t>
       </w:r>
     </w:p>
     <w:p>
+      <w:r/>
       <w:r>
-        <w:t>Same as OBJECT_CONTAINS_FIELDS but ignores null values in expected object.</w:t>
+        <w:rPr>
+          <w:b/>
+        </w:rPr>
+        <w:t>Purpose:</w:t>
+      </w:r>
+      <w:r>
+        <w:t xml:space="preserve"> Same as `OBJECT_CONTAINS_FIELDS` but ignores null values in the expected object.</w:t>
       </w:r>
     </w:p>
     <w:p>
-      <w:pPr>
-        <w:pStyle w:val="Heading3"/>
-      </w:pPr>
+      <w:r/>
       <w:r>
-        <w:t>Assertion Example</w:t>
+        <w:rPr>
+          <w:b/>
+        </w:rPr>
+        <w:t>Assertion:</w:t>
       </w:r>
+      <w:r/>
     </w:p>
     <w:p>
       <w:pPr>
-        <w:ind w:left="432"/>
+        <w:pStyle w:val="APICode"/>
       </w:pPr>
       <w:r>
-        <w:rPr>
-          <w:rFonts w:ascii="Consolas" w:hAnsi="Consolas"/>
-          <w:color w:val="1A1A2E"/>
-          <w:sz w:val="18"/>
-        </w:rPr>
         <w:t>{</w:t>
         <w:br/>
         <w:t xml:space="preserve">  "JsonPath": "$.outputData.client",</w:t>
@@ -1536,23 +2030,22 @@
       </w:r>
     </w:p>
     <w:p>
-      <w:pPr>
-        <w:pStyle w:val="Heading3"/>
-      </w:pPr>
+      <w:r/>
       <w:r>
-        <w:t>PASS Example (Actual Response)</w:t>
+        <w:rPr>
+          <w:b/>
+        </w:rPr>
+        <w:t>PASS</w:t>
+      </w:r>
+      <w:r>
+        <w:t xml:space="preserve"> — actual response:</w:t>
       </w:r>
     </w:p>
     <w:p>
       <w:pPr>
-        <w:ind w:left="432"/>
+        <w:pStyle w:val="APICode"/>
       </w:pPr>
       <w:r>
-        <w:rPr>
-          <w:rFonts w:ascii="Consolas" w:hAnsi="Consolas"/>
-          <w:color w:val="1A1A2E"/>
-          <w:sz w:val="18"/>
-        </w:rPr>
         <w:t>{</w:t>
         <w:br/>
         <w:t xml:space="preserve">  "outputData": {</w:t>
@@ -1569,23 +2062,22 @@
       </w:r>
     </w:p>
     <w:p>
-      <w:pPr>
-        <w:pStyle w:val="Heading3"/>
-      </w:pPr>
+      <w:r/>
       <w:r>
-        <w:t>FAIL Example (Actual Response)</w:t>
+        <w:rPr>
+          <w:b/>
+        </w:rPr>
+        <w:t>FAIL</w:t>
+      </w:r>
+      <w:r>
+        <w:t xml:space="preserve"> — actual response:</w:t>
       </w:r>
     </w:p>
     <w:p>
       <w:pPr>
-        <w:ind w:left="432"/>
+        <w:pStyle w:val="APICode"/>
       </w:pPr>
       <w:r>
-        <w:rPr>
-          <w:rFonts w:ascii="Consolas" w:hAnsi="Consolas"/>
-          <w:color w:val="1A1A2E"/>
-          <w:sz w:val="18"/>
-        </w:rPr>
         <w:t>{</w:t>
         <w:br/>
         <w:t xml:space="preserve">  "outputData": {</w:t>
@@ -1603,20 +2095,20 @@
     </w:p>
     <w:p>
       <w:pPr>
-        <w:pStyle w:val="Heading3"/>
+        <w:pStyle w:val="APIQuote"/>
       </w:pPr>
       <w:r>
-        <w:t>Edge Cases &amp; Important Notes</w:t>
+        <w:t>**Notes:** Null fields in the expected object are skipped during comparison. Non-null fields must match exactly.</w:t>
       </w:r>
     </w:p>
     <w:p>
       <w:r>
-        <w:t>Null fields in expected object are ignored. Non-null fields must match.</w:t>
+        <w:t>__________________________________________________</w:t>
       </w:r>
     </w:p>
     <w:p>
       <w:pPr>
-        <w:pStyle w:val="Heading1"/>
+        <w:pStyle w:val="Heading2"/>
       </w:pPr>
       <w:r>
         <w:t>Design Philosophy &amp; Architecture</w:t>
@@ -1624,7 +2116,7 @@
     </w:p>
     <w:p>
       <w:r>
-        <w:t>The AssertionOperator model separates JsonPath navigation from semantic validation. JsonPath extracts data; operators enforce business intent. This prevents silent coercion, enforces cardinality, and improves readability.</w:t>
+        <w:t>The `AssertionOperator` model separates JsonPath navigation from semantic validation. JsonPath extracts data; operators enforce business intent. This prevents silent coercion, enforces cardinality, and improves readability.</w:t>
       </w:r>
     </w:p>
     <w:sectPr>
@@ -2000,10 +2492,6 @@
     <w:name w:val="Normal"/>
     <w:qFormat/>
     <w:rsid w:val="00FC693F"/>
-    <w:rPr>
-      <w:rFonts w:ascii="Calibri" w:hAnsi="Calibri"/>
-      <w:sz w:val="22"/>
-    </w:rPr>
   </w:style>
   <w:style w:type="paragraph" w:styleId="Header">
     <w:name w:val="header"/>
@@ -13686,6 +14174,19 @@
         <w:shd w:val="clear" w:color="auto" w:fill="FBCAA2" w:themeFill="accent6" w:themeFillTint="7F"/>
       </w:tcPr>
     </w:tblStylePr>
+  </w:style>
+  <w:style w:type="paragraph" w:customStyle="1" w:styleId="APICode">
+    <w:name w:val="API Code"/>
+    <w:rPr>
+      <w:rFonts w:ascii="Courier New" w:hAnsi="Courier New"/>
+      <w:sz w:val="18"/>
+    </w:rPr>
+  </w:style>
+  <w:style w:type="paragraph" w:customStyle="1" w:styleId="APIQuote">
+    <w:name w:val="API Quote"/>
+    <w:rPr>
+      <w:i/>
+    </w:rPr>
   </w:style>
 </w:styles>
 </file>

--- a/Assertion_Operators_Comprehensive_Documentation.docx
+++ b/Assertion_Operators_Comprehensive_Documentation.docx
@@ -4,10 +4,10 @@
   <w:body>
     <w:p>
       <w:pPr>
-        <w:pStyle w:val="Title"/>
+        <w:pStyle w:val="Heading1"/>
       </w:pPr>
       <w:r>
-        <w:t>Assertion Operators - Comprehensive Technical Documentation</w:t>
+        <w:t>Assertion Operators – Comprehensive Technical Documentation</w:t>
       </w:r>
     </w:p>
     <w:p>
@@ -25,44 +25,64 @@
         <w:pStyle w:val="ListBullet"/>
       </w:pPr>
       <w:r>
-        <w:t>**Purpose**</w:t>
-      </w:r>
+        <w:rPr>
+          <w:b/>
+        </w:rPr>
+        <w:t>Purpose</w:t>
+      </w:r>
+      <w:r/>
     </w:p>
     <w:p>
       <w:pPr>
         <w:pStyle w:val="ListBullet"/>
       </w:pPr>
       <w:r>
-        <w:t>**Assertion Example**</w:t>
-      </w:r>
+        <w:rPr>
+          <w:b/>
+        </w:rPr>
+        <w:t>Assertion Example</w:t>
+      </w:r>
+      <w:r/>
     </w:p>
     <w:p>
       <w:pPr>
         <w:pStyle w:val="ListBullet"/>
       </w:pPr>
       <w:r>
-        <w:t>**PASS Example**</w:t>
-      </w:r>
+        <w:rPr>
+          <w:b/>
+        </w:rPr>
+        <w:t>PASS Example</w:t>
+      </w:r>
+      <w:r/>
     </w:p>
     <w:p>
       <w:pPr>
         <w:pStyle w:val="ListBullet"/>
       </w:pPr>
       <w:r>
-        <w:t>**FAIL Example**</w:t>
-      </w:r>
+        <w:rPr>
+          <w:b/>
+        </w:rPr>
+        <w:t>FAIL Example</w:t>
+      </w:r>
+      <w:r/>
     </w:p>
     <w:p>
       <w:pPr>
         <w:pStyle w:val="ListBullet"/>
       </w:pPr>
       <w:r>
-        <w:t>**Edge Cases &amp; Important Notes**</w:t>
-      </w:r>
-    </w:p>
-    <w:p>
-      <w:r>
-        <w:t>__________________________________________________</w:t>
+        <w:rPr>
+          <w:b/>
+        </w:rPr>
+        <w:t>Edge Cases &amp; Important Notes</w:t>
+      </w:r>
+      <w:r/>
+    </w:p>
+    <w:p>
+      <w:r>
+        <w:t>---</w:t>
       </w:r>
     </w:p>
     <w:p>
@@ -82,110 +102,112 @@
       </w:r>
     </w:p>
     <w:p>
+      <w:r>
+        <w:rPr>
+          <w:b/>
+        </w:rPr>
+        <w:t>Purpose:</w:t>
+      </w:r>
+      <w:r>
+        <w:t xml:space="preserve"> Validates strict equality between extracted value and expected value.</w:t>
+      </w:r>
+    </w:p>
+    <w:p>
+      <w:r>
+        <w:rPr>
+          <w:b/>
+        </w:rPr>
+        <w:t>Assertion:</w:t>
+      </w:r>
       <w:r/>
+    </w:p>
+    <w:p>
+      <w:r>
+        <w:rPr>
+          <w:rFonts w:ascii="Courier New" w:hAnsi="Courier New"/>
+          <w:sz w:val="18"/>
+        </w:rPr>
+        <w:t>{</w:t>
+        <w:br/>
+        <w:t xml:space="preserve">  "JsonPath": "$.outputData.status",</w:t>
+        <w:br/>
+        <w:t xml:space="preserve">  "Operator": "EQUALS",</w:t>
+        <w:br/>
+        <w:t xml:space="preserve">  "Value": "APPROVED"</w:t>
+        <w:br/>
+        <w:t>}</w:t>
+      </w:r>
+    </w:p>
+    <w:p>
       <w:r>
         <w:rPr>
           <w:b/>
         </w:rPr>
-        <w:t>Purpose:</w:t>
-      </w:r>
-      <w:r>
-        <w:t xml:space="preserve"> Validates strict equality between extracted value and expected value.</w:t>
-      </w:r>
-    </w:p>
-    <w:p>
-      <w:r/>
+        <w:t>PASS</w:t>
+      </w:r>
+      <w:r>
+        <w:t xml:space="preserve"> — actual response:</w:t>
+      </w:r>
+    </w:p>
+    <w:p>
+      <w:r>
+        <w:rPr>
+          <w:rFonts w:ascii="Courier New" w:hAnsi="Courier New"/>
+          <w:sz w:val="18"/>
+        </w:rPr>
+        <w:t>{</w:t>
+        <w:br/>
+        <w:t xml:space="preserve">  "outputData": {</w:t>
+        <w:br/>
+        <w:t xml:space="preserve">    "status": "APPROVED"</w:t>
+        <w:br/>
+        <w:t xml:space="preserve">  }</w:t>
+        <w:br/>
+        <w:t>}</w:t>
+      </w:r>
+    </w:p>
+    <w:p>
       <w:r>
         <w:rPr>
           <w:b/>
         </w:rPr>
-        <w:t>Assertion:</w:t>
-      </w:r>
-      <w:r/>
-    </w:p>
-    <w:p>
-      <w:pPr>
-        <w:pStyle w:val="APICode"/>
-      </w:pPr>
-      <w:r>
+        <w:t>FAIL</w:t>
+      </w:r>
+      <w:r>
+        <w:t xml:space="preserve"> — actual response:</w:t>
+      </w:r>
+    </w:p>
+    <w:p>
+      <w:r>
+        <w:rPr>
+          <w:rFonts w:ascii="Courier New" w:hAnsi="Courier New"/>
+          <w:sz w:val="18"/>
+        </w:rPr>
         <w:t>{</w:t>
         <w:br/>
-        <w:t xml:space="preserve">  "JsonPath": "$.outputData.status",</w:t>
-        <w:br/>
-        <w:t xml:space="preserve">  "Operator": "EQUALS",</w:t>
-        <w:br/>
-        <w:t xml:space="preserve">  "Value": "APPROVED"</w:t>
+        <w:t xml:space="preserve">  "outputData": {</w:t>
+        <w:br/>
+        <w:t xml:space="preserve">    "status": "PENDING"</w:t>
+        <w:br/>
+        <w:t xml:space="preserve">  }</w:t>
         <w:br/>
         <w:t>}</w:t>
       </w:r>
     </w:p>
     <w:p>
-      <w:r/>
       <w:r>
         <w:rPr>
           <w:b/>
         </w:rPr>
-        <w:t>PASS</w:t>
-      </w:r>
-      <w:r>
-        <w:t xml:space="preserve"> — actual response:</w:t>
-      </w:r>
-    </w:p>
-    <w:p>
-      <w:pPr>
-        <w:pStyle w:val="APICode"/>
-      </w:pPr>
-      <w:r>
-        <w:t>{</w:t>
-        <w:br/>
-        <w:t xml:space="preserve">  "outputData": {</w:t>
-        <w:br/>
-        <w:t xml:space="preserve">    "status": "APPROVED"</w:t>
-        <w:br/>
-        <w:t xml:space="preserve">  }</w:t>
-        <w:br/>
-        <w:t>}</w:t>
-      </w:r>
-    </w:p>
-    <w:p>
-      <w:r/>
-      <w:r>
-        <w:rPr>
-          <w:b/>
-        </w:rPr>
-        <w:t>FAIL</w:t>
-      </w:r>
-      <w:r>
-        <w:t xml:space="preserve"> — actual response:</w:t>
-      </w:r>
-    </w:p>
-    <w:p>
-      <w:pPr>
-        <w:pStyle w:val="APICode"/>
-      </w:pPr>
-      <w:r>
-        <w:t>{</w:t>
-        <w:br/>
-        <w:t xml:space="preserve">  "outputData": {</w:t>
-        <w:br/>
-        <w:t xml:space="preserve">    "status": "PENDING"</w:t>
-        <w:br/>
-        <w:t xml:space="preserve">  }</w:t>
-        <w:br/>
-        <w:t>}</w:t>
-      </w:r>
-    </w:p>
-    <w:p>
-      <w:pPr>
-        <w:pStyle w:val="APIQuote"/>
-      </w:pPr>
-      <w:r>
-        <w:t>**Notes:** Performs strict comparison. Types must match. If JsonPath returns a list instead of a scalar, the assertion fails.</w:t>
-      </w:r>
-    </w:p>
-    <w:p>
-      <w:r>
-        <w:t>__________________________________________________</w:t>
+        <w:t xml:space="preserve">Notes: </w:t>
+      </w:r>
+      <w:r>
+        <w:t>Performs strict comparison. Types must match. If JsonPath returns a list instead of a scalar, the assertion fails.</w:t>
+      </w:r>
+    </w:p>
+    <w:p>
+      <w:r>
+        <w:t>---</w:t>
       </w:r>
     </w:p>
     <w:p>
@@ -197,110 +219,112 @@
       </w:r>
     </w:p>
     <w:p>
+      <w:r>
+        <w:rPr>
+          <w:b/>
+        </w:rPr>
+        <w:t>Purpose:</w:t>
+      </w:r>
+      <w:r>
+        <w:t xml:space="preserve"> Validates that the extracted value is NOT equal to the expected value.</w:t>
+      </w:r>
+    </w:p>
+    <w:p>
+      <w:r>
+        <w:rPr>
+          <w:b/>
+        </w:rPr>
+        <w:t>Assertion:</w:t>
+      </w:r>
       <w:r/>
+    </w:p>
+    <w:p>
+      <w:r>
+        <w:rPr>
+          <w:rFonts w:ascii="Courier New" w:hAnsi="Courier New"/>
+          <w:sz w:val="18"/>
+        </w:rPr>
+        <w:t>{</w:t>
+        <w:br/>
+        <w:t xml:space="preserve">  "JsonPath": "$.outputData.status",</w:t>
+        <w:br/>
+        <w:t xml:space="preserve">  "Operator": "NOT_EQUALS",</w:t>
+        <w:br/>
+        <w:t xml:space="preserve">  "Value": "DECLINED"</w:t>
+        <w:br/>
+        <w:t>}</w:t>
+      </w:r>
+    </w:p>
+    <w:p>
       <w:r>
         <w:rPr>
           <w:b/>
         </w:rPr>
-        <w:t>Purpose:</w:t>
-      </w:r>
-      <w:r>
-        <w:t xml:space="preserve"> Validates that the extracted value is NOT equal to the expected value.</w:t>
-      </w:r>
-    </w:p>
-    <w:p>
-      <w:r/>
+        <w:t>PASS</w:t>
+      </w:r>
+      <w:r>
+        <w:t xml:space="preserve"> — actual response:</w:t>
+      </w:r>
+    </w:p>
+    <w:p>
+      <w:r>
+        <w:rPr>
+          <w:rFonts w:ascii="Courier New" w:hAnsi="Courier New"/>
+          <w:sz w:val="18"/>
+        </w:rPr>
+        <w:t>{</w:t>
+        <w:br/>
+        <w:t xml:space="preserve">  "outputData": {</w:t>
+        <w:br/>
+        <w:t xml:space="preserve">    "status": "APPROVED"</w:t>
+        <w:br/>
+        <w:t xml:space="preserve">  }</w:t>
+        <w:br/>
+        <w:t>}</w:t>
+      </w:r>
+    </w:p>
+    <w:p>
       <w:r>
         <w:rPr>
           <w:b/>
         </w:rPr>
-        <w:t>Assertion:</w:t>
-      </w:r>
-      <w:r/>
-    </w:p>
-    <w:p>
-      <w:pPr>
-        <w:pStyle w:val="APICode"/>
-      </w:pPr>
-      <w:r>
+        <w:t>FAIL</w:t>
+      </w:r>
+      <w:r>
+        <w:t xml:space="preserve"> — actual response:</w:t>
+      </w:r>
+    </w:p>
+    <w:p>
+      <w:r>
+        <w:rPr>
+          <w:rFonts w:ascii="Courier New" w:hAnsi="Courier New"/>
+          <w:sz w:val="18"/>
+        </w:rPr>
         <w:t>{</w:t>
         <w:br/>
-        <w:t xml:space="preserve">  "JsonPath": "$.outputData.status",</w:t>
-        <w:br/>
-        <w:t xml:space="preserve">  "Operator": "NOT_EQUALS",</w:t>
-        <w:br/>
-        <w:t xml:space="preserve">  "Value": "DECLINED"</w:t>
+        <w:t xml:space="preserve">  "outputData": {</w:t>
+        <w:br/>
+        <w:t xml:space="preserve">    "status": "DECLINED"</w:t>
+        <w:br/>
+        <w:t xml:space="preserve">  }</w:t>
         <w:br/>
         <w:t>}</w:t>
       </w:r>
     </w:p>
     <w:p>
-      <w:r/>
       <w:r>
         <w:rPr>
           <w:b/>
         </w:rPr>
-        <w:t>PASS</w:t>
-      </w:r>
-      <w:r>
-        <w:t xml:space="preserve"> — actual response:</w:t>
-      </w:r>
-    </w:p>
-    <w:p>
-      <w:pPr>
-        <w:pStyle w:val="APICode"/>
-      </w:pPr>
-      <w:r>
-        <w:t>{</w:t>
-        <w:br/>
-        <w:t xml:space="preserve">  "outputData": {</w:t>
-        <w:br/>
-        <w:t xml:space="preserve">    "status": "APPROVED"</w:t>
-        <w:br/>
-        <w:t xml:space="preserve">  }</w:t>
-        <w:br/>
-        <w:t>}</w:t>
-      </w:r>
-    </w:p>
-    <w:p>
-      <w:r/>
-      <w:r>
-        <w:rPr>
-          <w:b/>
-        </w:rPr>
-        <w:t>FAIL</w:t>
-      </w:r>
-      <w:r>
-        <w:t xml:space="preserve"> — actual response:</w:t>
-      </w:r>
-    </w:p>
-    <w:p>
-      <w:pPr>
-        <w:pStyle w:val="APICode"/>
-      </w:pPr>
-      <w:r>
-        <w:t>{</w:t>
-        <w:br/>
-        <w:t xml:space="preserve">  "outputData": {</w:t>
-        <w:br/>
-        <w:t xml:space="preserve">    "status": "DECLINED"</w:t>
-        <w:br/>
-        <w:t xml:space="preserve">  }</w:t>
-        <w:br/>
-        <w:t>}</w:t>
-      </w:r>
-    </w:p>
-    <w:p>
-      <w:pPr>
-        <w:pStyle w:val="APIQuote"/>
-      </w:pPr>
-      <w:r>
-        <w:t>**Notes:** Used for negative validation. Strict comparison is still applied.</w:t>
-      </w:r>
-    </w:p>
-    <w:p>
-      <w:r>
-        <w:t>__________________________________________________</w:t>
+        <w:t xml:space="preserve">Notes: </w:t>
+      </w:r>
+      <w:r>
+        <w:t>Used for negative validation. Strict comparison is still applied.</w:t>
+      </w:r>
+    </w:p>
+    <w:p>
+      <w:r>
+        <w:t>---</w:t>
       </w:r>
     </w:p>
     <w:p>
@@ -312,110 +336,112 @@
       </w:r>
     </w:p>
     <w:p>
+      <w:r>
+        <w:rPr>
+          <w:b/>
+        </w:rPr>
+        <w:t>Purpose:</w:t>
+      </w:r>
+      <w:r>
+        <w:t xml:space="preserve"> Validates that the extracted numeric value is greater than the expected value.</w:t>
+      </w:r>
+    </w:p>
+    <w:p>
+      <w:r>
+        <w:rPr>
+          <w:b/>
+        </w:rPr>
+        <w:t>Assertion:</w:t>
+      </w:r>
       <w:r/>
+    </w:p>
+    <w:p>
+      <w:r>
+        <w:rPr>
+          <w:rFonts w:ascii="Courier New" w:hAnsi="Courier New"/>
+          <w:sz w:val="18"/>
+        </w:rPr>
+        <w:t>{</w:t>
+        <w:br/>
+        <w:t xml:space="preserve">  "JsonPath": "$.outputData.score",</w:t>
+        <w:br/>
+        <w:t xml:space="preserve">  "Operator": "GREATER_THAN",</w:t>
+        <w:br/>
+        <w:t xml:space="preserve">  "Value": 50</w:t>
+        <w:br/>
+        <w:t>}</w:t>
+      </w:r>
+    </w:p>
+    <w:p>
       <w:r>
         <w:rPr>
           <w:b/>
         </w:rPr>
-        <w:t>Purpose:</w:t>
-      </w:r>
-      <w:r>
-        <w:t xml:space="preserve"> Validates that the extracted numeric value is greater than the expected value.</w:t>
-      </w:r>
-    </w:p>
-    <w:p>
-      <w:r/>
+        <w:t>PASS</w:t>
+      </w:r>
+      <w:r>
+        <w:t xml:space="preserve"> — actual response:</w:t>
+      </w:r>
+    </w:p>
+    <w:p>
+      <w:r>
+        <w:rPr>
+          <w:rFonts w:ascii="Courier New" w:hAnsi="Courier New"/>
+          <w:sz w:val="18"/>
+        </w:rPr>
+        <w:t>{</w:t>
+        <w:br/>
+        <w:t xml:space="preserve">  "outputData": {</w:t>
+        <w:br/>
+        <w:t xml:space="preserve">    "score": 75</w:t>
+        <w:br/>
+        <w:t xml:space="preserve">  }</w:t>
+        <w:br/>
+        <w:t>}</w:t>
+      </w:r>
+    </w:p>
+    <w:p>
       <w:r>
         <w:rPr>
           <w:b/>
         </w:rPr>
-        <w:t>Assertion:</w:t>
-      </w:r>
-      <w:r/>
-    </w:p>
-    <w:p>
-      <w:pPr>
-        <w:pStyle w:val="APICode"/>
-      </w:pPr>
-      <w:r>
+        <w:t>FAIL</w:t>
+      </w:r>
+      <w:r>
+        <w:t xml:space="preserve"> — actual response:</w:t>
+      </w:r>
+    </w:p>
+    <w:p>
+      <w:r>
+        <w:rPr>
+          <w:rFonts w:ascii="Courier New" w:hAnsi="Courier New"/>
+          <w:sz w:val="18"/>
+        </w:rPr>
         <w:t>{</w:t>
         <w:br/>
-        <w:t xml:space="preserve">  "JsonPath": "$.outputData.score",</w:t>
-        <w:br/>
-        <w:t xml:space="preserve">  "Operator": "GREATER_THAN",</w:t>
-        <w:br/>
-        <w:t xml:space="preserve">  "Value": 50</w:t>
+        <w:t xml:space="preserve">  "outputData": {</w:t>
+        <w:br/>
+        <w:t xml:space="preserve">    "score": 45</w:t>
+        <w:br/>
+        <w:t xml:space="preserve">  }</w:t>
         <w:br/>
         <w:t>}</w:t>
       </w:r>
     </w:p>
     <w:p>
-      <w:r/>
       <w:r>
         <w:rPr>
           <w:b/>
         </w:rPr>
-        <w:t>PASS</w:t>
-      </w:r>
-      <w:r>
-        <w:t xml:space="preserve"> — actual response:</w:t>
-      </w:r>
-    </w:p>
-    <w:p>
-      <w:pPr>
-        <w:pStyle w:val="APICode"/>
-      </w:pPr>
-      <w:r>
-        <w:t>{</w:t>
-        <w:br/>
-        <w:t xml:space="preserve">  "outputData": {</w:t>
-        <w:br/>
-        <w:t xml:space="preserve">    "score": 75</w:t>
-        <w:br/>
-        <w:t xml:space="preserve">  }</w:t>
-        <w:br/>
-        <w:t>}</w:t>
-      </w:r>
-    </w:p>
-    <w:p>
-      <w:r/>
-      <w:r>
-        <w:rPr>
-          <w:b/>
-        </w:rPr>
-        <w:t>FAIL</w:t>
-      </w:r>
-      <w:r>
-        <w:t xml:space="preserve"> — actual response:</w:t>
-      </w:r>
-    </w:p>
-    <w:p>
-      <w:pPr>
-        <w:pStyle w:val="APICode"/>
-      </w:pPr>
-      <w:r>
-        <w:t>{</w:t>
-        <w:br/>
-        <w:t xml:space="preserve">  "outputData": {</w:t>
-        <w:br/>
-        <w:t xml:space="preserve">    "score": 45</w:t>
-        <w:br/>
-        <w:t xml:space="preserve">  }</w:t>
-        <w:br/>
-        <w:t>}</w:t>
-      </w:r>
-    </w:p>
-    <w:p>
-      <w:pPr>
-        <w:pStyle w:val="APIQuote"/>
-      </w:pPr>
-      <w:r>
-        <w:t>**Notes:** Only valid for numeric values. Type mismatch results in failure.</w:t>
-      </w:r>
-    </w:p>
-    <w:p>
-      <w:r>
-        <w:t>__________________________________________________</w:t>
+        <w:t xml:space="preserve">Notes: </w:t>
+      </w:r>
+      <w:r>
+        <w:t>Only valid for numeric values. Type mismatch results in failure.</w:t>
+      </w:r>
+    </w:p>
+    <w:p>
+      <w:r>
+        <w:t>---</w:t>
       </w:r>
     </w:p>
     <w:p>
@@ -427,110 +453,112 @@
       </w:r>
     </w:p>
     <w:p>
+      <w:r>
+        <w:rPr>
+          <w:b/>
+        </w:rPr>
+        <w:t>Purpose:</w:t>
+      </w:r>
+      <w:r>
+        <w:t xml:space="preserve"> Validates that the extracted numeric value is less than the expected value.</w:t>
+      </w:r>
+    </w:p>
+    <w:p>
+      <w:r>
+        <w:rPr>
+          <w:b/>
+        </w:rPr>
+        <w:t>Assertion:</w:t>
+      </w:r>
       <w:r/>
+    </w:p>
+    <w:p>
+      <w:r>
+        <w:rPr>
+          <w:rFonts w:ascii="Courier New" w:hAnsi="Courier New"/>
+          <w:sz w:val="18"/>
+        </w:rPr>
+        <w:t>{</w:t>
+        <w:br/>
+        <w:t xml:space="preserve">  "JsonPath": "$.outputData.score",</w:t>
+        <w:br/>
+        <w:t xml:space="preserve">  "Operator": "LESS_THAN",</w:t>
+        <w:br/>
+        <w:t xml:space="preserve">  "Value": 100</w:t>
+        <w:br/>
+        <w:t>}</w:t>
+      </w:r>
+    </w:p>
+    <w:p>
       <w:r>
         <w:rPr>
           <w:b/>
         </w:rPr>
-        <w:t>Purpose:</w:t>
-      </w:r>
-      <w:r>
-        <w:t xml:space="preserve"> Validates that the extracted numeric value is less than the expected value.</w:t>
-      </w:r>
-    </w:p>
-    <w:p>
-      <w:r/>
+        <w:t>PASS</w:t>
+      </w:r>
+      <w:r>
+        <w:t xml:space="preserve"> — actual response:</w:t>
+      </w:r>
+    </w:p>
+    <w:p>
+      <w:r>
+        <w:rPr>
+          <w:rFonts w:ascii="Courier New" w:hAnsi="Courier New"/>
+          <w:sz w:val="18"/>
+        </w:rPr>
+        <w:t>{</w:t>
+        <w:br/>
+        <w:t xml:space="preserve">  "outputData": {</w:t>
+        <w:br/>
+        <w:t xml:space="preserve">    "score": 80</w:t>
+        <w:br/>
+        <w:t xml:space="preserve">  }</w:t>
+        <w:br/>
+        <w:t>}</w:t>
+      </w:r>
+    </w:p>
+    <w:p>
       <w:r>
         <w:rPr>
           <w:b/>
         </w:rPr>
-        <w:t>Assertion:</w:t>
-      </w:r>
-      <w:r/>
-    </w:p>
-    <w:p>
-      <w:pPr>
-        <w:pStyle w:val="APICode"/>
-      </w:pPr>
-      <w:r>
+        <w:t>FAIL</w:t>
+      </w:r>
+      <w:r>
+        <w:t xml:space="preserve"> — actual response:</w:t>
+      </w:r>
+    </w:p>
+    <w:p>
+      <w:r>
+        <w:rPr>
+          <w:rFonts w:ascii="Courier New" w:hAnsi="Courier New"/>
+          <w:sz w:val="18"/>
+        </w:rPr>
         <w:t>{</w:t>
         <w:br/>
-        <w:t xml:space="preserve">  "JsonPath": "$.outputData.score",</w:t>
-        <w:br/>
-        <w:t xml:space="preserve">  "Operator": "LESS_THAN",</w:t>
-        <w:br/>
-        <w:t xml:space="preserve">  "Value": 100</w:t>
+        <w:t xml:space="preserve">  "outputData": {</w:t>
+        <w:br/>
+        <w:t xml:space="preserve">    "score": 120</w:t>
+        <w:br/>
+        <w:t xml:space="preserve">  }</w:t>
         <w:br/>
         <w:t>}</w:t>
       </w:r>
     </w:p>
     <w:p>
-      <w:r/>
       <w:r>
         <w:rPr>
           <w:b/>
         </w:rPr>
-        <w:t>PASS</w:t>
-      </w:r>
-      <w:r>
-        <w:t xml:space="preserve"> — actual response:</w:t>
-      </w:r>
-    </w:p>
-    <w:p>
-      <w:pPr>
-        <w:pStyle w:val="APICode"/>
-      </w:pPr>
-      <w:r>
-        <w:t>{</w:t>
-        <w:br/>
-        <w:t xml:space="preserve">  "outputData": {</w:t>
-        <w:br/>
-        <w:t xml:space="preserve">    "score": 80</w:t>
-        <w:br/>
-        <w:t xml:space="preserve">  }</w:t>
-        <w:br/>
-        <w:t>}</w:t>
-      </w:r>
-    </w:p>
-    <w:p>
-      <w:r/>
-      <w:r>
-        <w:rPr>
-          <w:b/>
-        </w:rPr>
-        <w:t>FAIL</w:t>
-      </w:r>
-      <w:r>
-        <w:t xml:space="preserve"> — actual response:</w:t>
-      </w:r>
-    </w:p>
-    <w:p>
-      <w:pPr>
-        <w:pStyle w:val="APICode"/>
-      </w:pPr>
-      <w:r>
-        <w:t>{</w:t>
-        <w:br/>
-        <w:t xml:space="preserve">  "outputData": {</w:t>
-        <w:br/>
-        <w:t xml:space="preserve">    "score": 120</w:t>
-        <w:br/>
-        <w:t xml:space="preserve">  }</w:t>
-        <w:br/>
-        <w:t>}</w:t>
-      </w:r>
-    </w:p>
-    <w:p>
-      <w:pPr>
-        <w:pStyle w:val="APIQuote"/>
-      </w:pPr>
-      <w:r>
-        <w:t>**Notes:** Boundary condition enforcement. Numeric types required.</w:t>
-      </w:r>
-    </w:p>
-    <w:p>
-      <w:r>
-        <w:t>__________________________________________________</w:t>
+        <w:t xml:space="preserve">Notes: </w:t>
+      </w:r>
+      <w:r>
+        <w:t>Boundary condition enforcement. Numeric types required.</w:t>
+      </w:r>
+    </w:p>
+    <w:p>
+      <w:r>
+        <w:t>---</w:t>
       </w:r>
     </w:p>
     <w:p>
@@ -542,43 +570,98 @@
       </w:r>
     </w:p>
     <w:p>
+      <w:r>
+        <w:rPr>
+          <w:b/>
+        </w:rPr>
+        <w:t>Purpose:</w:t>
+      </w:r>
+      <w:r>
+        <w:t xml:space="preserve"> Validates that the extracted numeric value falls within a specified range (inclusive on both ends).</w:t>
+      </w:r>
+    </w:p>
+    <w:p>
+      <w:r>
+        <w:rPr>
+          <w:b/>
+        </w:rPr>
+        <w:t>Assertion:</w:t>
+      </w:r>
       <w:r/>
+    </w:p>
+    <w:p>
+      <w:r>
+        <w:rPr>
+          <w:rFonts w:ascii="Courier New" w:hAnsi="Courier New"/>
+          <w:sz w:val="18"/>
+        </w:rPr>
+        <w:t>{</w:t>
+        <w:br/>
+        <w:t xml:space="preserve">  "JsonPath": "$.outputData.riskScore",</w:t>
+        <w:br/>
+        <w:t xml:space="preserve">  "Operator": "BETWEEN",</w:t>
+        <w:br/>
+        <w:t xml:space="preserve">  "Value": {</w:t>
+        <w:br/>
+        <w:t xml:space="preserve">    "min": 50,</w:t>
+        <w:br/>
+        <w:t xml:space="preserve">    "max": 100</w:t>
+        <w:br/>
+        <w:t xml:space="preserve">  }</w:t>
+        <w:br/>
+        <w:t>}</w:t>
+      </w:r>
+    </w:p>
+    <w:p>
       <w:r>
         <w:rPr>
           <w:b/>
         </w:rPr>
-        <w:t>Purpose:</w:t>
-      </w:r>
-      <w:r>
-        <w:t xml:space="preserve"> Validates that the extracted numeric value falls within a specified range (inclusive on both ends).</w:t>
-      </w:r>
-    </w:p>
-    <w:p>
-      <w:r/>
+        <w:t>PASS</w:t>
+      </w:r>
+      <w:r>
+        <w:t xml:space="preserve"> — actual response:</w:t>
+      </w:r>
+    </w:p>
+    <w:p>
+      <w:r>
+        <w:rPr>
+          <w:rFonts w:ascii="Courier New" w:hAnsi="Courier New"/>
+          <w:sz w:val="18"/>
+        </w:rPr>
+        <w:t>{</w:t>
+        <w:br/>
+        <w:t xml:space="preserve">  "outputData": {</w:t>
+        <w:br/>
+        <w:t xml:space="preserve">    "riskScore": 75</w:t>
+        <w:br/>
+        <w:t xml:space="preserve">  }</w:t>
+        <w:br/>
+        <w:t>}</w:t>
+      </w:r>
+    </w:p>
+    <w:p>
       <w:r>
         <w:rPr>
           <w:b/>
         </w:rPr>
-        <w:t>Assertion:</w:t>
-      </w:r>
-      <w:r/>
-    </w:p>
-    <w:p>
-      <w:pPr>
-        <w:pStyle w:val="APICode"/>
-      </w:pPr>
-      <w:r>
+        <w:t>FAIL</w:t>
+      </w:r>
+      <w:r>
+        <w:t xml:space="preserve"> — actual response:</w:t>
+      </w:r>
+    </w:p>
+    <w:p>
+      <w:r>
+        <w:rPr>
+          <w:rFonts w:ascii="Courier New" w:hAnsi="Courier New"/>
+          <w:sz w:val="18"/>
+        </w:rPr>
         <w:t>{</w:t>
         <w:br/>
-        <w:t xml:space="preserve">  "JsonPath": "$.outputData.riskScore",</w:t>
-        <w:br/>
-        <w:t xml:space="preserve">  "Operator": "BETWEEN",</w:t>
-        <w:br/>
-        <w:t xml:space="preserve">  "Value": {</w:t>
-        <w:br/>
-        <w:t xml:space="preserve">    "min": 50,</w:t>
-        <w:br/>
-        <w:t xml:space="preserve">    "max": 100</w:t>
+        <w:t xml:space="preserve">  "outputData": {</w:t>
+        <w:br/>
+        <w:t xml:space="preserve">    "riskScore": 30</w:t>
         <w:br/>
         <w:t xml:space="preserve">  }</w:t>
         <w:br/>
@@ -586,72 +669,19 @@
       </w:r>
     </w:p>
     <w:p>
-      <w:r/>
       <w:r>
         <w:rPr>
           <w:b/>
         </w:rPr>
-        <w:t>PASS</w:t>
-      </w:r>
-      <w:r>
-        <w:t xml:space="preserve"> — actual response:</w:t>
-      </w:r>
-    </w:p>
-    <w:p>
-      <w:pPr>
-        <w:pStyle w:val="APICode"/>
-      </w:pPr>
-      <w:r>
-        <w:t>{</w:t>
-        <w:br/>
-        <w:t xml:space="preserve">  "outputData": {</w:t>
-        <w:br/>
-        <w:t xml:space="preserve">    "riskScore": 75</w:t>
-        <w:br/>
-        <w:t xml:space="preserve">  }</w:t>
-        <w:br/>
-        <w:t>}</w:t>
-      </w:r>
-    </w:p>
-    <w:p>
-      <w:r/>
-      <w:r>
-        <w:rPr>
-          <w:b/>
-        </w:rPr>
-        <w:t>FAIL</w:t>
-      </w:r>
-      <w:r>
-        <w:t xml:space="preserve"> — actual response:</w:t>
-      </w:r>
-    </w:p>
-    <w:p>
-      <w:pPr>
-        <w:pStyle w:val="APICode"/>
-      </w:pPr>
-      <w:r>
-        <w:t>{</w:t>
-        <w:br/>
-        <w:t xml:space="preserve">  "outputData": {</w:t>
-        <w:br/>
-        <w:t xml:space="preserve">    "riskScore": 30</w:t>
-        <w:br/>
-        <w:t xml:space="preserve">  }</w:t>
-        <w:br/>
-        <w:t>}</w:t>
-      </w:r>
-    </w:p>
-    <w:p>
-      <w:pPr>
-        <w:pStyle w:val="APIQuote"/>
-      </w:pPr>
-      <w:r>
-        <w:t>**Notes:** Value must be a JSON object with `min` and `max` keys. Both boundaries are inclusive. Numeric types required.</w:t>
-      </w:r>
-    </w:p>
-    <w:p>
-      <w:r>
-        <w:t>__________________________________________________</w:t>
+        <w:t xml:space="preserve">Notes: </w:t>
+      </w:r>
+      <w:r>
+        <w:t>Value must be a JSON object with `min` and `max` keys. Both boundaries are inclusive. Numeric types required.</w:t>
+      </w:r>
+    </w:p>
+    <w:p>
+      <w:r>
+        <w:t>---</w:t>
       </w:r>
     </w:p>
     <w:p>
@@ -659,116 +689,352 @@
         <w:pStyle w:val="Heading3"/>
       </w:pPr>
       <w:r>
+        <w:t>GREATER_THAN_OR_EQUALS</w:t>
+      </w:r>
+    </w:p>
+    <w:p>
+      <w:r>
+        <w:rPr>
+          <w:b/>
+        </w:rPr>
+        <w:t>Purpose:</w:t>
+      </w:r>
+      <w:r>
+        <w:t xml:space="preserve"> Validates that the extracted numeric value is greater than or equal to the expected value.</w:t>
+      </w:r>
+    </w:p>
+    <w:p>
+      <w:r>
+        <w:rPr>
+          <w:b/>
+        </w:rPr>
+        <w:t>Assertion:</w:t>
+      </w:r>
+      <w:r/>
+    </w:p>
+    <w:p>
+      <w:r>
+        <w:rPr>
+          <w:rFonts w:ascii="Courier New" w:hAnsi="Courier New"/>
+          <w:sz w:val="18"/>
+        </w:rPr>
+        <w:t>{</w:t>
+        <w:br/>
+        <w:t xml:space="preserve">  "JsonPath": "$.outputData.score",</w:t>
+        <w:br/>
+        <w:t xml:space="preserve">  "Operator": "GREATER_THAN_OR_EQUALS",</w:t>
+        <w:br/>
+        <w:t xml:space="preserve">  "Value": 50</w:t>
+        <w:br/>
+        <w:t>}</w:t>
+      </w:r>
+    </w:p>
+    <w:p>
+      <w:r>
+        <w:rPr>
+          <w:b/>
+        </w:rPr>
+        <w:t>PASS</w:t>
+      </w:r>
+      <w:r>
+        <w:t xml:space="preserve"> — actual response:</w:t>
+      </w:r>
+    </w:p>
+    <w:p>
+      <w:r>
+        <w:rPr>
+          <w:rFonts w:ascii="Courier New" w:hAnsi="Courier New"/>
+          <w:sz w:val="18"/>
+        </w:rPr>
+        <w:t>{</w:t>
+        <w:br/>
+        <w:t xml:space="preserve">  "outputData": {</w:t>
+        <w:br/>
+        <w:t xml:space="preserve">    "score": 50</w:t>
+        <w:br/>
+        <w:t xml:space="preserve">  }</w:t>
+        <w:br/>
+        <w:t>}</w:t>
+      </w:r>
+    </w:p>
+    <w:p>
+      <w:r>
+        <w:rPr>
+          <w:b/>
+        </w:rPr>
+        <w:t>FAIL</w:t>
+      </w:r>
+      <w:r>
+        <w:t xml:space="preserve"> — actual response:</w:t>
+      </w:r>
+    </w:p>
+    <w:p>
+      <w:r>
+        <w:rPr>
+          <w:rFonts w:ascii="Courier New" w:hAnsi="Courier New"/>
+          <w:sz w:val="18"/>
+        </w:rPr>
+        <w:t>{</w:t>
+        <w:br/>
+        <w:t xml:space="preserve">  "outputData": {</w:t>
+        <w:br/>
+        <w:t xml:space="preserve">    "score": 49</w:t>
+        <w:br/>
+        <w:t xml:space="preserve">  }</w:t>
+        <w:br/>
+        <w:t>}</w:t>
+      </w:r>
+    </w:p>
+    <w:p>
+      <w:r>
+        <w:rPr>
+          <w:b/>
+        </w:rPr>
+        <w:t xml:space="preserve">Notes: </w:t>
+      </w:r>
+      <w:r>
+        <w:t>Numeric types required. Inclusive boundary.</w:t>
+      </w:r>
+    </w:p>
+    <w:p>
+      <w:r>
+        <w:t>---</w:t>
+      </w:r>
+    </w:p>
+    <w:p>
+      <w:pPr>
+        <w:pStyle w:val="Heading3"/>
+      </w:pPr>
+      <w:r>
+        <w:t>LESS_THAN_OR_EQUALS</w:t>
+      </w:r>
+    </w:p>
+    <w:p>
+      <w:r>
+        <w:rPr>
+          <w:b/>
+        </w:rPr>
+        <w:t>Purpose:</w:t>
+      </w:r>
+      <w:r>
+        <w:t xml:space="preserve"> Validates that the extracted numeric value is less than or equal to the expected value.</w:t>
+      </w:r>
+    </w:p>
+    <w:p>
+      <w:r>
+        <w:rPr>
+          <w:b/>
+        </w:rPr>
+        <w:t>Assertion:</w:t>
+      </w:r>
+      <w:r/>
+    </w:p>
+    <w:p>
+      <w:r>
+        <w:rPr>
+          <w:rFonts w:ascii="Courier New" w:hAnsi="Courier New"/>
+          <w:sz w:val="18"/>
+        </w:rPr>
+        <w:t>{</w:t>
+        <w:br/>
+        <w:t xml:space="preserve">  "JsonPath": "$.outputData.score",</w:t>
+        <w:br/>
+        <w:t xml:space="preserve">  "Operator": "LESS_THAN_OR_EQUALS",</w:t>
+        <w:br/>
+        <w:t xml:space="preserve">  "Value": 100</w:t>
+        <w:br/>
+        <w:t>}</w:t>
+      </w:r>
+    </w:p>
+    <w:p>
+      <w:r>
+        <w:rPr>
+          <w:b/>
+        </w:rPr>
+        <w:t>PASS</w:t>
+      </w:r>
+      <w:r>
+        <w:t xml:space="preserve"> — actual response:</w:t>
+      </w:r>
+    </w:p>
+    <w:p>
+      <w:r>
+        <w:rPr>
+          <w:rFonts w:ascii="Courier New" w:hAnsi="Courier New"/>
+          <w:sz w:val="18"/>
+        </w:rPr>
+        <w:t>{</w:t>
+        <w:br/>
+        <w:t xml:space="preserve">  "outputData": {</w:t>
+        <w:br/>
+        <w:t xml:space="preserve">    "score": 100</w:t>
+        <w:br/>
+        <w:t xml:space="preserve">  }</w:t>
+        <w:br/>
+        <w:t>}</w:t>
+      </w:r>
+    </w:p>
+    <w:p>
+      <w:r>
+        <w:rPr>
+          <w:b/>
+        </w:rPr>
+        <w:t>FAIL</w:t>
+      </w:r>
+      <w:r>
+        <w:t xml:space="preserve"> — actual response:</w:t>
+      </w:r>
+    </w:p>
+    <w:p>
+      <w:r>
+        <w:rPr>
+          <w:rFonts w:ascii="Courier New" w:hAnsi="Courier New"/>
+          <w:sz w:val="18"/>
+        </w:rPr>
+        <w:t>{</w:t>
+        <w:br/>
+        <w:t xml:space="preserve">  "outputData": {</w:t>
+        <w:br/>
+        <w:t xml:space="preserve">    "score": 101</w:t>
+        <w:br/>
+        <w:t xml:space="preserve">  }</w:t>
+        <w:br/>
+        <w:t>}</w:t>
+      </w:r>
+    </w:p>
+    <w:p>
+      <w:r>
+        <w:rPr>
+          <w:b/>
+        </w:rPr>
+        <w:t xml:space="preserve">Notes: </w:t>
+      </w:r>
+      <w:r>
+        <w:t>Numeric types required. Inclusive boundary.</w:t>
+      </w:r>
+    </w:p>
+    <w:p>
+      <w:r>
+        <w:t>---</w:t>
+      </w:r>
+    </w:p>
+    <w:p>
+      <w:pPr>
+        <w:pStyle w:val="Heading3"/>
+      </w:pPr>
+      <w:r>
         <w:t>REGEX_MATCH</w:t>
       </w:r>
     </w:p>
     <w:p>
+      <w:r>
+        <w:rPr>
+          <w:b/>
+        </w:rPr>
+        <w:t>Purpose:</w:t>
+      </w:r>
+      <w:r>
+        <w:t xml:space="preserve"> Validates that the extracted string value matches the given regular expression pattern (full match).</w:t>
+      </w:r>
+    </w:p>
+    <w:p>
+      <w:r>
+        <w:rPr>
+          <w:b/>
+        </w:rPr>
+        <w:t>Assertion:</w:t>
+      </w:r>
       <w:r/>
+    </w:p>
+    <w:p>
+      <w:r>
+        <w:rPr>
+          <w:rFonts w:ascii="Courier New" w:hAnsi="Courier New"/>
+          <w:sz w:val="18"/>
+        </w:rPr>
+        <w:t>{</w:t>
+        <w:br/>
+        <w:t xml:space="preserve">  "JsonPath": "$.outputData.referenceId",</w:t>
+        <w:br/>
+        <w:t xml:space="preserve">  "Operator": "REGEX_MATCH",</w:t>
+        <w:br/>
+        <w:t xml:space="preserve">  "Value": "^REF-\\d{4}-\\d{5}$",</w:t>
+        <w:br/>
+        <w:t xml:space="preserve">  "Description": "Reference ID must follow format REF-XXXX-XXXXX"</w:t>
+        <w:br/>
+        <w:t>}</w:t>
+      </w:r>
+    </w:p>
+    <w:p>
       <w:r>
         <w:rPr>
           <w:b/>
         </w:rPr>
-        <w:t>Purpose:</w:t>
-      </w:r>
-      <w:r>
-        <w:t xml:space="preserve"> Validates that the extracted string value matches the given regular expression pattern (full match).</w:t>
-      </w:r>
-    </w:p>
-    <w:p>
-      <w:r/>
+        <w:t>PASS</w:t>
+      </w:r>
+      <w:r>
+        <w:t xml:space="preserve"> — actual response:</w:t>
+      </w:r>
+    </w:p>
+    <w:p>
+      <w:r>
+        <w:rPr>
+          <w:rFonts w:ascii="Courier New" w:hAnsi="Courier New"/>
+          <w:sz w:val="18"/>
+        </w:rPr>
+        <w:t>{</w:t>
+        <w:br/>
+        <w:t xml:space="preserve">  "outputData": {</w:t>
+        <w:br/>
+        <w:t xml:space="preserve">    "referenceId": "REF-1234-56789"</w:t>
+        <w:br/>
+        <w:t xml:space="preserve">  }</w:t>
+        <w:br/>
+        <w:t>}</w:t>
+      </w:r>
+    </w:p>
+    <w:p>
       <w:r>
         <w:rPr>
           <w:b/>
         </w:rPr>
-        <w:t>Assertion:</w:t>
-      </w:r>
-      <w:r/>
-    </w:p>
-    <w:p>
-      <w:pPr>
-        <w:pStyle w:val="APICode"/>
-      </w:pPr>
-      <w:r>
+        <w:t>FAIL</w:t>
+      </w:r>
+      <w:r>
+        <w:t xml:space="preserve"> — actual response:</w:t>
+      </w:r>
+    </w:p>
+    <w:p>
+      <w:r>
+        <w:rPr>
+          <w:rFonts w:ascii="Courier New" w:hAnsi="Courier New"/>
+          <w:sz w:val="18"/>
+        </w:rPr>
         <w:t>{</w:t>
         <w:br/>
-        <w:t xml:space="preserve">  "JsonPath": "$.outputData.referenceId",</w:t>
-        <w:br/>
-        <w:t xml:space="preserve">  "Operator": "REGEX_MATCH",</w:t>
-        <w:br/>
-        <w:t xml:space="preserve">  "Value": "^REF-\\d{4}-\\d{5}$",</w:t>
-        <w:br/>
-        <w:t xml:space="preserve">  "Description": "Reference ID must follow format REF-XXXX-XXXXX"</w:t>
+        <w:t xml:space="preserve">  "outputData": {</w:t>
+        <w:br/>
+        <w:t xml:space="preserve">    "referenceId": "INVALID-ID"</w:t>
+        <w:br/>
+        <w:t xml:space="preserve">  }</w:t>
         <w:br/>
         <w:t>}</w:t>
       </w:r>
     </w:p>
     <w:p>
-      <w:r/>
       <w:r>
         <w:rPr>
           <w:b/>
         </w:rPr>
-        <w:t>PASS</w:t>
-      </w:r>
-      <w:r>
-        <w:t xml:space="preserve"> — actual response:</w:t>
-      </w:r>
-    </w:p>
-    <w:p>
-      <w:pPr>
-        <w:pStyle w:val="APICode"/>
-      </w:pPr>
-      <w:r>
-        <w:t>{</w:t>
-        <w:br/>
-        <w:t xml:space="preserve">  "outputData": {</w:t>
-        <w:br/>
-        <w:t xml:space="preserve">    "referenceId": "REF-1234-56789"</w:t>
-        <w:br/>
-        <w:t xml:space="preserve">  }</w:t>
-        <w:br/>
-        <w:t>}</w:t>
-      </w:r>
-    </w:p>
-    <w:p>
-      <w:r/>
-      <w:r>
-        <w:rPr>
-          <w:b/>
-        </w:rPr>
-        <w:t>FAIL</w:t>
-      </w:r>
-      <w:r>
-        <w:t xml:space="preserve"> — actual response:</w:t>
-      </w:r>
-    </w:p>
-    <w:p>
-      <w:pPr>
-        <w:pStyle w:val="APICode"/>
-      </w:pPr>
-      <w:r>
-        <w:t>{</w:t>
-        <w:br/>
-        <w:t xml:space="preserve">  "outputData": {</w:t>
-        <w:br/>
-        <w:t xml:space="preserve">    "referenceId": "INVALID-ID"</w:t>
-        <w:br/>
-        <w:t xml:space="preserve">  }</w:t>
-        <w:br/>
-        <w:t>}</w:t>
-      </w:r>
-    </w:p>
-    <w:p>
-      <w:pPr>
-        <w:pStyle w:val="APIQuote"/>
-      </w:pPr>
-      <w:r>
-        <w:t>**Notes:** Uses full match (`matches()`), not partial find. Value must be a valid regex string. Case-sensitive by default. The `Description` field is optional but recommended for regex patterns to explain intent.</w:t>
-      </w:r>
-    </w:p>
-    <w:p>
-      <w:r>
-        <w:t>__________________________________________________</w:t>
+        <w:t xml:space="preserve">Notes: </w:t>
+      </w:r>
+      <w:r>
+        <w:t>Uses full match (`matches()`), not partial find. Value must be a valid regex string. Case-sensitive by default. The `Description` field is optional but recommended for regex patterns to explain intent.</w:t>
+      </w:r>
+    </w:p>
+    <w:p>
+      <w:r>
+        <w:t>---</w:t>
       </w:r>
     </w:p>
     <w:p>
@@ -776,7 +1042,7 @@
         <w:pStyle w:val="Heading2"/>
       </w:pPr>
       <w:r>
-        <w:t>Structural Operators</w:t>
+        <w:t>String Operators</w:t>
       </w:r>
     </w:p>
     <w:p>
@@ -784,108 +1050,116 @@
         <w:pStyle w:val="Heading3"/>
       </w:pPr>
       <w:r>
-        <w:t>EXISTS</w:t>
-      </w:r>
-    </w:p>
-    <w:p>
+        <w:t>STARTS_WITH</w:t>
+      </w:r>
+    </w:p>
+    <w:p>
+      <w:r>
+        <w:rPr>
+          <w:b/>
+        </w:rPr>
+        <w:t>Purpose:</w:t>
+      </w:r>
+      <w:r>
+        <w:t xml:space="preserve"> Validates that the extracted string starts with the specified prefix.</w:t>
+      </w:r>
+    </w:p>
+    <w:p>
+      <w:r>
+        <w:rPr>
+          <w:b/>
+        </w:rPr>
+        <w:t>Assertion:</w:t>
+      </w:r>
       <w:r/>
+    </w:p>
+    <w:p>
+      <w:r>
+        <w:rPr>
+          <w:rFonts w:ascii="Courier New" w:hAnsi="Courier New"/>
+          <w:sz w:val="18"/>
+        </w:rPr>
+        <w:t>{</w:t>
+        <w:br/>
+        <w:t xml:space="preserve">  "JsonPath": "$.outputData.reference",</w:t>
+        <w:br/>
+        <w:t xml:space="preserve">  "Operator": "STARTS_WITH",</w:t>
+        <w:br/>
+        <w:t xml:space="preserve">  "Value": "REF-"</w:t>
+        <w:br/>
+        <w:t>}</w:t>
+      </w:r>
+    </w:p>
+    <w:p>
       <w:r>
         <w:rPr>
           <w:b/>
         </w:rPr>
-        <w:t>Purpose:</w:t>
-      </w:r>
-      <w:r>
-        <w:t xml:space="preserve"> Validates that the JsonPath resolves to at least one value.</w:t>
-      </w:r>
-    </w:p>
-    <w:p>
-      <w:r/>
+        <w:t>PASS</w:t>
+      </w:r>
+      <w:r>
+        <w:t xml:space="preserve"> — actual response:</w:t>
+      </w:r>
+    </w:p>
+    <w:p>
+      <w:r>
+        <w:rPr>
+          <w:rFonts w:ascii="Courier New" w:hAnsi="Courier New"/>
+          <w:sz w:val="18"/>
+        </w:rPr>
+        <w:t>{</w:t>
+        <w:br/>
+        <w:t xml:space="preserve">  "outputData": {</w:t>
+        <w:br/>
+        <w:t xml:space="preserve">    "reference": "REF-12345"</w:t>
+        <w:br/>
+        <w:t xml:space="preserve">  }</w:t>
+        <w:br/>
+        <w:t>}</w:t>
+      </w:r>
+    </w:p>
+    <w:p>
       <w:r>
         <w:rPr>
           <w:b/>
         </w:rPr>
-        <w:t>Assertion:</w:t>
-      </w:r>
-      <w:r/>
-    </w:p>
-    <w:p>
-      <w:pPr>
-        <w:pStyle w:val="APICode"/>
-      </w:pPr>
-      <w:r>
+        <w:t>FAIL</w:t>
+      </w:r>
+      <w:r>
+        <w:t xml:space="preserve"> — actual response:</w:t>
+      </w:r>
+    </w:p>
+    <w:p>
+      <w:r>
+        <w:rPr>
+          <w:rFonts w:ascii="Courier New" w:hAnsi="Courier New"/>
+          <w:sz w:val="18"/>
+        </w:rPr>
         <w:t>{</w:t>
         <w:br/>
-        <w:t xml:space="preserve">  "JsonPath": "$.outputData.referenceId",</w:t>
-        <w:br/>
-        <w:t xml:space="preserve">  "Operator": "EXISTS"</w:t>
+        <w:t xml:space="preserve">  "outputData": {</w:t>
+        <w:br/>
+        <w:t xml:space="preserve">    "reference": "ID-12345"</w:t>
+        <w:br/>
+        <w:t xml:space="preserve">  }</w:t>
         <w:br/>
         <w:t>}</w:t>
       </w:r>
     </w:p>
     <w:p>
-      <w:r/>
       <w:r>
         <w:rPr>
           <w:b/>
         </w:rPr>
-        <w:t>PASS</w:t>
-      </w:r>
-      <w:r>
-        <w:t xml:space="preserve"> — actual response:</w:t>
-      </w:r>
-    </w:p>
-    <w:p>
-      <w:pPr>
-        <w:pStyle w:val="APICode"/>
-      </w:pPr>
-      <w:r>
-        <w:t>{</w:t>
-        <w:br/>
-        <w:t xml:space="preserve">  "outputData": {</w:t>
-        <w:br/>
-        <w:t xml:space="preserve">    "referenceId": "ABC123"</w:t>
-        <w:br/>
-        <w:t xml:space="preserve">  }</w:t>
-        <w:br/>
-        <w:t>}</w:t>
-      </w:r>
-    </w:p>
-    <w:p>
-      <w:r/>
-      <w:r>
-        <w:rPr>
-          <w:b/>
-        </w:rPr>
-        <w:t>FAIL</w:t>
-      </w:r>
-      <w:r>
-        <w:t xml:space="preserve"> — actual response:</w:t>
-      </w:r>
-    </w:p>
-    <w:p>
-      <w:pPr>
-        <w:pStyle w:val="APICode"/>
-      </w:pPr>
-      <w:r>
-        <w:t>{</w:t>
-        <w:br/>
-        <w:t xml:space="preserve">  "outputData": {}</w:t>
-        <w:br/>
-        <w:t>}</w:t>
-      </w:r>
-    </w:p>
-    <w:p>
-      <w:pPr>
-        <w:pStyle w:val="APIQuote"/>
-      </w:pPr>
-      <w:r>
-        <w:t>**Notes:** Does not validate value content. Only checks presence. No `Value` field required.</w:t>
-      </w:r>
-    </w:p>
-    <w:p>
-      <w:r>
-        <w:t>__________________________________________________</w:t>
+        <w:t xml:space="preserve">Notes: </w:t>
+      </w:r>
+      <w:r>
+        <w:t>Case-sensitive matching.</w:t>
+      </w:r>
+    </w:p>
+    <w:p>
+      <w:r>
+        <w:t>---</w:t>
       </w:r>
     </w:p>
     <w:p>
@@ -893,114 +1167,116 @@
         <w:pStyle w:val="Heading3"/>
       </w:pPr>
       <w:r>
-        <w:t>ARRAY_SIZE_EQUALS</w:t>
-      </w:r>
-    </w:p>
-    <w:p>
+        <w:t>ENDS_WITH</w:t>
+      </w:r>
+    </w:p>
+    <w:p>
+      <w:r>
+        <w:rPr>
+          <w:b/>
+        </w:rPr>
+        <w:t>Purpose:</w:t>
+      </w:r>
+      <w:r>
+        <w:t xml:space="preserve"> Validates that the extracted string ends with the specified suffix.</w:t>
+      </w:r>
+    </w:p>
+    <w:p>
+      <w:r>
+        <w:rPr>
+          <w:b/>
+        </w:rPr>
+        <w:t>Assertion:</w:t>
+      </w:r>
       <w:r/>
+    </w:p>
+    <w:p>
+      <w:r>
+        <w:rPr>
+          <w:rFonts w:ascii="Courier New" w:hAnsi="Courier New"/>
+          <w:sz w:val="18"/>
+        </w:rPr>
+        <w:t>{</w:t>
+        <w:br/>
+        <w:t xml:space="preserve">  "JsonPath": "$.outputData.reference",</w:t>
+        <w:br/>
+        <w:t xml:space="preserve">  "Operator": "ENDS_WITH",</w:t>
+        <w:br/>
+        <w:t xml:space="preserve">  "Value": "-Z"</w:t>
+        <w:br/>
+        <w:t>}</w:t>
+      </w:r>
+    </w:p>
+    <w:p>
       <w:r>
         <w:rPr>
           <w:b/>
         </w:rPr>
-        <w:t>Purpose:</w:t>
-      </w:r>
-      <w:r>
-        <w:t xml:space="preserve"> Validates that the extracted array has the specified length.</w:t>
-      </w:r>
-    </w:p>
-    <w:p>
-      <w:r/>
+        <w:t>PASS</w:t>
+      </w:r>
+      <w:r>
+        <w:t xml:space="preserve"> — actual response:</w:t>
+      </w:r>
+    </w:p>
+    <w:p>
+      <w:r>
+        <w:rPr>
+          <w:rFonts w:ascii="Courier New" w:hAnsi="Courier New"/>
+          <w:sz w:val="18"/>
+        </w:rPr>
+        <w:t>{</w:t>
+        <w:br/>
+        <w:t xml:space="preserve">  "outputData": {</w:t>
+        <w:br/>
+        <w:t xml:space="preserve">    "reference": "12345-Z"</w:t>
+        <w:br/>
+        <w:t xml:space="preserve">  }</w:t>
+        <w:br/>
+        <w:t>}</w:t>
+      </w:r>
+    </w:p>
+    <w:p>
       <w:r>
         <w:rPr>
           <w:b/>
         </w:rPr>
-        <w:t>Assertion:</w:t>
-      </w:r>
-      <w:r/>
-    </w:p>
-    <w:p>
-      <w:pPr>
-        <w:pStyle w:val="APICode"/>
-      </w:pPr>
-      <w:r>
+        <w:t>FAIL</w:t>
+      </w:r>
+      <w:r>
+        <w:t xml:space="preserve"> — actual response:</w:t>
+      </w:r>
+    </w:p>
+    <w:p>
+      <w:r>
+        <w:rPr>
+          <w:rFonts w:ascii="Courier New" w:hAnsi="Courier New"/>
+          <w:sz w:val="18"/>
+        </w:rPr>
         <w:t>{</w:t>
         <w:br/>
-        <w:t xml:space="preserve">  "JsonPath": "$.outputData.reasonCodes",</w:t>
-        <w:br/>
-        <w:t xml:space="preserve">  "Operator": "ARRAY_SIZE_EQUALS",</w:t>
-        <w:br/>
-        <w:t xml:space="preserve">  "Value": 2</w:t>
+        <w:t xml:space="preserve">  "outputData": {</w:t>
+        <w:br/>
+        <w:t xml:space="preserve">    "reference": "12345-A"</w:t>
+        <w:br/>
+        <w:t xml:space="preserve">  }</w:t>
         <w:br/>
         <w:t>}</w:t>
       </w:r>
     </w:p>
     <w:p>
-      <w:r/>
       <w:r>
         <w:rPr>
           <w:b/>
         </w:rPr>
-        <w:t>PASS</w:t>
-      </w:r>
-      <w:r>
-        <w:t xml:space="preserve"> — actual response:</w:t>
-      </w:r>
-    </w:p>
-    <w:p>
-      <w:pPr>
-        <w:pStyle w:val="APICode"/>
-      </w:pPr>
-      <w:r>
-        <w:t>{</w:t>
-        <w:br/>
-        <w:t xml:space="preserve">  "outputData": {</w:t>
-        <w:br/>
-        <w:t xml:space="preserve">    "reasonCodes": ["1004", "1011"]</w:t>
-        <w:br/>
-        <w:t xml:space="preserve">  }</w:t>
-        <w:br/>
-        <w:t>}</w:t>
-      </w:r>
-    </w:p>
-    <w:p>
-      <w:r/>
-      <w:r>
-        <w:rPr>
-          <w:b/>
-        </w:rPr>
-        <w:t>FAIL</w:t>
-      </w:r>
-      <w:r>
-        <w:t xml:space="preserve"> — actual response:</w:t>
-      </w:r>
-    </w:p>
-    <w:p>
-      <w:pPr>
-        <w:pStyle w:val="APICode"/>
-      </w:pPr>
-      <w:r>
-        <w:t>{</w:t>
-        <w:br/>
-        <w:t xml:space="preserve">  "outputData": {</w:t>
-        <w:br/>
-        <w:t xml:space="preserve">    "reasonCodes": ["1004"]</w:t>
-        <w:br/>
-        <w:t xml:space="preserve">  }</w:t>
-        <w:br/>
-        <w:t>}</w:t>
-      </w:r>
-    </w:p>
-    <w:p>
-      <w:pPr>
-        <w:pStyle w:val="APIQuote"/>
-      </w:pPr>
-      <w:r>
-        <w:t>**Notes:** Enforces cardinality. Prevents hidden extra elements. A null or missing array is treated as size 0.</w:t>
-      </w:r>
-    </w:p>
-    <w:p>
-      <w:r>
-        <w:t>__________________________________________________</w:t>
+        <w:t xml:space="preserve">Notes: </w:t>
+      </w:r>
+      <w:r>
+        <w:t>Case-sensitive matching.</w:t>
+      </w:r>
+    </w:p>
+    <w:p>
+      <w:r>
+        <w:t>---</w:t>
       </w:r>
     </w:p>
     <w:p>
@@ -1008,7 +1284,7 @@
         <w:pStyle w:val="Heading2"/>
       </w:pPr>
       <w:r>
-        <w:t>Array Operators</w:t>
+        <w:t>Date Operators</w:t>
       </w:r>
     </w:p>
     <w:p>
@@ -1016,114 +1292,116 @@
         <w:pStyle w:val="Heading3"/>
       </w:pPr>
       <w:r>
-        <w:t>ARRAY_CONTAINS</w:t>
-      </w:r>
-    </w:p>
-    <w:p>
+        <w:t>DATE_BEFORE</w:t>
+      </w:r>
+    </w:p>
+    <w:p>
+      <w:r>
+        <w:rPr>
+          <w:b/>
+        </w:rPr>
+        <w:t>Purpose:</w:t>
+      </w:r>
+      <w:r>
+        <w:t xml:space="preserve"> Validates that the extracted date is strictly before the expected date.</w:t>
+      </w:r>
+    </w:p>
+    <w:p>
+      <w:r>
+        <w:rPr>
+          <w:b/>
+        </w:rPr>
+        <w:t>Assertion:</w:t>
+      </w:r>
       <w:r/>
+    </w:p>
+    <w:p>
+      <w:r>
+        <w:rPr>
+          <w:rFonts w:ascii="Courier New" w:hAnsi="Courier New"/>
+          <w:sz w:val="18"/>
+        </w:rPr>
+        <w:t>{</w:t>
+        <w:br/>
+        <w:t xml:space="preserve">  "JsonPath": "$.outputData.issueDate",</w:t>
+        <w:br/>
+        <w:t xml:space="preserve">  "Operator": "DATE_BEFORE",</w:t>
+        <w:br/>
+        <w:t xml:space="preserve">  "Value": "2025-01-01"</w:t>
+        <w:br/>
+        <w:t>}</w:t>
+      </w:r>
+    </w:p>
+    <w:p>
       <w:r>
         <w:rPr>
           <w:b/>
         </w:rPr>
-        <w:t>Purpose:</w:t>
-      </w:r>
-      <w:r>
-        <w:t xml:space="preserve"> Validates that an array contains the specified value.</w:t>
-      </w:r>
-    </w:p>
-    <w:p>
-      <w:r/>
+        <w:t>PASS</w:t>
+      </w:r>
+      <w:r>
+        <w:t xml:space="preserve"> — actual response:</w:t>
+      </w:r>
+    </w:p>
+    <w:p>
+      <w:r>
+        <w:rPr>
+          <w:rFonts w:ascii="Courier New" w:hAnsi="Courier New"/>
+          <w:sz w:val="18"/>
+        </w:rPr>
+        <w:t>{</w:t>
+        <w:br/>
+        <w:t xml:space="preserve">  "outputData": {</w:t>
+        <w:br/>
+        <w:t xml:space="preserve">    "issueDate": "2024-12-31"</w:t>
+        <w:br/>
+        <w:t xml:space="preserve">  }</w:t>
+        <w:br/>
+        <w:t>}</w:t>
+      </w:r>
+    </w:p>
+    <w:p>
       <w:r>
         <w:rPr>
           <w:b/>
         </w:rPr>
-        <w:t>Assertion:</w:t>
-      </w:r>
-      <w:r/>
-    </w:p>
-    <w:p>
-      <w:pPr>
-        <w:pStyle w:val="APICode"/>
-      </w:pPr>
-      <w:r>
+        <w:t>FAIL</w:t>
+      </w:r>
+      <w:r>
+        <w:t xml:space="preserve"> — actual response:</w:t>
+      </w:r>
+    </w:p>
+    <w:p>
+      <w:r>
+        <w:rPr>
+          <w:rFonts w:ascii="Courier New" w:hAnsi="Courier New"/>
+          <w:sz w:val="18"/>
+        </w:rPr>
         <w:t>{</w:t>
         <w:br/>
-        <w:t xml:space="preserve">  "JsonPath": "$.outputData.reasonCodes",</w:t>
-        <w:br/>
-        <w:t xml:space="preserve">  "Operator": "ARRAY_CONTAINS",</w:t>
-        <w:br/>
-        <w:t xml:space="preserve">  "Value": "1004"</w:t>
+        <w:t xml:space="preserve">  "outputData": {</w:t>
+        <w:br/>
+        <w:t xml:space="preserve">    "issueDate": "2025-01-01"</w:t>
+        <w:br/>
+        <w:t xml:space="preserve">  }</w:t>
         <w:br/>
         <w:t>}</w:t>
       </w:r>
     </w:p>
     <w:p>
-      <w:r/>
       <w:r>
         <w:rPr>
           <w:b/>
         </w:rPr>
-        <w:t>PASS</w:t>
-      </w:r>
-      <w:r>
-        <w:t xml:space="preserve"> — actual response:</w:t>
-      </w:r>
-    </w:p>
-    <w:p>
-      <w:pPr>
-        <w:pStyle w:val="APICode"/>
-      </w:pPr>
-      <w:r>
-        <w:t>{</w:t>
-        <w:br/>
-        <w:t xml:space="preserve">  "outputData": {</w:t>
-        <w:br/>
-        <w:t xml:space="preserve">    "reasonCodes": ["1004", "1011"]</w:t>
-        <w:br/>
-        <w:t xml:space="preserve">  }</w:t>
-        <w:br/>
-        <w:t>}</w:t>
-      </w:r>
-    </w:p>
-    <w:p>
-      <w:r/>
-      <w:r>
-        <w:rPr>
-          <w:b/>
-        </w:rPr>
-        <w:t>FAIL</w:t>
-      </w:r>
-      <w:r>
-        <w:t xml:space="preserve"> — actual response:</w:t>
-      </w:r>
-    </w:p>
-    <w:p>
-      <w:pPr>
-        <w:pStyle w:val="APICode"/>
-      </w:pPr>
-      <w:r>
-        <w:t>{</w:t>
-        <w:br/>
-        <w:t xml:space="preserve">  "outputData": {</w:t>
-        <w:br/>
-        <w:t xml:space="preserve">    "reasonCodes": ["1011"]</w:t>
-        <w:br/>
-        <w:t xml:space="preserve">  }</w:t>
-        <w:br/>
-        <w:t>}</w:t>
-      </w:r>
-    </w:p>
-    <w:p>
-      <w:pPr>
-        <w:pStyle w:val="APIQuote"/>
-      </w:pPr>
-      <w:r>
-        <w:t>**Notes:** JsonPath must resolve to an array. If a scalar is returned, the assertion fails.</w:t>
-      </w:r>
-    </w:p>
-    <w:p>
-      <w:r>
-        <w:t>__________________________________________________</w:t>
+        <w:t xml:space="preserve">Notes: </w:t>
+      </w:r>
+      <w:r>
+        <w:t>Requires ISO-8601 date strings.</w:t>
+      </w:r>
+    </w:p>
+    <w:p>
+      <w:r>
+        <w:t>---</w:t>
       </w:r>
     </w:p>
     <w:p>
@@ -1131,142 +1409,116 @@
         <w:pStyle w:val="Heading3"/>
       </w:pPr>
       <w:r>
-        <w:t>ARRAY_CONTAINS_ONLY_VALUES</w:t>
-      </w:r>
-    </w:p>
-    <w:p>
+        <w:t>DATE_AFTER</w:t>
+      </w:r>
+    </w:p>
+    <w:p>
+      <w:r>
+        <w:rPr>
+          <w:b/>
+        </w:rPr>
+        <w:t>Purpose:</w:t>
+      </w:r>
+      <w:r>
+        <w:t xml:space="preserve"> Validates that the extracted date is strictly after the expected date.</w:t>
+      </w:r>
+    </w:p>
+    <w:p>
+      <w:r>
+        <w:rPr>
+          <w:b/>
+        </w:rPr>
+        <w:t>Assertion:</w:t>
+      </w:r>
       <w:r/>
+    </w:p>
+    <w:p>
+      <w:r>
+        <w:rPr>
+          <w:rFonts w:ascii="Courier New" w:hAnsi="Courier New"/>
+          <w:sz w:val="18"/>
+        </w:rPr>
+        <w:t>{</w:t>
+        <w:br/>
+        <w:t xml:space="preserve">  "JsonPath": "$.outputData.expiryDate",</w:t>
+        <w:br/>
+        <w:t xml:space="preserve">  "Operator": "DATE_AFTER",</w:t>
+        <w:br/>
+        <w:t xml:space="preserve">  "Value": "2025-01-01"</w:t>
+        <w:br/>
+        <w:t>}</w:t>
+      </w:r>
+    </w:p>
+    <w:p>
       <w:r>
         <w:rPr>
           <w:b/>
         </w:rPr>
-        <w:t>Purpose:</w:t>
-      </w:r>
-      <w:r>
-        <w:t xml:space="preserve"> Validates that the array contains exactly the specified values, in any order. The array must have the same size as the expected list, and contain all expected elements.</w:t>
-      </w:r>
-    </w:p>
-    <w:p>
-      <w:r/>
+        <w:t>PASS</w:t>
+      </w:r>
+      <w:r>
+        <w:t xml:space="preserve"> — actual response:</w:t>
+      </w:r>
+    </w:p>
+    <w:p>
+      <w:r>
+        <w:rPr>
+          <w:rFonts w:ascii="Courier New" w:hAnsi="Courier New"/>
+          <w:sz w:val="18"/>
+        </w:rPr>
+        <w:t>{</w:t>
+        <w:br/>
+        <w:t xml:space="preserve">  "outputData": {</w:t>
+        <w:br/>
+        <w:t xml:space="preserve">    "expiryDate": "2025-01-02"</w:t>
+        <w:br/>
+        <w:t xml:space="preserve">  }</w:t>
+        <w:br/>
+        <w:t>}</w:t>
+      </w:r>
+    </w:p>
+    <w:p>
       <w:r>
         <w:rPr>
           <w:b/>
         </w:rPr>
-        <w:t>Assertion:</w:t>
-      </w:r>
-      <w:r/>
-    </w:p>
-    <w:p>
-      <w:pPr>
-        <w:pStyle w:val="APICode"/>
-      </w:pPr>
-      <w:r>
+        <w:t>FAIL</w:t>
+      </w:r>
+      <w:r>
+        <w:t xml:space="preserve"> — actual response:</w:t>
+      </w:r>
+    </w:p>
+    <w:p>
+      <w:r>
+        <w:rPr>
+          <w:rFonts w:ascii="Courier New" w:hAnsi="Courier New"/>
+          <w:sz w:val="18"/>
+        </w:rPr>
         <w:t>{</w:t>
         <w:br/>
-        <w:t xml:space="preserve">  "JsonPath": "$.outputData.tags",</w:t>
-        <w:br/>
-        <w:t xml:space="preserve">  "Operator": "ARRAY_CONTAINS_ONLY_VALUES",</w:t>
-        <w:br/>
-        <w:t xml:space="preserve">  "Value": ["B", "A"]</w:t>
+        <w:t xml:space="preserve">  "outputData": {</w:t>
+        <w:br/>
+        <w:t xml:space="preserve">    "expiryDate": "2024-12-31"</w:t>
+        <w:br/>
+        <w:t xml:space="preserve">  }</w:t>
         <w:br/>
         <w:t>}</w:t>
       </w:r>
     </w:p>
     <w:p>
-      <w:r/>
       <w:r>
         <w:rPr>
           <w:b/>
         </w:rPr>
-        <w:t>PASS</w:t>
-      </w:r>
-      <w:r>
-        <w:t xml:space="preserve"> — actual response:</w:t>
-      </w:r>
-    </w:p>
-    <w:p>
-      <w:pPr>
-        <w:pStyle w:val="APICode"/>
-      </w:pPr>
-      <w:r>
-        <w:t>{</w:t>
-        <w:br/>
-        <w:t xml:space="preserve">  "outputData": {</w:t>
-        <w:br/>
-        <w:t xml:space="preserve">    "tags": ["A", "B"]</w:t>
-        <w:br/>
-        <w:t xml:space="preserve">  }</w:t>
-        <w:br/>
-        <w:t>}</w:t>
-      </w:r>
-    </w:p>
-    <w:p>
-      <w:r/>
-      <w:r>
-        <w:rPr>
-          <w:b/>
-        </w:rPr>
-        <w:t>FAIL</w:t>
-      </w:r>
-      <w:r>
-        <w:t xml:space="preserve"> — actual response (extra element):</w:t>
-      </w:r>
-    </w:p>
-    <w:p>
-      <w:pPr>
-        <w:pStyle w:val="APICode"/>
-      </w:pPr>
-      <w:r>
-        <w:t>{</w:t>
-        <w:br/>
-        <w:t xml:space="preserve">  "outputData": {</w:t>
-        <w:br/>
-        <w:t xml:space="preserve">    "tags": ["A", "B", "C"]</w:t>
-        <w:br/>
-        <w:t xml:space="preserve">  }</w:t>
-        <w:br/>
-        <w:t>}</w:t>
-      </w:r>
-    </w:p>
-    <w:p>
-      <w:r/>
-      <w:r>
-        <w:rPr>
-          <w:b/>
-        </w:rPr>
-        <w:t>FAIL</w:t>
-      </w:r>
-      <w:r>
-        <w:t xml:space="preserve"> — actual response (missing element):</w:t>
-      </w:r>
-    </w:p>
-    <w:p>
-      <w:pPr>
-        <w:pStyle w:val="APICode"/>
-      </w:pPr>
-      <w:r>
-        <w:t>{</w:t>
-        <w:br/>
-        <w:t xml:space="preserve">  "outputData": {</w:t>
-        <w:br/>
-        <w:t xml:space="preserve">    "tags": ["A"]</w:t>
-        <w:br/>
-        <w:t xml:space="preserve">  }</w:t>
-        <w:br/>
-        <w:t>}</w:t>
-      </w:r>
-    </w:p>
-    <w:p>
-      <w:pPr>
-        <w:pStyle w:val="APIQuote"/>
-      </w:pPr>
-      <w:r>
-        <w:t>**Notes:** Both size and content must match. Order is ignored. Useful when you need to assert the complete set of values without caring about ordering.</w:t>
-      </w:r>
-    </w:p>
-    <w:p>
-      <w:r>
-        <w:t>__________________________________________________</w:t>
+        <w:t xml:space="preserve">Notes: </w:t>
+      </w:r>
+      <w:r>
+        <w:t>Requires ISO-8601 date strings.</w:t>
+      </w:r>
+    </w:p>
+    <w:p>
+      <w:r>
+        <w:t>---</w:t>
       </w:r>
     </w:p>
     <w:p>
@@ -1274,142 +1526,116 @@
         <w:pStyle w:val="Heading3"/>
       </w:pPr>
       <w:r>
-        <w:t>ARRAY_CONTAINS_ONLY_ONE_VALUE</w:t>
-      </w:r>
-    </w:p>
-    <w:p>
+        <w:t>DATETIME_BEFORE</w:t>
+      </w:r>
+    </w:p>
+    <w:p>
+      <w:r>
+        <w:rPr>
+          <w:b/>
+        </w:rPr>
+        <w:t>Purpose:</w:t>
+      </w:r>
+      <w:r>
+        <w:t xml:space="preserve"> Validates that the extracted datetime is strictly before the expected datetime.</w:t>
+      </w:r>
+    </w:p>
+    <w:p>
+      <w:r>
+        <w:rPr>
+          <w:b/>
+        </w:rPr>
+        <w:t>Assertion:</w:t>
+      </w:r>
       <w:r/>
+    </w:p>
+    <w:p>
+      <w:r>
+        <w:rPr>
+          <w:rFonts w:ascii="Courier New" w:hAnsi="Courier New"/>
+          <w:sz w:val="18"/>
+        </w:rPr>
+        <w:t>{</w:t>
+        <w:br/>
+        <w:t xml:space="preserve">  "JsonPath": "$.outputData.timestamp",</w:t>
+        <w:br/>
+        <w:t xml:space="preserve">  "Operator": "DATETIME_BEFORE",</w:t>
+        <w:br/>
+        <w:t xml:space="preserve">  "Value": "2025-01-01T12:00:00Z"</w:t>
+        <w:br/>
+        <w:t>}</w:t>
+      </w:r>
+    </w:p>
+    <w:p>
       <w:r>
         <w:rPr>
           <w:b/>
         </w:rPr>
-        <w:t>Purpose:</w:t>
-      </w:r>
-      <w:r>
-        <w:t xml:space="preserve"> Validates that the array contains exactly one element, and that element equals the expected value.</w:t>
-      </w:r>
-    </w:p>
-    <w:p>
-      <w:r/>
+        <w:t>PASS</w:t>
+      </w:r>
+      <w:r>
+        <w:t xml:space="preserve"> — actual response:</w:t>
+      </w:r>
+    </w:p>
+    <w:p>
+      <w:r>
+        <w:rPr>
+          <w:rFonts w:ascii="Courier New" w:hAnsi="Courier New"/>
+          <w:sz w:val="18"/>
+        </w:rPr>
+        <w:t>{</w:t>
+        <w:br/>
+        <w:t xml:space="preserve">  "outputData": {</w:t>
+        <w:br/>
+        <w:t xml:space="preserve">    "timestamp": "2025-01-01T10:00:00Z"</w:t>
+        <w:br/>
+        <w:t xml:space="preserve">  }</w:t>
+        <w:br/>
+        <w:t>}</w:t>
+      </w:r>
+    </w:p>
+    <w:p>
       <w:r>
         <w:rPr>
           <w:b/>
         </w:rPr>
-        <w:t>Assertion:</w:t>
-      </w:r>
-      <w:r/>
-    </w:p>
-    <w:p>
-      <w:pPr>
-        <w:pStyle w:val="APICode"/>
-      </w:pPr>
-      <w:r>
+        <w:t>FAIL</w:t>
+      </w:r>
+      <w:r>
+        <w:t xml:space="preserve"> — actual response:</w:t>
+      </w:r>
+    </w:p>
+    <w:p>
+      <w:r>
+        <w:rPr>
+          <w:rFonts w:ascii="Courier New" w:hAnsi="Courier New"/>
+          <w:sz w:val="18"/>
+        </w:rPr>
         <w:t>{</w:t>
         <w:br/>
-        <w:t xml:space="preserve">  "JsonPath": "$.outputData.results",</w:t>
-        <w:br/>
-        <w:t xml:space="preserve">  "Operator": "ARRAY_CONTAINS_ONLY_ONE_VALUE",</w:t>
-        <w:br/>
-        <w:t xml:space="preserve">  "Value": "SUCCESS"</w:t>
+        <w:t xml:space="preserve">  "outputData": {</w:t>
+        <w:br/>
+        <w:t xml:space="preserve">    "timestamp": "2025-01-01T14:00:00Z"</w:t>
+        <w:br/>
+        <w:t xml:space="preserve">  }</w:t>
         <w:br/>
         <w:t>}</w:t>
       </w:r>
     </w:p>
     <w:p>
-      <w:r/>
       <w:r>
         <w:rPr>
           <w:b/>
         </w:rPr>
-        <w:t>PASS</w:t>
-      </w:r>
-      <w:r>
-        <w:t xml:space="preserve"> — actual response:</w:t>
-      </w:r>
-    </w:p>
-    <w:p>
-      <w:pPr>
-        <w:pStyle w:val="APICode"/>
-      </w:pPr>
-      <w:r>
-        <w:t>{</w:t>
-        <w:br/>
-        <w:t xml:space="preserve">  "outputData": {</w:t>
-        <w:br/>
-        <w:t xml:space="preserve">    "results": ["SUCCESS"]</w:t>
-        <w:br/>
-        <w:t xml:space="preserve">  }</w:t>
-        <w:br/>
-        <w:t>}</w:t>
-      </w:r>
-    </w:p>
-    <w:p>
-      <w:r/>
-      <w:r>
-        <w:rPr>
-          <w:b/>
-        </w:rPr>
-        <w:t>FAIL</w:t>
-      </w:r>
-      <w:r>
-        <w:t xml:space="preserve"> — actual response (too many elements):</w:t>
-      </w:r>
-    </w:p>
-    <w:p>
-      <w:pPr>
-        <w:pStyle w:val="APICode"/>
-      </w:pPr>
-      <w:r>
-        <w:t>{</w:t>
-        <w:br/>
-        <w:t xml:space="preserve">  "outputData": {</w:t>
-        <w:br/>
-        <w:t xml:space="preserve">    "results": ["SUCCESS", "PENDING"]</w:t>
-        <w:br/>
-        <w:t xml:space="preserve">  }</w:t>
-        <w:br/>
-        <w:t>}</w:t>
-      </w:r>
-    </w:p>
-    <w:p>
-      <w:r/>
-      <w:r>
-        <w:rPr>
-          <w:b/>
-        </w:rPr>
-        <w:t>FAIL</w:t>
-      </w:r>
-      <w:r>
-        <w:t xml:space="preserve"> — actual response (wrong value):</w:t>
-      </w:r>
-    </w:p>
-    <w:p>
-      <w:pPr>
-        <w:pStyle w:val="APICode"/>
-      </w:pPr>
-      <w:r>
-        <w:t>{</w:t>
-        <w:br/>
-        <w:t xml:space="preserve">  "outputData": {</w:t>
-        <w:br/>
-        <w:t xml:space="preserve">    "results": ["FAILED"]</w:t>
-        <w:br/>
-        <w:t xml:space="preserve">  }</w:t>
-        <w:br/>
-        <w:t>}</w:t>
-      </w:r>
-    </w:p>
-    <w:p>
-      <w:pPr>
-        <w:pStyle w:val="APIQuote"/>
-      </w:pPr>
-      <w:r>
-        <w:t>**Notes:** Enforces both cardinality (exactly 1) and value equality. Fails if the array has zero or more than one element, or if the single element doesn't match.</w:t>
-      </w:r>
-    </w:p>
-    <w:p>
-      <w:r>
-        <w:t>__________________________________________________</w:t>
+        <w:t xml:space="preserve">Notes: </w:t>
+      </w:r>
+      <w:r>
+        <w:t>Requires ISO-8601 datetime strings.</w:t>
+      </w:r>
+    </w:p>
+    <w:p>
+      <w:r>
+        <w:t>---</w:t>
       </w:r>
     </w:p>
     <w:p>
@@ -1417,45 +1643,96 @@
         <w:pStyle w:val="Heading3"/>
       </w:pPr>
       <w:r>
-        <w:t>ARRAY_CONTAINS_OBJECT_WITH_FIELDS</w:t>
-      </w:r>
-    </w:p>
-    <w:p>
+        <w:t>DATETIME_AFTER</w:t>
+      </w:r>
+    </w:p>
+    <w:p>
+      <w:r>
+        <w:rPr>
+          <w:b/>
+        </w:rPr>
+        <w:t>Purpose:</w:t>
+      </w:r>
+      <w:r>
+        <w:t xml:space="preserve"> Validates that the extracted datetime is strictly after the expected datetime.</w:t>
+      </w:r>
+    </w:p>
+    <w:p>
+      <w:r>
+        <w:rPr>
+          <w:b/>
+        </w:rPr>
+        <w:t>Assertion:</w:t>
+      </w:r>
       <w:r/>
+    </w:p>
+    <w:p>
+      <w:r>
+        <w:rPr>
+          <w:rFonts w:ascii="Courier New" w:hAnsi="Courier New"/>
+          <w:sz w:val="18"/>
+        </w:rPr>
+        <w:t>{</w:t>
+        <w:br/>
+        <w:t xml:space="preserve">  "JsonPath": "$.outputData.timestamp",</w:t>
+        <w:br/>
+        <w:t xml:space="preserve">  "Operator": "DATETIME_AFTER",</w:t>
+        <w:br/>
+        <w:t xml:space="preserve">  "Value": "2025-01-01T12:00:00Z"</w:t>
+        <w:br/>
+        <w:t>}</w:t>
+      </w:r>
+    </w:p>
+    <w:p>
       <w:r>
         <w:rPr>
           <w:b/>
         </w:rPr>
-        <w:t>Purpose:</w:t>
-      </w:r>
-      <w:r>
-        <w:t xml:space="preserve"> Validates that at least one object in the array matches the provided partial structure (subset of fields).</w:t>
-      </w:r>
-    </w:p>
-    <w:p>
-      <w:r/>
+        <w:t>PASS</w:t>
+      </w:r>
+      <w:r>
+        <w:t xml:space="preserve"> — actual response:</w:t>
+      </w:r>
+    </w:p>
+    <w:p>
+      <w:r>
+        <w:rPr>
+          <w:rFonts w:ascii="Courier New" w:hAnsi="Courier New"/>
+          <w:sz w:val="18"/>
+        </w:rPr>
+        <w:t>{</w:t>
+        <w:br/>
+        <w:t xml:space="preserve">  "outputData": {</w:t>
+        <w:br/>
+        <w:t xml:space="preserve">    "timestamp": "2025-01-01T14:00:00Z"</w:t>
+        <w:br/>
+        <w:t xml:space="preserve">  }</w:t>
+        <w:br/>
+        <w:t>}</w:t>
+      </w:r>
+    </w:p>
+    <w:p>
       <w:r>
         <w:rPr>
           <w:b/>
         </w:rPr>
-        <w:t>Assertion:</w:t>
-      </w:r>
-      <w:r/>
-    </w:p>
-    <w:p>
-      <w:pPr>
-        <w:pStyle w:val="APICode"/>
-      </w:pPr>
-      <w:r>
+        <w:t>FAIL</w:t>
+      </w:r>
+      <w:r>
+        <w:t xml:space="preserve"> — actual response:</w:t>
+      </w:r>
+    </w:p>
+    <w:p>
+      <w:r>
+        <w:rPr>
+          <w:rFonts w:ascii="Courier New" w:hAnsi="Courier New"/>
+          <w:sz w:val="18"/>
+        </w:rPr>
         <w:t>{</w:t>
         <w:br/>
-        <w:t xml:space="preserve">  "JsonPath": "$.outputData.dataItemNeeds",</w:t>
-        <w:br/>
-        <w:t xml:space="preserve">  "Operator": "ARRAY_CONTAINS_OBJECT_WITH_FIELDS",</w:t>
-        <w:br/>
-        <w:t xml:space="preserve">  "Value": {</w:t>
-        <w:br/>
-        <w:t xml:space="preserve">    "type": "1035"</w:t>
+        <w:t xml:space="preserve">  "outputData": {</w:t>
+        <w:br/>
+        <w:t xml:space="preserve">    "timestamp": "2025-01-01T10:00:00Z"</w:t>
         <w:br/>
         <w:t xml:space="preserve">  }</w:t>
         <w:br/>
@@ -1463,90 +1740,19 @@
       </w:r>
     </w:p>
     <w:p>
-      <w:r/>
       <w:r>
         <w:rPr>
           <w:b/>
         </w:rPr>
-        <w:t>PASS</w:t>
-      </w:r>
-      <w:r>
-        <w:t xml:space="preserve"> — actual response:</w:t>
-      </w:r>
-    </w:p>
-    <w:p>
-      <w:pPr>
-        <w:pStyle w:val="APICode"/>
-      </w:pPr>
-      <w:r>
-        <w:t>{</w:t>
-        <w:br/>
-        <w:t xml:space="preserve">  "outputData": {</w:t>
-        <w:br/>
-        <w:t xml:space="preserve">    "dataItemNeeds": [</w:t>
-        <w:br/>
-        <w:t xml:space="preserve">      {</w:t>
-        <w:br/>
-        <w:t xml:space="preserve">        "type": "1035",</w:t>
-        <w:br/>
-        <w:t xml:space="preserve">        "status": "ACTIVE"</w:t>
-        <w:br/>
-        <w:t xml:space="preserve">      }</w:t>
-        <w:br/>
-        <w:t xml:space="preserve">    ]</w:t>
-        <w:br/>
-        <w:t xml:space="preserve">  }</w:t>
-        <w:br/>
-        <w:t>}</w:t>
-      </w:r>
-    </w:p>
-    <w:p>
-      <w:r/>
-      <w:r>
-        <w:rPr>
-          <w:b/>
-        </w:rPr>
-        <w:t>FAIL</w:t>
-      </w:r>
-      <w:r>
-        <w:t xml:space="preserve"> — actual response:</w:t>
-      </w:r>
-    </w:p>
-    <w:p>
-      <w:pPr>
-        <w:pStyle w:val="APICode"/>
-      </w:pPr>
-      <w:r>
-        <w:t>{</w:t>
-        <w:br/>
-        <w:t xml:space="preserve">  "outputData": {</w:t>
-        <w:br/>
-        <w:t xml:space="preserve">    "dataItemNeeds": [</w:t>
-        <w:br/>
-        <w:t xml:space="preserve">      {</w:t>
-        <w:br/>
-        <w:t xml:space="preserve">        "type": "1040"</w:t>
-        <w:br/>
-        <w:t xml:space="preserve">      }</w:t>
-        <w:br/>
-        <w:t xml:space="preserve">    ]</w:t>
-        <w:br/>
-        <w:t xml:space="preserve">  }</w:t>
-        <w:br/>
-        <w:t>}</w:t>
-      </w:r>
-    </w:p>
-    <w:p>
-      <w:pPr>
-        <w:pStyle w:val="APIQuote"/>
-      </w:pPr>
-      <w:r>
-        <w:t>**Notes:** Performs structural subset match against each array element. Fails if no matching element is found. Extra fields on the actual object are allowed.</w:t>
-      </w:r>
-    </w:p>
-    <w:p>
-      <w:r>
-        <w:t>__________________________________________________</w:t>
+        <w:t xml:space="preserve">Notes: </w:t>
+      </w:r>
+      <w:r>
+        <w:t>Requires ISO-8601 datetime strings.</w:t>
+      </w:r>
+    </w:p>
+    <w:p>
+      <w:r>
+        <w:t>---</w:t>
       </w:r>
     </w:p>
     <w:p>
@@ -1554,60 +1760,406 @@
         <w:pStyle w:val="Heading3"/>
       </w:pPr>
       <w:r>
-        <w:t>ALL_MATCH</w:t>
-      </w:r>
-    </w:p>
-    <w:p>
+        <w:t>DATE_BEFORE_NOW</w:t>
+      </w:r>
+    </w:p>
+    <w:p>
+      <w:r>
+        <w:rPr>
+          <w:b/>
+        </w:rPr>
+        <w:t>Purpose:</w:t>
+      </w:r>
+      <w:r>
+        <w:t xml:space="preserve"> Validates that the extracted date/datetime is before the current system time.</w:t>
+      </w:r>
+    </w:p>
+    <w:p>
+      <w:r>
+        <w:rPr>
+          <w:b/>
+        </w:rPr>
+        <w:t>Assertion:</w:t>
+      </w:r>
       <w:r/>
+    </w:p>
+    <w:p>
+      <w:r>
+        <w:rPr>
+          <w:rFonts w:ascii="Courier New" w:hAnsi="Courier New"/>
+          <w:sz w:val="18"/>
+        </w:rPr>
+        <w:t>{</w:t>
+        <w:br/>
+        <w:t xml:space="preserve">  "JsonPath": "$.outputData.timestamp",</w:t>
+        <w:br/>
+        <w:t xml:space="preserve">  "Operator": "DATE_BEFORE_NOW"</w:t>
+        <w:br/>
+        <w:t>}</w:t>
+      </w:r>
+    </w:p>
+    <w:p>
       <w:r>
         <w:rPr>
           <w:b/>
         </w:rPr>
+        <w:t>PASS</w:t>
+      </w:r>
+      <w:r>
+        <w:t xml:space="preserve"> — actual response (assuming today is `2025-01-01`):</w:t>
+      </w:r>
+    </w:p>
+    <w:p>
+      <w:r>
+        <w:rPr>
+          <w:rFonts w:ascii="Courier New" w:hAnsi="Courier New"/>
+          <w:sz w:val="18"/>
+        </w:rPr>
+        <w:t>{</w:t>
+        <w:br/>
+        <w:t xml:space="preserve">  "outputData": {</w:t>
+        <w:br/>
+        <w:t xml:space="preserve">    "timestamp": "2024-12-31T00:00:00Z"</w:t>
+        <w:br/>
+        <w:t xml:space="preserve">  }</w:t>
+        <w:br/>
+        <w:t>}</w:t>
+      </w:r>
+    </w:p>
+    <w:p>
+      <w:r>
+        <w:rPr>
+          <w:b/>
+        </w:rPr>
+        <w:t>FAIL</w:t>
+      </w:r>
+      <w:r>
+        <w:t xml:space="preserve"> — actual response:</w:t>
+      </w:r>
+    </w:p>
+    <w:p>
+      <w:r>
+        <w:rPr>
+          <w:rFonts w:ascii="Courier New" w:hAnsi="Courier New"/>
+          <w:sz w:val="18"/>
+        </w:rPr>
+        <w:t>{</w:t>
+        <w:br/>
+        <w:t xml:space="preserve">  "outputData": {</w:t>
+        <w:br/>
+        <w:t xml:space="preserve">    "timestamp": "2030-01-01T00:00:00Z"</w:t>
+        <w:br/>
+        <w:t xml:space="preserve">  }</w:t>
+        <w:br/>
+        <w:t>}</w:t>
+      </w:r>
+    </w:p>
+    <w:p>
+      <w:r>
+        <w:rPr>
+          <w:b/>
+        </w:rPr>
+        <w:t xml:space="preserve">Notes: </w:t>
+      </w:r>
+      <w:r>
+        <w:t>No `Value` required.</w:t>
+      </w:r>
+    </w:p>
+    <w:p>
+      <w:r>
+        <w:t>---</w:t>
+      </w:r>
+    </w:p>
+    <w:p>
+      <w:pPr>
+        <w:pStyle w:val="Heading3"/>
+      </w:pPr>
+      <w:r>
+        <w:t>DATE_AFTER_NOW</w:t>
+      </w:r>
+    </w:p>
+    <w:p>
+      <w:r>
+        <w:rPr>
+          <w:b/>
+        </w:rPr>
         <w:t>Purpose:</w:t>
       </w:r>
       <w:r>
-        <w:t xml:space="preserve"> Validates that </w:t>
-      </w:r>
+        <w:t xml:space="preserve"> Validates that the extracted date/datetime is after the current system time.</w:t>
+      </w:r>
+    </w:p>
+    <w:p>
       <w:r>
         <w:rPr>
           <w:b/>
         </w:rPr>
-        <w:t>every</w:t>
-      </w:r>
-      <w:r>
-        <w:t xml:space="preserve"> element in the array matches a condition. The condition defaults to equality when a scalar value is provided.</w:t>
-      </w:r>
-    </w:p>
-    <w:p>
+        <w:t>Assertion:</w:t>
+      </w:r>
       <w:r/>
+    </w:p>
+    <w:p>
+      <w:r>
+        <w:rPr>
+          <w:rFonts w:ascii="Courier New" w:hAnsi="Courier New"/>
+          <w:sz w:val="18"/>
+        </w:rPr>
+        <w:t>{</w:t>
+        <w:br/>
+        <w:t xml:space="preserve">  "JsonPath": "$.outputData.expiryDate",</w:t>
+        <w:br/>
+        <w:t xml:space="preserve">  "Operator": "DATE_AFTER_NOW"</w:t>
+        <w:br/>
+        <w:t>}</w:t>
+      </w:r>
+    </w:p>
+    <w:p>
       <w:r>
         <w:rPr>
           <w:b/>
         </w:rPr>
-        <w:t>Equals mode</w:t>
-      </w:r>
-      <w:r>
-        <w:t xml:space="preserve"> — scalar Value (defaults to equality):</w:t>
+        <w:t>PASS</w:t>
+      </w:r>
+      <w:r>
+        <w:t xml:space="preserve"> — actual response (assuming today is `2025-01-01`):</w:t>
+      </w:r>
+    </w:p>
+    <w:p>
+      <w:r>
+        <w:rPr>
+          <w:rFonts w:ascii="Courier New" w:hAnsi="Courier New"/>
+          <w:sz w:val="18"/>
+        </w:rPr>
+        <w:t>{</w:t>
+        <w:br/>
+        <w:t xml:space="preserve">  "outputData": {</w:t>
+        <w:br/>
+        <w:t xml:space="preserve">    "expiryDate": "2030-01-01"</w:t>
+        <w:br/>
+        <w:t xml:space="preserve">  }</w:t>
+        <w:br/>
+        <w:t>}</w:t>
+      </w:r>
+    </w:p>
+    <w:p>
+      <w:r>
+        <w:rPr>
+          <w:b/>
+        </w:rPr>
+        <w:t>FAIL</w:t>
+      </w:r>
+      <w:r>
+        <w:t xml:space="preserve"> — actual response:</w:t>
+      </w:r>
+    </w:p>
+    <w:p>
+      <w:r>
+        <w:rPr>
+          <w:rFonts w:ascii="Courier New" w:hAnsi="Courier New"/>
+          <w:sz w:val="18"/>
+        </w:rPr>
+        <w:t>{</w:t>
+        <w:br/>
+        <w:t xml:space="preserve">  "outputData": {</w:t>
+        <w:br/>
+        <w:t xml:space="preserve">    "expiryDate": "2020-01-01"</w:t>
+        <w:br/>
+        <w:t xml:space="preserve">  }</w:t>
+        <w:br/>
+        <w:t>}</w:t>
+      </w:r>
+    </w:p>
+    <w:p>
+      <w:r>
+        <w:rPr>
+          <w:b/>
+        </w:rPr>
+        <w:t xml:space="preserve">Notes: </w:t>
+      </w:r>
+      <w:r>
+        <w:t>No `Value` required.</w:t>
+      </w:r>
+    </w:p>
+    <w:p>
+      <w:r>
+        <w:t>---</w:t>
       </w:r>
     </w:p>
     <w:p>
       <w:pPr>
-        <w:pStyle w:val="APICode"/>
+        <w:pStyle w:val="Heading3"/>
       </w:pPr>
       <w:r>
+        <w:t>DATE_WITHIN_LAST</w:t>
+      </w:r>
+    </w:p>
+    <w:p>
+      <w:r>
+        <w:rPr>
+          <w:b/>
+        </w:rPr>
+        <w:t>Purpose:</w:t>
+      </w:r>
+      <w:r>
+        <w:t xml:space="preserve"> Validates that the extracted date falls within the last specified duration (e.g., last 30 days).</w:t>
+      </w:r>
+    </w:p>
+    <w:p>
+      <w:r>
+        <w:rPr>
+          <w:b/>
+        </w:rPr>
+        <w:t>Assertion:</w:t>
+      </w:r>
+      <w:r/>
+    </w:p>
+    <w:p>
+      <w:r>
+        <w:rPr>
+          <w:rFonts w:ascii="Courier New" w:hAnsi="Courier New"/>
+          <w:sz w:val="18"/>
+        </w:rPr>
         <w:t>{</w:t>
         <w:br/>
-        <w:t xml:space="preserve">  "JsonPath": "$.outputData.penalties",</w:t>
-        <w:br/>
-        <w:t xml:space="preserve">  "Operator": "ALL_MATCH",</w:t>
-        <w:br/>
-        <w:t xml:space="preserve">  "Value": 0</w:t>
+        <w:t xml:space="preserve">  "JsonPath": "$.outputData.timestamp",</w:t>
+        <w:br/>
+        <w:t xml:space="preserve">  "Operator": "DATE_WITHIN_LAST",</w:t>
+        <w:br/>
+        <w:t xml:space="preserve">  "Value": {</w:t>
+        <w:br/>
+        <w:t xml:space="preserve">    "amount": 30,</w:t>
+        <w:br/>
+        <w:t xml:space="preserve">    "unit": "DAYS"</w:t>
+        <w:br/>
+        <w:t xml:space="preserve">  }</w:t>
         <w:br/>
         <w:t>}</w:t>
       </w:r>
     </w:p>
     <w:p>
+      <w:r>
+        <w:rPr>
+          <w:b/>
+        </w:rPr>
+        <w:t>PASS</w:t>
+      </w:r>
+      <w:r>
+        <w:t xml:space="preserve"> — actual response (assuming today is `2025-01-31`):</w:t>
+      </w:r>
+    </w:p>
+    <w:p>
+      <w:r>
+        <w:rPr>
+          <w:rFonts w:ascii="Courier New" w:hAnsi="Courier New"/>
+          <w:sz w:val="18"/>
+        </w:rPr>
+        <w:t>{</w:t>
+        <w:br/>
+        <w:t xml:space="preserve">  "outputData": {</w:t>
+        <w:br/>
+        <w:t xml:space="preserve">    "timestamp": "2025-01-15T00:00:00Z"</w:t>
+        <w:br/>
+        <w:t xml:space="preserve">  }</w:t>
+        <w:br/>
+        <w:t>}</w:t>
+      </w:r>
+    </w:p>
+    <w:p>
+      <w:r>
+        <w:rPr>
+          <w:b/>
+        </w:rPr>
+        <w:t>FAIL</w:t>
+      </w:r>
+      <w:r>
+        <w:t xml:space="preserve"> — actual response:</w:t>
+      </w:r>
+    </w:p>
+    <w:p>
+      <w:r>
+        <w:rPr>
+          <w:rFonts w:ascii="Courier New" w:hAnsi="Courier New"/>
+          <w:sz w:val="18"/>
+        </w:rPr>
+        <w:t>{</w:t>
+        <w:br/>
+        <w:t xml:space="preserve">  "outputData": {</w:t>
+        <w:br/>
+        <w:t xml:space="preserve">    "timestamp": "2024-01-01T00:00:00Z"</w:t>
+        <w:br/>
+        <w:t xml:space="preserve">  }</w:t>
+        <w:br/>
+        <w:t>}</w:t>
+      </w:r>
+    </w:p>
+    <w:p>
+      <w:r>
+        <w:rPr>
+          <w:b/>
+        </w:rPr>
+        <w:t xml:space="preserve">Notes: </w:t>
+      </w:r>
+      <w:r>
+        <w:t>`Value` must be an object with `amount` (number) and `unit` (ChronoUnit string, e.g., "DAYS", "HOURS").</w:t>
+      </w:r>
+    </w:p>
+    <w:p>
+      <w:r>
+        <w:t>---</w:t>
+      </w:r>
+    </w:p>
+    <w:p>
+      <w:pPr>
+        <w:pStyle w:val="Heading3"/>
+      </w:pPr>
+      <w:r>
+        <w:t>DATE_WITHIN_NEXT</w:t>
+      </w:r>
+    </w:p>
+    <w:p>
+      <w:r>
+        <w:rPr>
+          <w:b/>
+        </w:rPr>
+        <w:t>Purpose:</w:t>
+      </w:r>
+      <w:r>
+        <w:t xml:space="preserve"> Validates that the extracted date falls within the next specified duration.</w:t>
+      </w:r>
+    </w:p>
+    <w:p>
+      <w:r>
+        <w:rPr>
+          <w:b/>
+        </w:rPr>
+        <w:t>Assertion:</w:t>
+      </w:r>
       <w:r/>
+    </w:p>
+    <w:p>
+      <w:r>
+        <w:rPr>
+          <w:rFonts w:ascii="Courier New" w:hAnsi="Courier New"/>
+          <w:sz w:val="18"/>
+        </w:rPr>
+        <w:t>{</w:t>
+        <w:br/>
+        <w:t xml:space="preserve">  "JsonPath": "$.outputData.expiryDate",</w:t>
+        <w:br/>
+        <w:t xml:space="preserve">  "Operator": "DATE_WITHIN_NEXT",</w:t>
+        <w:br/>
+        <w:t xml:space="preserve">  "Value": {</w:t>
+        <w:br/>
+        <w:t xml:space="preserve">    "amount": 30,</w:t>
+        <w:br/>
+        <w:t xml:space="preserve">    "unit": "DAYS"</w:t>
+        <w:br/>
+        <w:t xml:space="preserve">  }</w:t>
+        <w:br/>
+        <w:t>}</w:t>
+      </w:r>
+    </w:p>
+    <w:p>
       <w:r>
         <w:rPr>
           <w:b/>
@@ -1615,19 +2167,48 @@
         <w:t>PASS</w:t>
       </w:r>
       <w:r>
+        <w:t xml:space="preserve"> — actual response (assuming today is `2025-01-01`):</w:t>
+      </w:r>
+    </w:p>
+    <w:p>
+      <w:r>
+        <w:rPr>
+          <w:rFonts w:ascii="Courier New" w:hAnsi="Courier New"/>
+          <w:sz w:val="18"/>
+        </w:rPr>
+        <w:t>{</w:t>
+        <w:br/>
+        <w:t xml:space="preserve">  "outputData": {</w:t>
+        <w:br/>
+        <w:t xml:space="preserve">    "expiryDate": "2025-01-15T00:00:00Z"</w:t>
+        <w:br/>
+        <w:t xml:space="preserve">  }</w:t>
+        <w:br/>
+        <w:t>}</w:t>
+      </w:r>
+    </w:p>
+    <w:p>
+      <w:r>
+        <w:rPr>
+          <w:b/>
+        </w:rPr>
+        <w:t>FAIL</w:t>
+      </w:r>
+      <w:r>
         <w:t xml:space="preserve"> — actual response:</w:t>
       </w:r>
     </w:p>
     <w:p>
-      <w:pPr>
-        <w:pStyle w:val="APICode"/>
-      </w:pPr>
-      <w:r>
+      <w:r>
+        <w:rPr>
+          <w:rFonts w:ascii="Courier New" w:hAnsi="Courier New"/>
+          <w:sz w:val="18"/>
+        </w:rPr>
         <w:t>{</w:t>
         <w:br/>
         <w:t xml:space="preserve">  "outputData": {</w:t>
         <w:br/>
-        <w:t xml:space="preserve">    "penalties": [0, 0, 0]</w:t>
+        <w:t xml:space="preserve">    "expiryDate": "2026-01-01T00:00:00Z"</w:t>
         <w:br/>
         <w:t xml:space="preserve">  }</w:t>
         <w:br/>
@@ -1635,203 +2216,19 @@
       </w:r>
     </w:p>
     <w:p>
-      <w:r/>
       <w:r>
         <w:rPr>
           <w:b/>
         </w:rPr>
-        <w:t>FAIL</w:t>
-      </w:r>
-      <w:r>
-        <w:t xml:space="preserve"> — actual response:</w:t>
-      </w:r>
-    </w:p>
-    <w:p>
-      <w:pPr>
-        <w:pStyle w:val="APICode"/>
-      </w:pPr>
-      <w:r>
-        <w:t>{</w:t>
-        <w:br/>
-        <w:t xml:space="preserve">  "outputData": {</w:t>
-        <w:br/>
-        <w:t xml:space="preserve">    "penalties": [0, 0, 1]</w:t>
-        <w:br/>
-        <w:t xml:space="preserve">  }</w:t>
-        <w:br/>
-        <w:t>}</w:t>
-      </w:r>
-    </w:p>
-    <w:p>
-      <w:r/>
-      <w:r>
-        <w:rPr>
-          <w:b/>
-        </w:rPr>
-        <w:t>greaterThan mode:</w:t>
-      </w:r>
-      <w:r/>
-    </w:p>
-    <w:p>
-      <w:pPr>
-        <w:pStyle w:val="APICode"/>
-      </w:pPr>
-      <w:r>
-        <w:t>{</w:t>
-        <w:br/>
-        <w:t xml:space="preserve">  "JsonPath": "$.outputData.scores",</w:t>
-        <w:br/>
-        <w:t xml:space="preserve">  "Operator": "ALL_MATCH",</w:t>
-        <w:br/>
-        <w:t xml:space="preserve">  "Value": {</w:t>
-        <w:br/>
-        <w:t xml:space="preserve">    "greaterThan": 50</w:t>
-        <w:br/>
-        <w:t xml:space="preserve">  }</w:t>
-        <w:br/>
-        <w:t>}</w:t>
-      </w:r>
-    </w:p>
-    <w:p>
-      <w:r/>
-      <w:r>
-        <w:rPr>
-          <w:b/>
-        </w:rPr>
-        <w:t>PASS:</w:t>
-      </w:r>
-      <w:r>
-        <w:t xml:space="preserve"> `{ "scores": [60, 70, 80] }` — </w:t>
-      </w:r>
-      <w:r>
-        <w:rPr>
-          <w:b/>
-        </w:rPr>
-        <w:t>FAIL:</w:t>
-      </w:r>
-      <w:r>
-        <w:t xml:space="preserve"> `{ "scores": [60, 50, 80] }`</w:t>
-      </w:r>
-    </w:p>
-    <w:p>
-      <w:r/>
-      <w:r>
-        <w:rPr>
-          <w:b/>
-        </w:rPr>
-        <w:t>lessThan mode:</w:t>
-      </w:r>
-      <w:r/>
-    </w:p>
-    <w:p>
-      <w:pPr>
-        <w:pStyle w:val="APICode"/>
-      </w:pPr>
-      <w:r>
-        <w:t>{</w:t>
-        <w:br/>
-        <w:t xml:space="preserve">  "JsonPath": "$.outputData.scores",</w:t>
-        <w:br/>
-        <w:t xml:space="preserve">  "Operator": "ALL_MATCH",</w:t>
-        <w:br/>
-        <w:t xml:space="preserve">  "Value": {</w:t>
-        <w:br/>
-        <w:t xml:space="preserve">    "lessThan": 50</w:t>
-        <w:br/>
-        <w:t xml:space="preserve">  }</w:t>
-        <w:br/>
-        <w:t>}</w:t>
-      </w:r>
-    </w:p>
-    <w:p>
-      <w:r/>
-      <w:r>
-        <w:rPr>
-          <w:b/>
-        </w:rPr>
-        <w:t>PASS:</w:t>
-      </w:r>
-      <w:r>
-        <w:t xml:space="preserve"> `{ "scores": [10, 20, 30] }` — </w:t>
-      </w:r>
-      <w:r>
-        <w:rPr>
-          <w:b/>
-        </w:rPr>
-        <w:t>FAIL:</w:t>
-      </w:r>
-      <w:r>
-        <w:t xml:space="preserve"> `{ "scores": [10, 50, 30] }`</w:t>
-      </w:r>
-    </w:p>
-    <w:p>
-      <w:r/>
-      <w:r>
-        <w:rPr>
-          <w:b/>
-        </w:rPr>
-        <w:t>between mode:</w:t>
-      </w:r>
-      <w:r/>
-    </w:p>
-    <w:p>
-      <w:pPr>
-        <w:pStyle w:val="APICode"/>
-      </w:pPr>
-      <w:r>
-        <w:t>{</w:t>
-        <w:br/>
-        <w:t xml:space="preserve">  "JsonPath": "$.outputData.scores",</w:t>
-        <w:br/>
-        <w:t xml:space="preserve">  "Operator": "ALL_MATCH",</w:t>
-        <w:br/>
-        <w:t xml:space="preserve">  "Value": {</w:t>
-        <w:br/>
-        <w:t xml:space="preserve">    "between": {</w:t>
-        <w:br/>
-        <w:t xml:space="preserve">      "min": 50,</w:t>
-        <w:br/>
-        <w:t xml:space="preserve">      "max": 100</w:t>
-        <w:br/>
-        <w:t xml:space="preserve">    }</w:t>
-        <w:br/>
-        <w:t xml:space="preserve">  }</w:t>
-        <w:br/>
-        <w:t>}</w:t>
-      </w:r>
-    </w:p>
-    <w:p>
-      <w:r/>
-      <w:r>
-        <w:rPr>
-          <w:b/>
-        </w:rPr>
-        <w:t>PASS:</w:t>
-      </w:r>
-      <w:r>
-        <w:t xml:space="preserve"> `{ "scores": [50, 75, 100] }` — </w:t>
-      </w:r>
-      <w:r>
-        <w:rPr>
-          <w:b/>
-        </w:rPr>
-        <w:t>FAIL:</w:t>
-      </w:r>
-      <w:r>
-        <w:t xml:space="preserve"> `{ "scores": [50, 110, 75] }`</w:t>
-      </w:r>
-    </w:p>
-    <w:p>
-      <w:pPr>
-        <w:pStyle w:val="APIQuote"/>
-      </w:pPr>
-      <w:r>
-        <w:t>**Notes:** Scalar Value → equality check. Object Value must have one of: `greaterThan`, `lessThan`, or `between`. Empty arrays pass vacuously. Error messages include the failing element's index.</w:t>
-      </w:r>
-    </w:p>
-    <w:p>
-      <w:r>
-        <w:t>__________________________________________________</w:t>
+        <w:t xml:space="preserve">Notes: </w:t>
+      </w:r>
+      <w:r>
+        <w:t>`Value` must be an object with `amount` (number) and `unit` (ChronoUnit string, e.g., "DAYS", "MONTHS").</w:t>
+      </w:r>
+    </w:p>
+    <w:p>
+      <w:r>
+        <w:t>---</w:t>
       </w:r>
     </w:p>
     <w:p>
@@ -1839,7 +2236,7 @@
         <w:pStyle w:val="Heading2"/>
       </w:pPr>
       <w:r>
-        <w:t>Object Operators</w:t>
+        <w:t>Duration Operators</w:t>
       </w:r>
     </w:p>
     <w:p>
@@ -1847,134 +2244,70 @@
         <w:pStyle w:val="Heading3"/>
       </w:pPr>
       <w:r>
-        <w:t>OBJECT_CONTAINS_FIELDS</w:t>
-      </w:r>
-    </w:p>
-    <w:p>
+        <w:t>DURATION_BETWEEN</w:t>
+      </w:r>
+    </w:p>
+    <w:p>
+      <w:r>
+        <w:rPr>
+          <w:b/>
+        </w:rPr>
+        <w:t>Purpose:</w:t>
+      </w:r>
+      <w:r>
+        <w:t xml:space="preserve"> Validates that the duration between two dates is within a specific range.</w:t>
+      </w:r>
+    </w:p>
+    <w:p>
+      <w:r>
+        <w:rPr>
+          <w:b/>
+        </w:rPr>
+        <w:t>Assertion:</w:t>
+      </w:r>
       <w:r/>
+    </w:p>
+    <w:p>
+      <w:r>
+        <w:rPr>
+          <w:rFonts w:ascii="Courier New" w:hAnsi="Courier New"/>
+          <w:sz w:val="18"/>
+        </w:rPr>
+        <w:t>{</w:t>
+        <w:br/>
+        <w:t xml:space="preserve">  "Operator": "DURATION_BETWEEN",</w:t>
+        <w:br/>
+        <w:t xml:space="preserve">  "Value": {</w:t>
+        <w:br/>
+        <w:t xml:space="preserve">    "startPath": "$.outputData.startTime",</w:t>
+        <w:br/>
+        <w:t xml:space="preserve">    "endPath": "$.outputData.endTime",</w:t>
+        <w:br/>
+        <w:t xml:space="preserve">    "min": 1,</w:t>
+        <w:br/>
+        <w:t xml:space="preserve">    "max": 5,</w:t>
+        <w:br/>
+        <w:t xml:space="preserve">    "unit": "DAYS"</w:t>
+        <w:br/>
+        <w:t xml:space="preserve">  }</w:t>
+        <w:br/>
+        <w:t>}</w:t>
+      </w:r>
+    </w:p>
+    <w:p>
       <w:r>
         <w:rPr>
           <w:b/>
         </w:rPr>
-        <w:t>Purpose:</w:t>
-      </w:r>
-      <w:r>
-        <w:t xml:space="preserve"> Validates that the extracted object contains the specified key-value pairs. Extra fields on the actual object are allowed.</w:t>
-      </w:r>
-    </w:p>
-    <w:p>
-      <w:r/>
-      <w:r>
-        <w:rPr>
-          <w:b/>
-        </w:rPr>
-        <w:t>Assertion:</w:t>
-      </w:r>
-      <w:r/>
-    </w:p>
-    <w:p>
-      <w:pPr>
-        <w:pStyle w:val="APICode"/>
-      </w:pPr>
-      <w:r>
-        <w:t>{</w:t>
-        <w:br/>
-        <w:t xml:space="preserve">  "JsonPath": "$.outputData.client",</w:t>
-        <w:br/>
-        <w:t xml:space="preserve">  "Operator": "OBJECT_CONTAINS_FIELDS",</w:t>
-        <w:br/>
-        <w:t xml:space="preserve">  "Value": {</w:t>
-        <w:br/>
-        <w:t xml:space="preserve">    "clientType": "1031",</w:t>
-        <w:br/>
-        <w:t xml:space="preserve">    "riskLevel": "HIGH"</w:t>
-        <w:br/>
-        <w:t xml:space="preserve">  }</w:t>
-        <w:br/>
-        <w:t>}</w:t>
-      </w:r>
-    </w:p>
-    <w:p>
-      <w:r/>
-      <w:r>
-        <w:rPr>
-          <w:b/>
-        </w:rPr>
-        <w:t>PASS</w:t>
-      </w:r>
-      <w:r>
-        <w:t xml:space="preserve"> — actual response:</w:t>
-      </w:r>
-    </w:p>
-    <w:p>
-      <w:pPr>
-        <w:pStyle w:val="APICode"/>
-      </w:pPr>
-      <w:r>
-        <w:t>{</w:t>
-        <w:br/>
-        <w:t xml:space="preserve">  "outputData": {</w:t>
-        <w:br/>
-        <w:t xml:space="preserve">    "client": {</w:t>
-        <w:br/>
-        <w:t xml:space="preserve">      "clientType": "1031",</w:t>
-        <w:br/>
-        <w:t xml:space="preserve">      "riskLevel": "HIGH",</w:t>
-        <w:br/>
-        <w:t xml:space="preserve">      "segment": "Retail"</w:t>
-        <w:br/>
-        <w:t xml:space="preserve">    }</w:t>
-        <w:br/>
-        <w:t xml:space="preserve">  }</w:t>
-        <w:br/>
-        <w:t>}</w:t>
-      </w:r>
-    </w:p>
-    <w:p>
-      <w:r/>
-      <w:r>
-        <w:rPr>
-          <w:b/>
-        </w:rPr>
-        <w:t>FAIL</w:t>
-      </w:r>
-      <w:r>
-        <w:t xml:space="preserve"> — actual response:</w:t>
-      </w:r>
-    </w:p>
-    <w:p>
-      <w:pPr>
-        <w:pStyle w:val="APICode"/>
-      </w:pPr>
-      <w:r>
-        <w:t>{</w:t>
-        <w:br/>
-        <w:t xml:space="preserve">  "outputData": {</w:t>
-        <w:br/>
-        <w:t xml:space="preserve">    "client": {</w:t>
-        <w:br/>
-        <w:t xml:space="preserve">      "clientType": "1031",</w:t>
-        <w:br/>
-        <w:t xml:space="preserve">      "riskLevel": "LOW"</w:t>
-        <w:br/>
-        <w:t xml:space="preserve">    }</w:t>
-        <w:br/>
-        <w:t xml:space="preserve">  }</w:t>
-        <w:br/>
-        <w:t>}</w:t>
-      </w:r>
-    </w:p>
-    <w:p>
-      <w:pPr>
-        <w:pStyle w:val="APIQuote"/>
-      </w:pPr>
-      <w:r>
-        <w:t>**Notes:** All specified fields must exist and match exactly. Extra fields in the actual object are ignored.</w:t>
-      </w:r>
-    </w:p>
-    <w:p>
-      <w:r>
-        <w:t>__________________________________________________</w:t>
+        <w:t xml:space="preserve">Notes: </w:t>
+      </w:r>
+      <w:r>
+        <w:t>Extracts dates from `startPath` and `endPath`. Because this operates on multiple fields, the top-level `JsonPath` might be omitted or ignored depending on the engine context. Requires `min`, `max`, and `unit` (e.g. "DAYS", "HOURS").</w:t>
+      </w:r>
+    </w:p>
+    <w:p>
+      <w:r>
+        <w:t>---</w:t>
       </w:r>
     </w:p>
     <w:p>
@@ -1982,47 +2315,2440 @@
         <w:pStyle w:val="Heading3"/>
       </w:pPr>
       <w:r>
+        <w:t>DURATION_EQUALS</w:t>
+      </w:r>
+    </w:p>
+    <w:p>
+      <w:r>
+        <w:rPr>
+          <w:b/>
+        </w:rPr>
+        <w:t>Purpose:</w:t>
+      </w:r>
+      <w:r>
+        <w:t xml:space="preserve"> Validates that the extracted duration equals the expected duration.</w:t>
+      </w:r>
+    </w:p>
+    <w:p>
+      <w:r>
+        <w:rPr>
+          <w:b/>
+        </w:rPr>
+        <w:t>Assertion:</w:t>
+      </w:r>
+      <w:r/>
+    </w:p>
+    <w:p>
+      <w:r>
+        <w:rPr>
+          <w:rFonts w:ascii="Courier New" w:hAnsi="Courier New"/>
+          <w:sz w:val="18"/>
+        </w:rPr>
+        <w:t>{</w:t>
+        <w:br/>
+        <w:t xml:space="preserve">  "Operator": "DURATION_EQUALS",</w:t>
+        <w:br/>
+        <w:t xml:space="preserve">  "Value": {</w:t>
+        <w:br/>
+        <w:t xml:space="preserve">    "startPath": "$.outputData.startTime",</w:t>
+        <w:br/>
+        <w:t xml:space="preserve">    "endPath": "$.outputData.endTime",</w:t>
+        <w:br/>
+        <w:t xml:space="preserve">    "expected": 5,</w:t>
+        <w:br/>
+        <w:t xml:space="preserve">    "unit": "MINUTES"</w:t>
+        <w:br/>
+        <w:t xml:space="preserve">  }</w:t>
+        <w:br/>
+        <w:t>}</w:t>
+      </w:r>
+    </w:p>
+    <w:p>
+      <w:r>
+        <w:rPr>
+          <w:b/>
+        </w:rPr>
+        <w:t xml:space="preserve">Notes: </w:t>
+      </w:r>
+      <w:r>
+        <w:t>Extracts dates from `startPath` and `endPath` to calculate duration and asserts it exactly equals the `expected` amount with the given `unit`.</w:t>
+      </w:r>
+    </w:p>
+    <w:p>
+      <w:r>
+        <w:t>---</w:t>
+      </w:r>
+    </w:p>
+    <w:p>
+      <w:pPr>
+        <w:pStyle w:val="Heading3"/>
+      </w:pPr>
+      <w:r>
+        <w:t>DURATION_GREATER_THAN</w:t>
+      </w:r>
+    </w:p>
+    <w:p>
+      <w:r>
+        <w:rPr>
+          <w:b/>
+        </w:rPr>
+        <w:t>Purpose:</w:t>
+      </w:r>
+      <w:r>
+        <w:t xml:space="preserve"> Validates that the extracted duration is greater than the expected threshold.</w:t>
+      </w:r>
+    </w:p>
+    <w:p>
+      <w:r>
+        <w:rPr>
+          <w:b/>
+        </w:rPr>
+        <w:t>Assertion:</w:t>
+      </w:r>
+      <w:r/>
+    </w:p>
+    <w:p>
+      <w:r>
+        <w:rPr>
+          <w:rFonts w:ascii="Courier New" w:hAnsi="Courier New"/>
+          <w:sz w:val="18"/>
+        </w:rPr>
+        <w:t>{</w:t>
+        <w:br/>
+        <w:t xml:space="preserve">  "Operator": "DURATION_GREATER_THAN",</w:t>
+        <w:br/>
+        <w:t xml:space="preserve">  "Value": {</w:t>
+        <w:br/>
+        <w:t xml:space="preserve">    "startPath": "$.outputData.startTime",</w:t>
+        <w:br/>
+        <w:t xml:space="preserve">    "endPath": "$.outputData.endTime",</w:t>
+        <w:br/>
+        <w:t xml:space="preserve">    "value": 1,</w:t>
+        <w:br/>
+        <w:t xml:space="preserve">    "unit": "MINUTES"</w:t>
+        <w:br/>
+        <w:t xml:space="preserve">  }</w:t>
+        <w:br/>
+        <w:t>}</w:t>
+      </w:r>
+    </w:p>
+    <w:p>
+      <w:r>
+        <w:t>---</w:t>
+      </w:r>
+    </w:p>
+    <w:p>
+      <w:pPr>
+        <w:pStyle w:val="Heading3"/>
+      </w:pPr>
+      <w:r>
+        <w:t>DURATION_LESS_THAN</w:t>
+      </w:r>
+    </w:p>
+    <w:p>
+      <w:r>
+        <w:rPr>
+          <w:b/>
+        </w:rPr>
+        <w:t>Purpose:</w:t>
+      </w:r>
+      <w:r>
+        <w:t xml:space="preserve"> Validates that the extracted duration is less than the expected threshold.</w:t>
+      </w:r>
+    </w:p>
+    <w:p>
+      <w:r>
+        <w:rPr>
+          <w:b/>
+        </w:rPr>
+        <w:t>Assertion:</w:t>
+      </w:r>
+      <w:r/>
+    </w:p>
+    <w:p>
+      <w:r>
+        <w:rPr>
+          <w:rFonts w:ascii="Courier New" w:hAnsi="Courier New"/>
+          <w:sz w:val="18"/>
+        </w:rPr>
+        <w:t>{</w:t>
+        <w:br/>
+        <w:t xml:space="preserve">  "Operator": "DURATION_LESS_THAN",</w:t>
+        <w:br/>
+        <w:t xml:space="preserve">  "Value": {</w:t>
+        <w:br/>
+        <w:t xml:space="preserve">    "startPath": "$.outputData.startTime",</w:t>
+        <w:br/>
+        <w:t xml:space="preserve">    "endPath": "$.outputData.endTime",</w:t>
+        <w:br/>
+        <w:t xml:space="preserve">    "value": 1,</w:t>
+        <w:br/>
+        <w:t xml:space="preserve">    "unit": "HOURS"</w:t>
+        <w:br/>
+        <w:t xml:space="preserve">  }</w:t>
+        <w:br/>
+        <w:t>}</w:t>
+      </w:r>
+    </w:p>
+    <w:p>
+      <w:r>
+        <w:t>---</w:t>
+      </w:r>
+    </w:p>
+    <w:p>
+      <w:pPr>
+        <w:pStyle w:val="Heading3"/>
+      </w:pPr>
+      <w:r>
+        <w:t>DATE_AFTER_DURATION</w:t>
+      </w:r>
+    </w:p>
+    <w:p>
+      <w:r>
+        <w:rPr>
+          <w:b/>
+        </w:rPr>
+        <w:t>Purpose:</w:t>
+      </w:r>
+      <w:r>
+        <w:t xml:space="preserve"> Validates that a comparison date is strictly after exactly a specified duration from a reference date.</w:t>
+      </w:r>
+    </w:p>
+    <w:p>
+      <w:r>
+        <w:rPr>
+          <w:b/>
+        </w:rPr>
+        <w:t>Assertion:</w:t>
+      </w:r>
+      <w:r/>
+    </w:p>
+    <w:p>
+      <w:r>
+        <w:rPr>
+          <w:rFonts w:ascii="Courier New" w:hAnsi="Courier New"/>
+          <w:sz w:val="18"/>
+        </w:rPr>
+        <w:t>{</w:t>
+        <w:br/>
+        <w:t xml:space="preserve">  "Operator": "DATE_AFTER_DURATION",</w:t>
+        <w:br/>
+        <w:t xml:space="preserve">  "Value": {</w:t>
+        <w:br/>
+        <w:t xml:space="preserve">    "basePath": "$.outputData.startDate",</w:t>
+        <w:br/>
+        <w:t xml:space="preserve">    "comparePath": "$.outputData.completionDate",</w:t>
+        <w:br/>
+        <w:t xml:space="preserve">    "amount": 1,</w:t>
+        <w:br/>
+        <w:t xml:space="preserve">    "unit": "DAYS"</w:t>
+        <w:br/>
+        <w:t xml:space="preserve">  }</w:t>
+        <w:br/>
+        <w:t>}</w:t>
+      </w:r>
+    </w:p>
+    <w:p>
+      <w:r>
+        <w:t>---</w:t>
+      </w:r>
+    </w:p>
+    <w:p>
+      <w:pPr>
+        <w:pStyle w:val="Heading3"/>
+      </w:pPr>
+      <w:r>
+        <w:t>DATE_BEFORE_DURATION</w:t>
+      </w:r>
+    </w:p>
+    <w:p>
+      <w:r>
+        <w:rPr>
+          <w:b/>
+        </w:rPr>
+        <w:t>Purpose:</w:t>
+      </w:r>
+      <w:r>
+        <w:t xml:space="preserve"> Validates that a comparison date is strictly before a specified duration from a reference date.</w:t>
+      </w:r>
+    </w:p>
+    <w:p>
+      <w:r>
+        <w:rPr>
+          <w:b/>
+        </w:rPr>
+        <w:t>Assertion:</w:t>
+      </w:r>
+      <w:r/>
+    </w:p>
+    <w:p>
+      <w:r>
+        <w:rPr>
+          <w:rFonts w:ascii="Courier New" w:hAnsi="Courier New"/>
+          <w:sz w:val="18"/>
+        </w:rPr>
+        <w:t>{</w:t>
+        <w:br/>
+        <w:t xml:space="preserve">  "Operator": "DATE_BEFORE_DURATION",</w:t>
+        <w:br/>
+        <w:t xml:space="preserve">  "Value": {</w:t>
+        <w:br/>
+        <w:t xml:space="preserve">    "basePath": "$.outputData.startDate",</w:t>
+        <w:br/>
+        <w:t xml:space="preserve">    "comparePath": "$.outputData.completionDate",</w:t>
+        <w:br/>
+        <w:t xml:space="preserve">    "amount": 1,</w:t>
+        <w:br/>
+        <w:t xml:space="preserve">    "unit": "DAYS"</w:t>
+        <w:br/>
+        <w:t xml:space="preserve">  }</w:t>
+        <w:br/>
+        <w:t>}</w:t>
+      </w:r>
+    </w:p>
+    <w:p>
+      <w:r>
+        <w:t>---</w:t>
+      </w:r>
+    </w:p>
+    <w:p>
+      <w:pPr>
+        <w:pStyle w:val="Heading2"/>
+      </w:pPr>
+      <w:r>
+        <w:t>Structural Operators</w:t>
+      </w:r>
+    </w:p>
+    <w:p>
+      <w:pPr>
+        <w:pStyle w:val="Heading3"/>
+      </w:pPr>
+      <w:r>
+        <w:t>EXISTS</w:t>
+      </w:r>
+    </w:p>
+    <w:p>
+      <w:r>
+        <w:rPr>
+          <w:b/>
+        </w:rPr>
+        <w:t>Purpose:</w:t>
+      </w:r>
+      <w:r>
+        <w:t xml:space="preserve"> Validates that the JsonPath resolves to at least one value.</w:t>
+      </w:r>
+    </w:p>
+    <w:p>
+      <w:r>
+        <w:rPr>
+          <w:b/>
+        </w:rPr>
+        <w:t>Assertion:</w:t>
+      </w:r>
+      <w:r/>
+    </w:p>
+    <w:p>
+      <w:r>
+        <w:rPr>
+          <w:rFonts w:ascii="Courier New" w:hAnsi="Courier New"/>
+          <w:sz w:val="18"/>
+        </w:rPr>
+        <w:t>{</w:t>
+        <w:br/>
+        <w:t xml:space="preserve">  "JsonPath": "$.outputData.referenceId",</w:t>
+        <w:br/>
+        <w:t xml:space="preserve">  "Operator": "EXISTS"</w:t>
+        <w:br/>
+        <w:t>}</w:t>
+      </w:r>
+    </w:p>
+    <w:p>
+      <w:r>
+        <w:rPr>
+          <w:b/>
+        </w:rPr>
+        <w:t>PASS</w:t>
+      </w:r>
+      <w:r>
+        <w:t xml:space="preserve"> — actual response:</w:t>
+      </w:r>
+    </w:p>
+    <w:p>
+      <w:r>
+        <w:rPr>
+          <w:rFonts w:ascii="Courier New" w:hAnsi="Courier New"/>
+          <w:sz w:val="18"/>
+        </w:rPr>
+        <w:t>{</w:t>
+        <w:br/>
+        <w:t xml:space="preserve">  "outputData": {</w:t>
+        <w:br/>
+        <w:t xml:space="preserve">    "referenceId": "ABC123"</w:t>
+        <w:br/>
+        <w:t xml:space="preserve">  }</w:t>
+        <w:br/>
+        <w:t>}</w:t>
+      </w:r>
+    </w:p>
+    <w:p>
+      <w:r>
+        <w:rPr>
+          <w:b/>
+        </w:rPr>
+        <w:t>FAIL</w:t>
+      </w:r>
+      <w:r>
+        <w:t xml:space="preserve"> — actual response:</w:t>
+      </w:r>
+    </w:p>
+    <w:p>
+      <w:r>
+        <w:rPr>
+          <w:rFonts w:ascii="Courier New" w:hAnsi="Courier New"/>
+          <w:sz w:val="18"/>
+        </w:rPr>
+        <w:t>{</w:t>
+        <w:br/>
+        <w:t xml:space="preserve">  "outputData": {}</w:t>
+        <w:br/>
+        <w:t>}</w:t>
+      </w:r>
+    </w:p>
+    <w:p>
+      <w:r>
+        <w:rPr>
+          <w:b/>
+        </w:rPr>
+        <w:t xml:space="preserve">Notes: </w:t>
+      </w:r>
+      <w:r>
+        <w:t>Does not validate value content. Only checks presence. No `Value` field required.</w:t>
+      </w:r>
+    </w:p>
+    <w:p>
+      <w:r>
+        <w:t>---</w:t>
+      </w:r>
+    </w:p>
+    <w:p>
+      <w:pPr>
+        <w:pStyle w:val="Heading3"/>
+      </w:pPr>
+      <w:r>
+        <w:t>ARRAY_SIZE_EQUALS</w:t>
+      </w:r>
+    </w:p>
+    <w:p>
+      <w:r>
+        <w:rPr>
+          <w:b/>
+        </w:rPr>
+        <w:t>Purpose:</w:t>
+      </w:r>
+      <w:r>
+        <w:t xml:space="preserve"> Validates that the extracted array has the specified length.</w:t>
+      </w:r>
+    </w:p>
+    <w:p>
+      <w:r>
+        <w:rPr>
+          <w:b/>
+        </w:rPr>
+        <w:t>Assertion:</w:t>
+      </w:r>
+      <w:r/>
+    </w:p>
+    <w:p>
+      <w:r>
+        <w:rPr>
+          <w:rFonts w:ascii="Courier New" w:hAnsi="Courier New"/>
+          <w:sz w:val="18"/>
+        </w:rPr>
+        <w:t>{</w:t>
+        <w:br/>
+        <w:t xml:space="preserve">  "JsonPath": "$.outputData.reasonCodes",</w:t>
+        <w:br/>
+        <w:t xml:space="preserve">  "Operator": "ARRAY_SIZE_EQUALS",</w:t>
+        <w:br/>
+        <w:t xml:space="preserve">  "Value": 2</w:t>
+        <w:br/>
+        <w:t>}</w:t>
+      </w:r>
+    </w:p>
+    <w:p>
+      <w:r>
+        <w:rPr>
+          <w:b/>
+        </w:rPr>
+        <w:t>PASS</w:t>
+      </w:r>
+      <w:r>
+        <w:t xml:space="preserve"> — actual response:</w:t>
+      </w:r>
+    </w:p>
+    <w:p>
+      <w:r>
+        <w:rPr>
+          <w:rFonts w:ascii="Courier New" w:hAnsi="Courier New"/>
+          <w:sz w:val="18"/>
+        </w:rPr>
+        <w:t>{</w:t>
+        <w:br/>
+        <w:t xml:space="preserve">  "outputData": {</w:t>
+        <w:br/>
+        <w:t xml:space="preserve">    "reasonCodes": ["1004", "1011"]</w:t>
+        <w:br/>
+        <w:t xml:space="preserve">  }</w:t>
+        <w:br/>
+        <w:t>}</w:t>
+      </w:r>
+    </w:p>
+    <w:p>
+      <w:r>
+        <w:rPr>
+          <w:b/>
+        </w:rPr>
+        <w:t>FAIL</w:t>
+      </w:r>
+      <w:r>
+        <w:t xml:space="preserve"> — actual response:</w:t>
+      </w:r>
+    </w:p>
+    <w:p>
+      <w:r>
+        <w:rPr>
+          <w:rFonts w:ascii="Courier New" w:hAnsi="Courier New"/>
+          <w:sz w:val="18"/>
+        </w:rPr>
+        <w:t>{</w:t>
+        <w:br/>
+        <w:t xml:space="preserve">  "outputData": {</w:t>
+        <w:br/>
+        <w:t xml:space="preserve">    "reasonCodes": ["1004"]</w:t>
+        <w:br/>
+        <w:t xml:space="preserve">  }</w:t>
+        <w:br/>
+        <w:t>}</w:t>
+      </w:r>
+    </w:p>
+    <w:p>
+      <w:r>
+        <w:rPr>
+          <w:b/>
+        </w:rPr>
+        <w:t xml:space="preserve">Notes: </w:t>
+      </w:r>
+      <w:r>
+        <w:t>Enforces cardinality. Prevents hidden extra elements. A null or missing array is treated as size 0.</w:t>
+      </w:r>
+    </w:p>
+    <w:p>
+      <w:r>
+        <w:t>---</w:t>
+      </w:r>
+    </w:p>
+    <w:p>
+      <w:pPr>
+        <w:pStyle w:val="Heading2"/>
+      </w:pPr>
+      <w:r>
+        <w:t>Array Operators</w:t>
+      </w:r>
+    </w:p>
+    <w:p>
+      <w:pPr>
+        <w:pStyle w:val="Heading3"/>
+      </w:pPr>
+      <w:r>
+        <w:t>CONTAINS_ANY</w:t>
+      </w:r>
+    </w:p>
+    <w:p>
+      <w:r>
+        <w:rPr>
+          <w:b/>
+        </w:rPr>
+        <w:t>Purpose:</w:t>
+      </w:r>
+      <w:r>
+        <w:t xml:space="preserve"> Validates that the extracted array contains at least one of the expected values.</w:t>
+      </w:r>
+    </w:p>
+    <w:p>
+      <w:r>
+        <w:rPr>
+          <w:b/>
+        </w:rPr>
+        <w:t>Assertion:</w:t>
+      </w:r>
+      <w:r/>
+    </w:p>
+    <w:p>
+      <w:r>
+        <w:rPr>
+          <w:rFonts w:ascii="Courier New" w:hAnsi="Courier New"/>
+          <w:sz w:val="18"/>
+        </w:rPr>
+        <w:t>{</w:t>
+        <w:br/>
+        <w:t xml:space="preserve">  "JsonPath": "$.outputData.statusTags",</w:t>
+        <w:br/>
+        <w:t xml:space="preserve">  "Operator": "CONTAINS_ANY",</w:t>
+        <w:br/>
+        <w:t xml:space="preserve">  "Value": ["PENDING", "APPROVED"]</w:t>
+        <w:br/>
+        <w:t>}</w:t>
+      </w:r>
+    </w:p>
+    <w:p>
+      <w:r>
+        <w:rPr>
+          <w:b/>
+        </w:rPr>
+        <w:t>PASS</w:t>
+      </w:r>
+      <w:r>
+        <w:t xml:space="preserve"> — actual response:</w:t>
+      </w:r>
+    </w:p>
+    <w:p>
+      <w:r>
+        <w:rPr>
+          <w:rFonts w:ascii="Courier New" w:hAnsi="Courier New"/>
+          <w:sz w:val="18"/>
+        </w:rPr>
+        <w:t>{</w:t>
+        <w:br/>
+        <w:t xml:space="preserve">  "outputData": {</w:t>
+        <w:br/>
+        <w:t xml:space="preserve">    "statusTags": ["APPROVED", "VERIFIED"]</w:t>
+        <w:br/>
+        <w:t xml:space="preserve">  }</w:t>
+        <w:br/>
+        <w:t>}</w:t>
+      </w:r>
+    </w:p>
+    <w:p>
+      <w:r>
+        <w:rPr>
+          <w:b/>
+        </w:rPr>
+        <w:t>FAIL</w:t>
+      </w:r>
+      <w:r>
+        <w:t xml:space="preserve"> — actual response:</w:t>
+      </w:r>
+    </w:p>
+    <w:p>
+      <w:r>
+        <w:rPr>
+          <w:rFonts w:ascii="Courier New" w:hAnsi="Courier New"/>
+          <w:sz w:val="18"/>
+        </w:rPr>
+        <w:t>{</w:t>
+        <w:br/>
+        <w:t xml:space="preserve">  "outputData": {</w:t>
+        <w:br/>
+        <w:t xml:space="preserve">    "statusTags": ["DECLINED"]</w:t>
+        <w:br/>
+        <w:t xml:space="preserve">  }</w:t>
+        <w:br/>
+        <w:t>}</w:t>
+      </w:r>
+    </w:p>
+    <w:p>
+      <w:r>
+        <w:rPr>
+          <w:b/>
+        </w:rPr>
+        <w:t xml:space="preserve">Notes: </w:t>
+      </w:r>
+      <w:r>
+        <w:t>Fails if the array lacks all the provided values.</w:t>
+      </w:r>
+    </w:p>
+    <w:p>
+      <w:r>
+        <w:t>---</w:t>
+      </w:r>
+    </w:p>
+    <w:p>
+      <w:pPr>
+        <w:pStyle w:val="Heading3"/>
+      </w:pPr>
+      <w:r>
+        <w:t>CONTAINS_ALL</w:t>
+      </w:r>
+    </w:p>
+    <w:p>
+      <w:r>
+        <w:rPr>
+          <w:b/>
+        </w:rPr>
+        <w:t>Purpose:</w:t>
+      </w:r>
+      <w:r>
+        <w:t xml:space="preserve"> Validates that the extracted array contains all the expected values (order independent).</w:t>
+      </w:r>
+    </w:p>
+    <w:p>
+      <w:r>
+        <w:rPr>
+          <w:b/>
+        </w:rPr>
+        <w:t>Assertion:</w:t>
+      </w:r>
+      <w:r/>
+    </w:p>
+    <w:p>
+      <w:r>
+        <w:rPr>
+          <w:rFonts w:ascii="Courier New" w:hAnsi="Courier New"/>
+          <w:sz w:val="18"/>
+        </w:rPr>
+        <w:t>{</w:t>
+        <w:br/>
+        <w:t xml:space="preserve">  "JsonPath": "$.outputData.roles",</w:t>
+        <w:br/>
+        <w:t xml:space="preserve">  "Operator": "CONTAINS_ALL",</w:t>
+        <w:br/>
+        <w:t xml:space="preserve">  "Value": ["ADMIN", "USER"]</w:t>
+        <w:br/>
+        <w:t>}</w:t>
+      </w:r>
+    </w:p>
+    <w:p>
+      <w:r>
+        <w:rPr>
+          <w:b/>
+        </w:rPr>
+        <w:t>PASS</w:t>
+      </w:r>
+      <w:r>
+        <w:t xml:space="preserve"> — actual response:</w:t>
+      </w:r>
+    </w:p>
+    <w:p>
+      <w:r>
+        <w:rPr>
+          <w:rFonts w:ascii="Courier New" w:hAnsi="Courier New"/>
+          <w:sz w:val="18"/>
+        </w:rPr>
+        <w:t>{</w:t>
+        <w:br/>
+        <w:t xml:space="preserve">  "outputData": {</w:t>
+        <w:br/>
+        <w:t xml:space="preserve">    "roles": ["ADMIN", "USER", "GUEST"]</w:t>
+        <w:br/>
+        <w:t xml:space="preserve">  }</w:t>
+        <w:br/>
+        <w:t>}</w:t>
+      </w:r>
+    </w:p>
+    <w:p>
+      <w:r>
+        <w:rPr>
+          <w:b/>
+        </w:rPr>
+        <w:t>FAIL</w:t>
+      </w:r>
+      <w:r>
+        <w:t xml:space="preserve"> — actual response:</w:t>
+      </w:r>
+    </w:p>
+    <w:p>
+      <w:r>
+        <w:rPr>
+          <w:rFonts w:ascii="Courier New" w:hAnsi="Courier New"/>
+          <w:sz w:val="18"/>
+        </w:rPr>
+        <w:t>{</w:t>
+        <w:br/>
+        <w:t xml:space="preserve">  "outputData": {</w:t>
+        <w:br/>
+        <w:t xml:space="preserve">    "roles": ["ADMIN"]</w:t>
+        <w:br/>
+        <w:t xml:space="preserve">  }</w:t>
+        <w:br/>
+        <w:t>}</w:t>
+      </w:r>
+    </w:p>
+    <w:p>
+      <w:r>
+        <w:rPr>
+          <w:b/>
+        </w:rPr>
+        <w:t xml:space="preserve">Notes: </w:t>
+      </w:r>
+      <w:r>
+        <w:t>Can contain other elements in addition to the required ones.</w:t>
+      </w:r>
+    </w:p>
+    <w:p>
+      <w:r>
+        <w:t>---</w:t>
+      </w:r>
+    </w:p>
+    <w:p>
+      <w:pPr>
+        <w:pStyle w:val="Heading3"/>
+      </w:pPr>
+      <w:r>
+        <w:t>ARRAY_IS_EMPTY</w:t>
+      </w:r>
+    </w:p>
+    <w:p>
+      <w:r>
+        <w:rPr>
+          <w:b/>
+        </w:rPr>
+        <w:t>Purpose:</w:t>
+      </w:r>
+      <w:r>
+        <w:t xml:space="preserve"> Validates that the extracted array is empty.</w:t>
+      </w:r>
+    </w:p>
+    <w:p>
+      <w:r>
+        <w:rPr>
+          <w:b/>
+        </w:rPr>
+        <w:t>Assertion:</w:t>
+      </w:r>
+      <w:r/>
+    </w:p>
+    <w:p>
+      <w:r>
+        <w:rPr>
+          <w:rFonts w:ascii="Courier New" w:hAnsi="Courier New"/>
+          <w:sz w:val="18"/>
+        </w:rPr>
+        <w:t>{</w:t>
+        <w:br/>
+        <w:t xml:space="preserve">  "JsonPath": "$.outputData.errors",</w:t>
+        <w:br/>
+        <w:t xml:space="preserve">  "Operator": "ARRAY_IS_EMPTY"</w:t>
+        <w:br/>
+        <w:t>}</w:t>
+      </w:r>
+    </w:p>
+    <w:p>
+      <w:r>
+        <w:rPr>
+          <w:b/>
+        </w:rPr>
+        <w:t>PASS</w:t>
+      </w:r>
+      <w:r>
+        <w:t xml:space="preserve"> — actual response:</w:t>
+      </w:r>
+    </w:p>
+    <w:p>
+      <w:r>
+        <w:rPr>
+          <w:rFonts w:ascii="Courier New" w:hAnsi="Courier New"/>
+          <w:sz w:val="18"/>
+        </w:rPr>
+        <w:t>{</w:t>
+        <w:br/>
+        <w:t xml:space="preserve">  "outputData": {</w:t>
+        <w:br/>
+        <w:t xml:space="preserve">    "errors": []</w:t>
+        <w:br/>
+        <w:t xml:space="preserve">  }</w:t>
+        <w:br/>
+        <w:t>}</w:t>
+      </w:r>
+    </w:p>
+    <w:p>
+      <w:r>
+        <w:rPr>
+          <w:b/>
+        </w:rPr>
+        <w:t>FAIL</w:t>
+      </w:r>
+      <w:r>
+        <w:t xml:space="preserve"> — actual response:</w:t>
+      </w:r>
+    </w:p>
+    <w:p>
+      <w:r>
+        <w:rPr>
+          <w:rFonts w:ascii="Courier New" w:hAnsi="Courier New"/>
+          <w:sz w:val="18"/>
+        </w:rPr>
+        <w:t>{</w:t>
+        <w:br/>
+        <w:t xml:space="preserve">  "outputData": {</w:t>
+        <w:br/>
+        <w:t xml:space="preserve">    "errors": ["Timeout"]</w:t>
+        <w:br/>
+        <w:t xml:space="preserve">  }</w:t>
+        <w:br/>
+        <w:t>}</w:t>
+      </w:r>
+    </w:p>
+    <w:p>
+      <w:r>
+        <w:rPr>
+          <w:b/>
+        </w:rPr>
+        <w:t xml:space="preserve">Notes: </w:t>
+      </w:r>
+      <w:r>
+        <w:t>No `Value` required. Null arrays may be treated as empty depending on config.</w:t>
+      </w:r>
+    </w:p>
+    <w:p>
+      <w:r>
+        <w:t>---</w:t>
+      </w:r>
+    </w:p>
+    <w:p>
+      <w:pPr>
+        <w:pStyle w:val="Heading3"/>
+      </w:pPr>
+      <w:r>
+        <w:t>UNIQUE_ELEMENTS</w:t>
+      </w:r>
+    </w:p>
+    <w:p>
+      <w:r>
+        <w:rPr>
+          <w:b/>
+        </w:rPr>
+        <w:t>Purpose:</w:t>
+      </w:r>
+      <w:r>
+        <w:t xml:space="preserve"> Validates that all elements in the extracted array are unique.</w:t>
+      </w:r>
+    </w:p>
+    <w:p>
+      <w:r>
+        <w:rPr>
+          <w:b/>
+        </w:rPr>
+        <w:t>Assertion:</w:t>
+      </w:r>
+      <w:r/>
+    </w:p>
+    <w:p>
+      <w:r>
+        <w:rPr>
+          <w:rFonts w:ascii="Courier New" w:hAnsi="Courier New"/>
+          <w:sz w:val="18"/>
+        </w:rPr>
+        <w:t>{</w:t>
+        <w:br/>
+        <w:t xml:space="preserve">  "JsonPath": "$.outputData.ids",</w:t>
+        <w:br/>
+        <w:t xml:space="preserve">  "Operator": "UNIQUE_ELEMENTS"</w:t>
+        <w:br/>
+        <w:t>}</w:t>
+      </w:r>
+    </w:p>
+    <w:p>
+      <w:r>
+        <w:rPr>
+          <w:b/>
+        </w:rPr>
+        <w:t>PASS</w:t>
+      </w:r>
+      <w:r>
+        <w:t xml:space="preserve"> — actual response:</w:t>
+      </w:r>
+    </w:p>
+    <w:p>
+      <w:r>
+        <w:rPr>
+          <w:rFonts w:ascii="Courier New" w:hAnsi="Courier New"/>
+          <w:sz w:val="18"/>
+        </w:rPr>
+        <w:t>{</w:t>
+        <w:br/>
+        <w:t xml:space="preserve">  "outputData": {</w:t>
+        <w:br/>
+        <w:t xml:space="preserve">    "ids": [1, 2, 3]</w:t>
+        <w:br/>
+        <w:t xml:space="preserve">  }</w:t>
+        <w:br/>
+        <w:t>}</w:t>
+      </w:r>
+    </w:p>
+    <w:p>
+      <w:r>
+        <w:rPr>
+          <w:b/>
+        </w:rPr>
+        <w:t>FAIL</w:t>
+      </w:r>
+      <w:r>
+        <w:t xml:space="preserve"> — actual response:</w:t>
+      </w:r>
+    </w:p>
+    <w:p>
+      <w:r>
+        <w:rPr>
+          <w:rFonts w:ascii="Courier New" w:hAnsi="Courier New"/>
+          <w:sz w:val="18"/>
+        </w:rPr>
+        <w:t>{</w:t>
+        <w:br/>
+        <w:t xml:space="preserve">  "outputData": {</w:t>
+        <w:br/>
+        <w:t xml:space="preserve">    "ids": [1, 2, 1]</w:t>
+        <w:br/>
+        <w:t xml:space="preserve">  }</w:t>
+        <w:br/>
+        <w:t>}</w:t>
+      </w:r>
+    </w:p>
+    <w:p>
+      <w:r>
+        <w:rPr>
+          <w:b/>
+        </w:rPr>
+        <w:t xml:space="preserve">Notes: </w:t>
+      </w:r>
+      <w:r>
+        <w:t>No `Value` required.</w:t>
+      </w:r>
+    </w:p>
+    <w:p>
+      <w:r>
+        <w:t>---</w:t>
+      </w:r>
+    </w:p>
+    <w:p>
+      <w:pPr>
+        <w:pStyle w:val="Heading3"/>
+      </w:pPr>
+      <w:r>
+        <w:t>ARRAY_CONTAINS</w:t>
+      </w:r>
+    </w:p>
+    <w:p>
+      <w:r>
+        <w:rPr>
+          <w:b/>
+        </w:rPr>
+        <w:t>Purpose:</w:t>
+      </w:r>
+      <w:r>
+        <w:t xml:space="preserve"> Validates that an array contains the specified value.</w:t>
+      </w:r>
+    </w:p>
+    <w:p>
+      <w:r>
+        <w:rPr>
+          <w:b/>
+        </w:rPr>
+        <w:t>Assertion:</w:t>
+      </w:r>
+      <w:r/>
+    </w:p>
+    <w:p>
+      <w:r>
+        <w:rPr>
+          <w:rFonts w:ascii="Courier New" w:hAnsi="Courier New"/>
+          <w:sz w:val="18"/>
+        </w:rPr>
+        <w:t>{</w:t>
+        <w:br/>
+        <w:t xml:space="preserve">  "JsonPath": "$.outputData.reasonCodes",</w:t>
+        <w:br/>
+        <w:t xml:space="preserve">  "Operator": "ARRAY_CONTAINS",</w:t>
+        <w:br/>
+        <w:t xml:space="preserve">  "Value": "1004"</w:t>
+        <w:br/>
+        <w:t>}</w:t>
+      </w:r>
+    </w:p>
+    <w:p>
+      <w:r>
+        <w:rPr>
+          <w:b/>
+        </w:rPr>
+        <w:t>PASS</w:t>
+      </w:r>
+      <w:r>
+        <w:t xml:space="preserve"> — actual response:</w:t>
+      </w:r>
+    </w:p>
+    <w:p>
+      <w:r>
+        <w:rPr>
+          <w:rFonts w:ascii="Courier New" w:hAnsi="Courier New"/>
+          <w:sz w:val="18"/>
+        </w:rPr>
+        <w:t>{</w:t>
+        <w:br/>
+        <w:t xml:space="preserve">  "outputData": {</w:t>
+        <w:br/>
+        <w:t xml:space="preserve">    "reasonCodes": ["1004", "1011"]</w:t>
+        <w:br/>
+        <w:t xml:space="preserve">  }</w:t>
+        <w:br/>
+        <w:t>}</w:t>
+      </w:r>
+    </w:p>
+    <w:p>
+      <w:r>
+        <w:rPr>
+          <w:b/>
+        </w:rPr>
+        <w:t>FAIL</w:t>
+      </w:r>
+      <w:r>
+        <w:t xml:space="preserve"> — actual response:</w:t>
+      </w:r>
+    </w:p>
+    <w:p>
+      <w:r>
+        <w:rPr>
+          <w:rFonts w:ascii="Courier New" w:hAnsi="Courier New"/>
+          <w:sz w:val="18"/>
+        </w:rPr>
+        <w:t>{</w:t>
+        <w:br/>
+        <w:t xml:space="preserve">  "outputData": {</w:t>
+        <w:br/>
+        <w:t xml:space="preserve">    "reasonCodes": ["1011"]</w:t>
+        <w:br/>
+        <w:t xml:space="preserve">  }</w:t>
+        <w:br/>
+        <w:t>}</w:t>
+      </w:r>
+    </w:p>
+    <w:p>
+      <w:r>
+        <w:rPr>
+          <w:b/>
+        </w:rPr>
+        <w:t xml:space="preserve">Notes: </w:t>
+      </w:r>
+      <w:r>
+        <w:t>JsonPath must resolve to an array. If a scalar is returned, the assertion fails.</w:t>
+      </w:r>
+    </w:p>
+    <w:p>
+      <w:r>
+        <w:t>---</w:t>
+      </w:r>
+    </w:p>
+    <w:p>
+      <w:pPr>
+        <w:pStyle w:val="Heading3"/>
+      </w:pPr>
+      <w:r>
+        <w:t>ARRAY_CONTAINS_ONLY_VALUES</w:t>
+      </w:r>
+    </w:p>
+    <w:p>
+      <w:r>
+        <w:rPr>
+          <w:b/>
+        </w:rPr>
+        <w:t>Purpose:</w:t>
+      </w:r>
+      <w:r>
+        <w:t xml:space="preserve"> Validates that the array contains exactly the specified values, in any order. The array must have the same size as the expected list, and contain all expected elements.</w:t>
+      </w:r>
+    </w:p>
+    <w:p>
+      <w:r>
+        <w:rPr>
+          <w:b/>
+        </w:rPr>
+        <w:t>Assertion:</w:t>
+      </w:r>
+      <w:r/>
+    </w:p>
+    <w:p>
+      <w:r>
+        <w:rPr>
+          <w:rFonts w:ascii="Courier New" w:hAnsi="Courier New"/>
+          <w:sz w:val="18"/>
+        </w:rPr>
+        <w:t>{</w:t>
+        <w:br/>
+        <w:t xml:space="preserve">  "JsonPath": "$.outputData.tags",</w:t>
+        <w:br/>
+        <w:t xml:space="preserve">  "Operator": "ARRAY_CONTAINS_ONLY_VALUES",</w:t>
+        <w:br/>
+        <w:t xml:space="preserve">  "Value": ["B", "A"]</w:t>
+        <w:br/>
+        <w:t>}</w:t>
+      </w:r>
+    </w:p>
+    <w:p>
+      <w:r>
+        <w:rPr>
+          <w:b/>
+        </w:rPr>
+        <w:t>PASS</w:t>
+      </w:r>
+      <w:r>
+        <w:t xml:space="preserve"> — actual response:</w:t>
+      </w:r>
+    </w:p>
+    <w:p>
+      <w:r>
+        <w:rPr>
+          <w:rFonts w:ascii="Courier New" w:hAnsi="Courier New"/>
+          <w:sz w:val="18"/>
+        </w:rPr>
+        <w:t>{</w:t>
+        <w:br/>
+        <w:t xml:space="preserve">  "outputData": {</w:t>
+        <w:br/>
+        <w:t xml:space="preserve">    "tags": ["A", "B"]</w:t>
+        <w:br/>
+        <w:t xml:space="preserve">  }</w:t>
+        <w:br/>
+        <w:t>}</w:t>
+      </w:r>
+    </w:p>
+    <w:p>
+      <w:r>
+        <w:rPr>
+          <w:b/>
+        </w:rPr>
+        <w:t>FAIL</w:t>
+      </w:r>
+      <w:r>
+        <w:t xml:space="preserve"> — actual response (extra element):</w:t>
+      </w:r>
+    </w:p>
+    <w:p>
+      <w:r>
+        <w:rPr>
+          <w:rFonts w:ascii="Courier New" w:hAnsi="Courier New"/>
+          <w:sz w:val="18"/>
+        </w:rPr>
+        <w:t>{</w:t>
+        <w:br/>
+        <w:t xml:space="preserve">  "outputData": {</w:t>
+        <w:br/>
+        <w:t xml:space="preserve">    "tags": ["A", "B", "C"]</w:t>
+        <w:br/>
+        <w:t xml:space="preserve">  }</w:t>
+        <w:br/>
+        <w:t>}</w:t>
+      </w:r>
+    </w:p>
+    <w:p>
+      <w:r>
+        <w:rPr>
+          <w:b/>
+        </w:rPr>
+        <w:t>FAIL</w:t>
+      </w:r>
+      <w:r>
+        <w:t xml:space="preserve"> — actual response (missing element):</w:t>
+      </w:r>
+    </w:p>
+    <w:p>
+      <w:r>
+        <w:rPr>
+          <w:rFonts w:ascii="Courier New" w:hAnsi="Courier New"/>
+          <w:sz w:val="18"/>
+        </w:rPr>
+        <w:t>{</w:t>
+        <w:br/>
+        <w:t xml:space="preserve">  "outputData": {</w:t>
+        <w:br/>
+        <w:t xml:space="preserve">    "tags": ["A"]</w:t>
+        <w:br/>
+        <w:t xml:space="preserve">  }</w:t>
+        <w:br/>
+        <w:t>}</w:t>
+      </w:r>
+    </w:p>
+    <w:p>
+      <w:r>
+        <w:rPr>
+          <w:b/>
+        </w:rPr>
+        <w:t xml:space="preserve">Notes: </w:t>
+      </w:r>
+      <w:r>
+        <w:t>Both size and content must match. Order is ignored. Useful when you need to assert the complete set of values without caring about ordering.</w:t>
+      </w:r>
+    </w:p>
+    <w:p>
+      <w:r>
+        <w:t>---</w:t>
+      </w:r>
+    </w:p>
+    <w:p>
+      <w:pPr>
+        <w:pStyle w:val="Heading3"/>
+      </w:pPr>
+      <w:r>
+        <w:t>ARRAY_CONTAINS_ONLY_ONE_VALUE</w:t>
+      </w:r>
+    </w:p>
+    <w:p>
+      <w:r>
+        <w:rPr>
+          <w:b/>
+        </w:rPr>
+        <w:t>Purpose:</w:t>
+      </w:r>
+      <w:r>
+        <w:t xml:space="preserve"> Validates that the array contains exactly one element, and that element equals the expected value.</w:t>
+      </w:r>
+    </w:p>
+    <w:p>
+      <w:r>
+        <w:rPr>
+          <w:b/>
+        </w:rPr>
+        <w:t>Assertion:</w:t>
+      </w:r>
+      <w:r/>
+    </w:p>
+    <w:p>
+      <w:r>
+        <w:rPr>
+          <w:rFonts w:ascii="Courier New" w:hAnsi="Courier New"/>
+          <w:sz w:val="18"/>
+        </w:rPr>
+        <w:t>{</w:t>
+        <w:br/>
+        <w:t xml:space="preserve">  "JsonPath": "$.outputData.results",</w:t>
+        <w:br/>
+        <w:t xml:space="preserve">  "Operator": "ARRAY_CONTAINS_ONLY_ONE_VALUE",</w:t>
+        <w:br/>
+        <w:t xml:space="preserve">  "Value": "SUCCESS"</w:t>
+        <w:br/>
+        <w:t>}</w:t>
+      </w:r>
+    </w:p>
+    <w:p>
+      <w:r>
+        <w:rPr>
+          <w:b/>
+        </w:rPr>
+        <w:t>PASS</w:t>
+      </w:r>
+      <w:r>
+        <w:t xml:space="preserve"> — actual response:</w:t>
+      </w:r>
+    </w:p>
+    <w:p>
+      <w:r>
+        <w:rPr>
+          <w:rFonts w:ascii="Courier New" w:hAnsi="Courier New"/>
+          <w:sz w:val="18"/>
+        </w:rPr>
+        <w:t>{</w:t>
+        <w:br/>
+        <w:t xml:space="preserve">  "outputData": {</w:t>
+        <w:br/>
+        <w:t xml:space="preserve">    "results": ["SUCCESS"]</w:t>
+        <w:br/>
+        <w:t xml:space="preserve">  }</w:t>
+        <w:br/>
+        <w:t>}</w:t>
+      </w:r>
+    </w:p>
+    <w:p>
+      <w:r>
+        <w:rPr>
+          <w:b/>
+        </w:rPr>
+        <w:t>FAIL</w:t>
+      </w:r>
+      <w:r>
+        <w:t xml:space="preserve"> — actual response (too many elements):</w:t>
+      </w:r>
+    </w:p>
+    <w:p>
+      <w:r>
+        <w:rPr>
+          <w:rFonts w:ascii="Courier New" w:hAnsi="Courier New"/>
+          <w:sz w:val="18"/>
+        </w:rPr>
+        <w:t>{</w:t>
+        <w:br/>
+        <w:t xml:space="preserve">  "outputData": {</w:t>
+        <w:br/>
+        <w:t xml:space="preserve">    "results": ["SUCCESS", "PENDING"]</w:t>
+        <w:br/>
+        <w:t xml:space="preserve">  }</w:t>
+        <w:br/>
+        <w:t>}</w:t>
+      </w:r>
+    </w:p>
+    <w:p>
+      <w:r>
+        <w:rPr>
+          <w:b/>
+        </w:rPr>
+        <w:t>FAIL</w:t>
+      </w:r>
+      <w:r>
+        <w:t xml:space="preserve"> — actual response (wrong value):</w:t>
+      </w:r>
+    </w:p>
+    <w:p>
+      <w:r>
+        <w:rPr>
+          <w:rFonts w:ascii="Courier New" w:hAnsi="Courier New"/>
+          <w:sz w:val="18"/>
+        </w:rPr>
+        <w:t>{</w:t>
+        <w:br/>
+        <w:t xml:space="preserve">  "outputData": {</w:t>
+        <w:br/>
+        <w:t xml:space="preserve">    "results": ["FAILED"]</w:t>
+        <w:br/>
+        <w:t xml:space="preserve">  }</w:t>
+        <w:br/>
+        <w:t>}</w:t>
+      </w:r>
+    </w:p>
+    <w:p>
+      <w:r>
+        <w:rPr>
+          <w:b/>
+        </w:rPr>
+        <w:t xml:space="preserve">Notes: </w:t>
+      </w:r>
+      <w:r>
+        <w:t>Enforces both cardinality (exactly 1) and value equality. Fails if the array has zero or more than one element, or if the single element doesn't match.</w:t>
+      </w:r>
+    </w:p>
+    <w:p>
+      <w:r>
+        <w:t>---</w:t>
+      </w:r>
+    </w:p>
+    <w:p>
+      <w:pPr>
+        <w:pStyle w:val="Heading3"/>
+      </w:pPr>
+      <w:r>
+        <w:t>ARRAY_CONTAINS_OBJECT_WITH_FIELDS</w:t>
+      </w:r>
+    </w:p>
+    <w:p>
+      <w:r>
+        <w:rPr>
+          <w:b/>
+        </w:rPr>
+        <w:t>Purpose:</w:t>
+      </w:r>
+      <w:r>
+        <w:t xml:space="preserve"> Validates that at least one object in the array matches the provided partial structure (subset of fields).</w:t>
+      </w:r>
+    </w:p>
+    <w:p>
+      <w:r>
+        <w:rPr>
+          <w:b/>
+        </w:rPr>
+        <w:t>Assertion:</w:t>
+      </w:r>
+      <w:r/>
+    </w:p>
+    <w:p>
+      <w:r>
+        <w:rPr>
+          <w:rFonts w:ascii="Courier New" w:hAnsi="Courier New"/>
+          <w:sz w:val="18"/>
+        </w:rPr>
+        <w:t>{</w:t>
+        <w:br/>
+        <w:t xml:space="preserve">  "JsonPath": "$.outputData.dataItemNeeds",</w:t>
+        <w:br/>
+        <w:t xml:space="preserve">  "Operator": "ARRAY_CONTAINS_OBJECT_WITH_FIELDS",</w:t>
+        <w:br/>
+        <w:t xml:space="preserve">  "Value": {</w:t>
+        <w:br/>
+        <w:t xml:space="preserve">    "type": "1035"</w:t>
+        <w:br/>
+        <w:t xml:space="preserve">  }</w:t>
+        <w:br/>
+        <w:t>}</w:t>
+      </w:r>
+    </w:p>
+    <w:p>
+      <w:r>
+        <w:rPr>
+          <w:b/>
+        </w:rPr>
+        <w:t>PASS</w:t>
+      </w:r>
+      <w:r>
+        <w:t xml:space="preserve"> — actual response:</w:t>
+      </w:r>
+    </w:p>
+    <w:p>
+      <w:r>
+        <w:rPr>
+          <w:rFonts w:ascii="Courier New" w:hAnsi="Courier New"/>
+          <w:sz w:val="18"/>
+        </w:rPr>
+        <w:t>{</w:t>
+        <w:br/>
+        <w:t xml:space="preserve">  "outputData": {</w:t>
+        <w:br/>
+        <w:t xml:space="preserve">    "dataItemNeeds": [</w:t>
+        <w:br/>
+        <w:t xml:space="preserve">      {</w:t>
+        <w:br/>
+        <w:t xml:space="preserve">        "type": "1035",</w:t>
+        <w:br/>
+        <w:t xml:space="preserve">        "status": "ACTIVE"</w:t>
+        <w:br/>
+        <w:t xml:space="preserve">      }</w:t>
+        <w:br/>
+        <w:t xml:space="preserve">    ]</w:t>
+        <w:br/>
+        <w:t xml:space="preserve">  }</w:t>
+        <w:br/>
+        <w:t>}</w:t>
+      </w:r>
+    </w:p>
+    <w:p>
+      <w:r>
+        <w:rPr>
+          <w:b/>
+        </w:rPr>
+        <w:t>FAIL</w:t>
+      </w:r>
+      <w:r>
+        <w:t xml:space="preserve"> — actual response:</w:t>
+      </w:r>
+    </w:p>
+    <w:p>
+      <w:r>
+        <w:rPr>
+          <w:rFonts w:ascii="Courier New" w:hAnsi="Courier New"/>
+          <w:sz w:val="18"/>
+        </w:rPr>
+        <w:t>{</w:t>
+        <w:br/>
+        <w:t xml:space="preserve">  "outputData": {</w:t>
+        <w:br/>
+        <w:t xml:space="preserve">    "dataItemNeeds": [</w:t>
+        <w:br/>
+        <w:t xml:space="preserve">      {</w:t>
+        <w:br/>
+        <w:t xml:space="preserve">        "type": "1040"</w:t>
+        <w:br/>
+        <w:t xml:space="preserve">      }</w:t>
+        <w:br/>
+        <w:t xml:space="preserve">    ]</w:t>
+        <w:br/>
+        <w:t xml:space="preserve">  }</w:t>
+        <w:br/>
+        <w:t>}</w:t>
+      </w:r>
+    </w:p>
+    <w:p>
+      <w:r>
+        <w:rPr>
+          <w:b/>
+        </w:rPr>
+        <w:t xml:space="preserve">Notes: </w:t>
+      </w:r>
+      <w:r>
+        <w:t>Performs structural subset match against each array element. Fails if no matching element is found. Extra fields on the actual object are allowed.</w:t>
+      </w:r>
+    </w:p>
+    <w:p>
+      <w:r>
+        <w:t>---</w:t>
+      </w:r>
+    </w:p>
+    <w:p>
+      <w:pPr>
+        <w:pStyle w:val="Heading3"/>
+      </w:pPr>
+      <w:r>
+        <w:t>ALL_MATCH</w:t>
+      </w:r>
+    </w:p>
+    <w:p>
+      <w:r>
+        <w:rPr>
+          <w:b/>
+        </w:rPr>
+        <w:t>Purpose:</w:t>
+      </w:r>
+      <w:r>
+        <w:t xml:space="preserve"> Validates that **every** element in the array matches a condition. The condition defaults to equality when a scalar value is provided.</w:t>
+      </w:r>
+    </w:p>
+    <w:p>
+      <w:r>
+        <w:rPr>
+          <w:b/>
+        </w:rPr>
+        <w:t>Equals mode</w:t>
+      </w:r>
+      <w:r>
+        <w:t xml:space="preserve"> — scalar Value (defaults to equality):</w:t>
+      </w:r>
+    </w:p>
+    <w:p>
+      <w:r>
+        <w:rPr>
+          <w:rFonts w:ascii="Courier New" w:hAnsi="Courier New"/>
+          <w:sz w:val="18"/>
+        </w:rPr>
+        <w:t>{</w:t>
+        <w:br/>
+        <w:t xml:space="preserve">  "JsonPath": "$.outputData.penalties",</w:t>
+        <w:br/>
+        <w:t xml:space="preserve">  "Operator": "ALL_MATCH",</w:t>
+        <w:br/>
+        <w:t xml:space="preserve">  "Value": 0</w:t>
+        <w:br/>
+        <w:t>}</w:t>
+      </w:r>
+    </w:p>
+    <w:p>
+      <w:r>
+        <w:rPr>
+          <w:b/>
+        </w:rPr>
+        <w:t>PASS</w:t>
+      </w:r>
+      <w:r>
+        <w:t xml:space="preserve"> — actual response:</w:t>
+      </w:r>
+    </w:p>
+    <w:p>
+      <w:r>
+        <w:rPr>
+          <w:rFonts w:ascii="Courier New" w:hAnsi="Courier New"/>
+          <w:sz w:val="18"/>
+        </w:rPr>
+        <w:t>{</w:t>
+        <w:br/>
+        <w:t xml:space="preserve">  "outputData": {</w:t>
+        <w:br/>
+        <w:t xml:space="preserve">    "penalties": [0, 0, 0]</w:t>
+        <w:br/>
+        <w:t xml:space="preserve">  }</w:t>
+        <w:br/>
+        <w:t>}</w:t>
+      </w:r>
+    </w:p>
+    <w:p>
+      <w:r>
+        <w:rPr>
+          <w:b/>
+        </w:rPr>
+        <w:t>FAIL</w:t>
+      </w:r>
+      <w:r>
+        <w:t xml:space="preserve"> — actual response:</w:t>
+      </w:r>
+    </w:p>
+    <w:p>
+      <w:r>
+        <w:rPr>
+          <w:rFonts w:ascii="Courier New" w:hAnsi="Courier New"/>
+          <w:sz w:val="18"/>
+        </w:rPr>
+        <w:t>{</w:t>
+        <w:br/>
+        <w:t xml:space="preserve">  "outputData": {</w:t>
+        <w:br/>
+        <w:t xml:space="preserve">    "penalties": [0, 0, 1]</w:t>
+        <w:br/>
+        <w:t xml:space="preserve">  }</w:t>
+        <w:br/>
+        <w:t>}</w:t>
+      </w:r>
+    </w:p>
+    <w:p>
+      <w:r>
+        <w:rPr>
+          <w:b/>
+        </w:rPr>
+        <w:t>greaterThan mode:</w:t>
+      </w:r>
+      <w:r/>
+    </w:p>
+    <w:p>
+      <w:r>
+        <w:rPr>
+          <w:rFonts w:ascii="Courier New" w:hAnsi="Courier New"/>
+          <w:sz w:val="18"/>
+        </w:rPr>
+        <w:t>{</w:t>
+        <w:br/>
+        <w:t xml:space="preserve">  "JsonPath": "$.outputData.scores",</w:t>
+        <w:br/>
+        <w:t xml:space="preserve">  "Operator": "ALL_MATCH",</w:t>
+        <w:br/>
+        <w:t xml:space="preserve">  "Value": {</w:t>
+        <w:br/>
+        <w:t xml:space="preserve">    "greaterThan": 50</w:t>
+        <w:br/>
+        <w:t xml:space="preserve">  }</w:t>
+        <w:br/>
+        <w:t>}</w:t>
+      </w:r>
+    </w:p>
+    <w:p>
+      <w:r>
+        <w:rPr>
+          <w:b/>
+        </w:rPr>
+        <w:t>PASS:</w:t>
+      </w:r>
+      <w:r>
+        <w:t xml:space="preserve"> `{ "scores": [60, 70, 80] }` — **FAIL:** `{ "scores": [60, 50, 80] }`</w:t>
+      </w:r>
+    </w:p>
+    <w:p>
+      <w:r>
+        <w:rPr>
+          <w:b/>
+        </w:rPr>
+        <w:t>lessThan mode:</w:t>
+      </w:r>
+      <w:r/>
+    </w:p>
+    <w:p>
+      <w:r>
+        <w:rPr>
+          <w:rFonts w:ascii="Courier New" w:hAnsi="Courier New"/>
+          <w:sz w:val="18"/>
+        </w:rPr>
+        <w:t>{</w:t>
+        <w:br/>
+        <w:t xml:space="preserve">  "JsonPath": "$.outputData.scores",</w:t>
+        <w:br/>
+        <w:t xml:space="preserve">  "Operator": "ALL_MATCH",</w:t>
+        <w:br/>
+        <w:t xml:space="preserve">  "Value": {</w:t>
+        <w:br/>
+        <w:t xml:space="preserve">    "lessThan": 50</w:t>
+        <w:br/>
+        <w:t xml:space="preserve">  }</w:t>
+        <w:br/>
+        <w:t>}</w:t>
+      </w:r>
+    </w:p>
+    <w:p>
+      <w:r>
+        <w:rPr>
+          <w:b/>
+        </w:rPr>
+        <w:t>PASS:</w:t>
+      </w:r>
+      <w:r>
+        <w:t xml:space="preserve"> `{ "scores": [10, 20, 30] }` — **FAIL:** `{ "scores": [10, 50, 30] }`</w:t>
+      </w:r>
+    </w:p>
+    <w:p>
+      <w:r>
+        <w:rPr>
+          <w:b/>
+        </w:rPr>
+        <w:t>between mode:</w:t>
+      </w:r>
+      <w:r/>
+    </w:p>
+    <w:p>
+      <w:r>
+        <w:rPr>
+          <w:rFonts w:ascii="Courier New" w:hAnsi="Courier New"/>
+          <w:sz w:val="18"/>
+        </w:rPr>
+        <w:t>{</w:t>
+        <w:br/>
+        <w:t xml:space="preserve">  "JsonPath": "$.outputData.scores",</w:t>
+        <w:br/>
+        <w:t xml:space="preserve">  "Operator": "ALL_MATCH",</w:t>
+        <w:br/>
+        <w:t xml:space="preserve">  "Value": {</w:t>
+        <w:br/>
+        <w:t xml:space="preserve">    "between": {</w:t>
+        <w:br/>
+        <w:t xml:space="preserve">      "min": 50,</w:t>
+        <w:br/>
+        <w:t xml:space="preserve">      "max": 100</w:t>
+        <w:br/>
+        <w:t xml:space="preserve">    }</w:t>
+        <w:br/>
+        <w:t xml:space="preserve">  }</w:t>
+        <w:br/>
+        <w:t>}</w:t>
+      </w:r>
+    </w:p>
+    <w:p>
+      <w:r>
+        <w:rPr>
+          <w:b/>
+        </w:rPr>
+        <w:t>PASS:</w:t>
+      </w:r>
+      <w:r>
+        <w:t xml:space="preserve"> `{ "scores": [50, 75, 100] }` — **FAIL:** `{ "scores": [50, 110, 75] }`</w:t>
+      </w:r>
+    </w:p>
+    <w:p>
+      <w:r>
+        <w:rPr>
+          <w:b/>
+        </w:rPr>
+        <w:t xml:space="preserve">Notes: </w:t>
+      </w:r>
+      <w:r>
+        <w:t>Scalar Value → equality check. Object Value must have one of: `greaterThan`, `lessThan`, or `between`. Empty arrays pass vacuously. Error messages include the failing element's index.</w:t>
+      </w:r>
+    </w:p>
+    <w:p>
+      <w:r>
+        <w:t>---</w:t>
+      </w:r>
+    </w:p>
+    <w:p>
+      <w:pPr>
+        <w:pStyle w:val="Heading2"/>
+      </w:pPr>
+      <w:r>
+        <w:t>Object Operators</w:t>
+      </w:r>
+    </w:p>
+    <w:p>
+      <w:pPr>
+        <w:pStyle w:val="Heading3"/>
+      </w:pPr>
+      <w:r>
+        <w:t>HAS_KEYS</w:t>
+      </w:r>
+    </w:p>
+    <w:p>
+      <w:r>
+        <w:rPr>
+          <w:b/>
+        </w:rPr>
+        <w:t>Purpose:</w:t>
+      </w:r>
+      <w:r>
+        <w:t xml:space="preserve"> Validates that the extracted object contains exactly the specified keys (values don't matter).</w:t>
+      </w:r>
+    </w:p>
+    <w:p>
+      <w:r>
+        <w:rPr>
+          <w:b/>
+        </w:rPr>
+        <w:t>Assertion:</w:t>
+      </w:r>
+      <w:r/>
+    </w:p>
+    <w:p>
+      <w:r>
+        <w:rPr>
+          <w:rFonts w:ascii="Courier New" w:hAnsi="Courier New"/>
+          <w:sz w:val="18"/>
+        </w:rPr>
+        <w:t>{</w:t>
+        <w:br/>
+        <w:t xml:space="preserve">  "JsonPath": "$.outputData.metadata",</w:t>
+        <w:br/>
+        <w:t xml:space="preserve">  "Operator": "HAS_KEYS",</w:t>
+        <w:br/>
+        <w:t xml:space="preserve">  "Value": ["id", "timestamp"]</w:t>
+        <w:br/>
+        <w:t>}</w:t>
+      </w:r>
+    </w:p>
+    <w:p>
+      <w:r>
+        <w:rPr>
+          <w:b/>
+        </w:rPr>
+        <w:t>PASS</w:t>
+      </w:r>
+      <w:r>
+        <w:t xml:space="preserve"> — actual response:</w:t>
+      </w:r>
+    </w:p>
+    <w:p>
+      <w:r>
+        <w:rPr>
+          <w:rFonts w:ascii="Courier New" w:hAnsi="Courier New"/>
+          <w:sz w:val="18"/>
+        </w:rPr>
+        <w:t>{</w:t>
+        <w:br/>
+        <w:t xml:space="preserve">  "outputData": {</w:t>
+        <w:br/>
+        <w:t xml:space="preserve">    "metadata": {</w:t>
+        <w:br/>
+        <w:t xml:space="preserve">      "id": "123",</w:t>
+        <w:br/>
+        <w:t xml:space="preserve">      "timestamp": "2025",</w:t>
+        <w:br/>
+        <w:t xml:space="preserve">      "extra": "allowed"</w:t>
+        <w:br/>
+        <w:t xml:space="preserve">    }</w:t>
+        <w:br/>
+        <w:t xml:space="preserve">  }</w:t>
+        <w:br/>
+        <w:t>}</w:t>
+      </w:r>
+    </w:p>
+    <w:p>
+      <w:r>
+        <w:rPr>
+          <w:b/>
+        </w:rPr>
+        <w:t xml:space="preserve">Notes: </w:t>
+      </w:r>
+      <w:r>
+        <w:t>Actual object can have extra keys, but must have all the specified keys.</w:t>
+      </w:r>
+    </w:p>
+    <w:p>
+      <w:r>
+        <w:t>---</w:t>
+      </w:r>
+    </w:p>
+    <w:p>
+      <w:pPr>
+        <w:pStyle w:val="Heading3"/>
+      </w:pPr>
+      <w:r>
+        <w:t>FIELD_EQUALS_OTHER_FIELD</w:t>
+      </w:r>
+    </w:p>
+    <w:p>
+      <w:r>
+        <w:rPr>
+          <w:b/>
+        </w:rPr>
+        <w:t>Purpose:</w:t>
+      </w:r>
+      <w:r>
+        <w:t xml:space="preserve"> Validates that two fields within the response are equal to each other.</w:t>
+      </w:r>
+    </w:p>
+    <w:p>
+      <w:r>
+        <w:rPr>
+          <w:b/>
+        </w:rPr>
+        <w:t>Assertion:</w:t>
+      </w:r>
+      <w:r/>
+    </w:p>
+    <w:p>
+      <w:r>
+        <w:rPr>
+          <w:rFonts w:ascii="Courier New" w:hAnsi="Courier New"/>
+          <w:sz w:val="18"/>
+        </w:rPr>
+        <w:t>{</w:t>
+        <w:br/>
+        <w:t xml:space="preserve">  "JsonPath": "$.outputData.actualTotal",</w:t>
+        <w:br/>
+        <w:t xml:space="preserve">  "Operator": "FIELD_EQUALS_OTHER_FIELD",</w:t>
+        <w:br/>
+        <w:t xml:space="preserve">  "Value": "$.outputData.expectedTotal"</w:t>
+        <w:br/>
+        <w:t>}</w:t>
+      </w:r>
+    </w:p>
+    <w:p>
+      <w:r>
+        <w:rPr>
+          <w:b/>
+        </w:rPr>
+        <w:t>PASS</w:t>
+      </w:r>
+      <w:r>
+        <w:t xml:space="preserve"> — actual response:</w:t>
+      </w:r>
+    </w:p>
+    <w:p>
+      <w:r>
+        <w:rPr>
+          <w:rFonts w:ascii="Courier New" w:hAnsi="Courier New"/>
+          <w:sz w:val="18"/>
+        </w:rPr>
+        <w:t>{</w:t>
+        <w:br/>
+        <w:t xml:space="preserve">  "outputData": {</w:t>
+        <w:br/>
+        <w:t xml:space="preserve">    "actualTotal": 100,</w:t>
+        <w:br/>
+        <w:t xml:space="preserve">    "expectedTotal": 100</w:t>
+        <w:br/>
+        <w:t xml:space="preserve">  }</w:t>
+        <w:br/>
+        <w:t>}</w:t>
+      </w:r>
+    </w:p>
+    <w:p>
+      <w:r>
+        <w:rPr>
+          <w:b/>
+        </w:rPr>
+        <w:t xml:space="preserve">Notes: </w:t>
+      </w:r>
+      <w:r>
+        <w:t>`Value` must be another valid JsonPath.</w:t>
+      </w:r>
+    </w:p>
+    <w:p>
+      <w:r>
+        <w:t>---</w:t>
+      </w:r>
+    </w:p>
+    <w:p>
+      <w:pPr>
+        <w:pStyle w:val="Heading3"/>
+      </w:pPr>
+      <w:r>
+        <w:t>OBJECT_CONTAINS_FIELDS</w:t>
+      </w:r>
+    </w:p>
+    <w:p>
+      <w:r>
+        <w:rPr>
+          <w:b/>
+        </w:rPr>
+        <w:t>Purpose:</w:t>
+      </w:r>
+      <w:r>
+        <w:t xml:space="preserve"> Validates that the extracted object contains the specified key-value pairs. Extra fields on the actual object are allowed.</w:t>
+      </w:r>
+    </w:p>
+    <w:p>
+      <w:r>
+        <w:rPr>
+          <w:b/>
+        </w:rPr>
+        <w:t>Assertion:</w:t>
+      </w:r>
+      <w:r/>
+    </w:p>
+    <w:p>
+      <w:r>
+        <w:rPr>
+          <w:rFonts w:ascii="Courier New" w:hAnsi="Courier New"/>
+          <w:sz w:val="18"/>
+        </w:rPr>
+        <w:t>{</w:t>
+        <w:br/>
+        <w:t xml:space="preserve">  "JsonPath": "$.outputData.client",</w:t>
+        <w:br/>
+        <w:t xml:space="preserve">  "Operator": "OBJECT_CONTAINS_FIELDS",</w:t>
+        <w:br/>
+        <w:t xml:space="preserve">  "Value": {</w:t>
+        <w:br/>
+        <w:t xml:space="preserve">    "clientType": "1031",</w:t>
+        <w:br/>
+        <w:t xml:space="preserve">    "riskLevel": "HIGH"</w:t>
+        <w:br/>
+        <w:t xml:space="preserve">  }</w:t>
+        <w:br/>
+        <w:t>}</w:t>
+      </w:r>
+    </w:p>
+    <w:p>
+      <w:r>
+        <w:rPr>
+          <w:b/>
+        </w:rPr>
+        <w:t>PASS</w:t>
+      </w:r>
+      <w:r>
+        <w:t xml:space="preserve"> — actual response:</w:t>
+      </w:r>
+    </w:p>
+    <w:p>
+      <w:r>
+        <w:rPr>
+          <w:rFonts w:ascii="Courier New" w:hAnsi="Courier New"/>
+          <w:sz w:val="18"/>
+        </w:rPr>
+        <w:t>{</w:t>
+        <w:br/>
+        <w:t xml:space="preserve">  "outputData": {</w:t>
+        <w:br/>
+        <w:t xml:space="preserve">    "client": {</w:t>
+        <w:br/>
+        <w:t xml:space="preserve">      "clientType": "1031",</w:t>
+        <w:br/>
+        <w:t xml:space="preserve">      "riskLevel": "HIGH",</w:t>
+        <w:br/>
+        <w:t xml:space="preserve">      "segment": "Retail"</w:t>
+        <w:br/>
+        <w:t xml:space="preserve">    }</w:t>
+        <w:br/>
+        <w:t xml:space="preserve">  }</w:t>
+        <w:br/>
+        <w:t>}</w:t>
+      </w:r>
+    </w:p>
+    <w:p>
+      <w:r>
+        <w:rPr>
+          <w:b/>
+        </w:rPr>
+        <w:t>FAIL</w:t>
+      </w:r>
+      <w:r>
+        <w:t xml:space="preserve"> — actual response:</w:t>
+      </w:r>
+    </w:p>
+    <w:p>
+      <w:r>
+        <w:rPr>
+          <w:rFonts w:ascii="Courier New" w:hAnsi="Courier New"/>
+          <w:sz w:val="18"/>
+        </w:rPr>
+        <w:t>{</w:t>
+        <w:br/>
+        <w:t xml:space="preserve">  "outputData": {</w:t>
+        <w:br/>
+        <w:t xml:space="preserve">    "client": {</w:t>
+        <w:br/>
+        <w:t xml:space="preserve">      "clientType": "1031",</w:t>
+        <w:br/>
+        <w:t xml:space="preserve">      "riskLevel": "LOW"</w:t>
+        <w:br/>
+        <w:t xml:space="preserve">    }</w:t>
+        <w:br/>
+        <w:t xml:space="preserve">  }</w:t>
+        <w:br/>
+        <w:t>}</w:t>
+      </w:r>
+    </w:p>
+    <w:p>
+      <w:r>
+        <w:rPr>
+          <w:b/>
+        </w:rPr>
+        <w:t xml:space="preserve">Notes: </w:t>
+      </w:r>
+      <w:r>
+        <w:t>All specified fields must exist and match exactly. Extra fields in the actual object are ignored.</w:t>
+      </w:r>
+    </w:p>
+    <w:p>
+      <w:r>
+        <w:t>---</w:t>
+      </w:r>
+    </w:p>
+    <w:p>
+      <w:pPr>
+        <w:pStyle w:val="Heading3"/>
+      </w:pPr>
+      <w:r>
         <w:t>OBJECT_CONTAINS_FIELDS_IGNORE_NULLS</w:t>
       </w:r>
     </w:p>
     <w:p>
+      <w:r>
+        <w:rPr>
+          <w:b/>
+        </w:rPr>
+        <w:t>Purpose:</w:t>
+      </w:r>
+      <w:r>
+        <w:t xml:space="preserve"> Same as `OBJECT_CONTAINS_FIELDS` but ignores null values in the expected object.</w:t>
+      </w:r>
+    </w:p>
+    <w:p>
+      <w:r>
+        <w:rPr>
+          <w:b/>
+        </w:rPr>
+        <w:t>Assertion:</w:t>
+      </w:r>
       <w:r/>
+    </w:p>
+    <w:p>
+      <w:r>
+        <w:rPr>
+          <w:rFonts w:ascii="Courier New" w:hAnsi="Courier New"/>
+          <w:sz w:val="18"/>
+        </w:rPr>
+        <w:t>{</w:t>
+        <w:br/>
+        <w:t xml:space="preserve">  "JsonPath": "$.outputData.client",</w:t>
+        <w:br/>
+        <w:t xml:space="preserve">  "Operator": "OBJECT_CONTAINS_FIELDS_IGNORE_NULLS",</w:t>
+        <w:br/>
+        <w:t xml:space="preserve">  "Value": {</w:t>
+        <w:br/>
+        <w:t xml:space="preserve">    "clientType": "1031",</w:t>
+        <w:br/>
+        <w:t xml:space="preserve">    "middleName": null</w:t>
+        <w:br/>
+        <w:t xml:space="preserve">  }</w:t>
+        <w:br/>
+        <w:t>}</w:t>
+      </w:r>
+    </w:p>
+    <w:p>
       <w:r>
         <w:rPr>
           <w:b/>
         </w:rPr>
+        <w:t>PASS</w:t>
+      </w:r>
+      <w:r>
+        <w:t xml:space="preserve"> — actual response:</w:t>
+      </w:r>
+    </w:p>
+    <w:p>
+      <w:r>
+        <w:rPr>
+          <w:rFonts w:ascii="Courier New" w:hAnsi="Courier New"/>
+          <w:sz w:val="18"/>
+        </w:rPr>
+        <w:t>{</w:t>
+        <w:br/>
+        <w:t xml:space="preserve">  "outputData": {</w:t>
+        <w:br/>
+        <w:t xml:space="preserve">    "client": {</w:t>
+        <w:br/>
+        <w:t xml:space="preserve">      "clientType": "1031"</w:t>
+        <w:br/>
+        <w:t xml:space="preserve">    }</w:t>
+        <w:br/>
+        <w:t xml:space="preserve">  }</w:t>
+        <w:br/>
+        <w:t>}</w:t>
+      </w:r>
+    </w:p>
+    <w:p>
+      <w:r>
+        <w:rPr>
+          <w:b/>
+        </w:rPr>
+        <w:t>FAIL</w:t>
+      </w:r>
+      <w:r>
+        <w:t xml:space="preserve"> — actual response:</w:t>
+      </w:r>
+    </w:p>
+    <w:p>
+      <w:r>
+        <w:rPr>
+          <w:rFonts w:ascii="Courier New" w:hAnsi="Courier New"/>
+          <w:sz w:val="18"/>
+        </w:rPr>
+        <w:t>{</w:t>
+        <w:br/>
+        <w:t xml:space="preserve">  "outputData": {</w:t>
+        <w:br/>
+        <w:t xml:space="preserve">    "client": {</w:t>
+        <w:br/>
+        <w:t xml:space="preserve">      "clientType": "1032"</w:t>
+        <w:br/>
+        <w:t xml:space="preserve">    }</w:t>
+        <w:br/>
+        <w:t xml:space="preserve">  }</w:t>
+        <w:br/>
+        <w:t>}</w:t>
+      </w:r>
+    </w:p>
+    <w:p>
+      <w:r>
+        <w:rPr>
+          <w:b/>
+        </w:rPr>
+        <w:t xml:space="preserve">Notes: </w:t>
+      </w:r>
+      <w:r>
+        <w:t>Null fields in the expected object are skipped during comparison. Non-null fields must match exactly.</w:t>
+      </w:r>
+    </w:p>
+    <w:p>
+      <w:r>
+        <w:t>---</w:t>
+      </w:r>
+    </w:p>
+    <w:p>
+      <w:pPr>
+        <w:pStyle w:val="Heading2"/>
+      </w:pPr>
+      <w:r>
+        <w:t>Logical Operators</w:t>
+      </w:r>
+    </w:p>
+    <w:p>
+      <w:pPr>
+        <w:pStyle w:val="Heading3"/>
+      </w:pPr>
+      <w:r>
+        <w:t>AND</w:t>
+      </w:r>
+    </w:p>
+    <w:p>
+      <w:r>
+        <w:rPr>
+          <w:b/>
+        </w:rPr>
         <w:t>Purpose:</w:t>
       </w:r>
       <w:r>
-        <w:t xml:space="preserve"> Same as `OBJECT_CONTAINS_FIELDS` but ignores null values in the expected object.</w:t>
-      </w:r>
-    </w:p>
-    <w:p>
+        <w:t xml:space="preserve"> Validates that all provided assertions evaluate to true.</w:t>
+      </w:r>
+    </w:p>
+    <w:p>
+      <w:r>
+        <w:rPr>
+          <w:b/>
+        </w:rPr>
+        <w:t>Assertion:</w:t>
+      </w:r>
       <w:r/>
+    </w:p>
+    <w:p>
+      <w:r>
+        <w:rPr>
+          <w:rFonts w:ascii="Courier New" w:hAnsi="Courier New"/>
+          <w:sz w:val="18"/>
+        </w:rPr>
+        <w:t>{</w:t>
+        <w:br/>
+        <w:t xml:space="preserve">  "Operator": "AND",</w:t>
+        <w:br/>
+        <w:t xml:space="preserve">  "Value": [</w:t>
+        <w:br/>
+        <w:t xml:space="preserve">    { "JsonPath": "$.status", "Operator": "EQUALS", "Value": "OK" },</w:t>
+        <w:br/>
+        <w:t xml:space="preserve">    { "JsonPath": "$.code", "Operator": "EQUALS", "Value": 200 }</w:t>
+        <w:br/>
+        <w:t xml:space="preserve">  ]</w:t>
+        <w:br/>
+        <w:t>}</w:t>
+      </w:r>
+    </w:p>
+    <w:p>
       <w:r>
         <w:rPr>
           <w:b/>
         </w:rPr>
+        <w:t xml:space="preserve">Notes: </w:t>
+      </w:r>
+      <w:r>
+        <w:t>Used for compound logic. `JsonPath` might be omitted at the top level.</w:t>
+      </w:r>
+    </w:p>
+    <w:p>
+      <w:r>
+        <w:t>---</w:t>
+      </w:r>
+    </w:p>
+    <w:p>
+      <w:pPr>
+        <w:pStyle w:val="Heading3"/>
+      </w:pPr>
+      <w:r>
+        <w:t>OR</w:t>
+      </w:r>
+    </w:p>
+    <w:p>
+      <w:r>
+        <w:rPr>
+          <w:b/>
+        </w:rPr>
+        <w:t>Purpose:</w:t>
+      </w:r>
+      <w:r>
+        <w:t xml:space="preserve"> Validates that at least one provided assertion evaluates to true.</w:t>
+      </w:r>
+    </w:p>
+    <w:p>
+      <w:r>
+        <w:rPr>
+          <w:b/>
+        </w:rPr>
         <w:t>Assertion:</w:t>
       </w:r>
       <w:r/>
     </w:p>
     <w:p>
+      <w:r>
+        <w:rPr>
+          <w:rFonts w:ascii="Courier New" w:hAnsi="Courier New"/>
+          <w:sz w:val="18"/>
+        </w:rPr>
+        <w:t>{</w:t>
+        <w:br/>
+        <w:t xml:space="preserve">  "Operator": "OR",</w:t>
+        <w:br/>
+        <w:t xml:space="preserve">  "Value": [</w:t>
+        <w:br/>
+        <w:t xml:space="preserve">    { "JsonPath": "$.status", "Operator": "EQUALS", "Value": "OK" },</w:t>
+        <w:br/>
+        <w:t xml:space="preserve">    { "JsonPath": "$.status", "Operator": "EQUALS", "Value": "ACCEPTED" }</w:t>
+        <w:br/>
+        <w:t xml:space="preserve">  ]</w:t>
+        <w:br/>
+        <w:t>}</w:t>
+      </w:r>
+    </w:p>
+    <w:p>
+      <w:r>
+        <w:t>---</w:t>
+      </w:r>
+    </w:p>
+    <w:p>
       <w:pPr>
-        <w:pStyle w:val="APICode"/>
+        <w:pStyle w:val="Heading3"/>
       </w:pPr>
       <w:r>
+        <w:t>NOT</w:t>
+      </w:r>
+    </w:p>
+    <w:p>
+      <w:r>
+        <w:rPr>
+          <w:b/>
+        </w:rPr>
+        <w:t>Purpose:</w:t>
+      </w:r>
+      <w:r>
+        <w:t xml:space="preserve"> Validates that the provided assertion evaluates to false.</w:t>
+      </w:r>
+    </w:p>
+    <w:p>
+      <w:r>
+        <w:rPr>
+          <w:b/>
+        </w:rPr>
+        <w:t>Assertion:</w:t>
+      </w:r>
+      <w:r/>
+    </w:p>
+    <w:p>
+      <w:r>
+        <w:rPr>
+          <w:rFonts w:ascii="Courier New" w:hAnsi="Courier New"/>
+          <w:sz w:val="18"/>
+        </w:rPr>
         <w:t>{</w:t>
         <w:br/>
-        <w:t xml:space="preserve">  "JsonPath": "$.outputData.client",</w:t>
-        <w:br/>
-        <w:t xml:space="preserve">  "Operator": "OBJECT_CONTAINS_FIELDS_IGNORE_NULLS",</w:t>
-        <w:br/>
-        <w:t xml:space="preserve">  "Value": {</w:t>
-        <w:br/>
-        <w:t xml:space="preserve">    "clientType": "1031",</w:t>
-        <w:br/>
-        <w:t xml:space="preserve">    "middleName": null</w:t>
+        <w:t xml:space="preserve">  "Operator": "NOT",</w:t>
+        <w:br/>
+        <w:t xml:space="preserve">  "Value": { </w:t>
+        <w:br/>
+        <w:t xml:space="preserve">    "JsonPath": "$.status", </w:t>
+        <w:br/>
+        <w:t xml:space="preserve">    "Operator": "EQUALS", </w:t>
+        <w:br/>
+        <w:t xml:space="preserve">    "Value": "ERROR" </w:t>
         <w:br/>
         <w:t xml:space="preserve">  }</w:t>
         <w:br/>
@@ -2030,80 +4756,8 @@
       </w:r>
     </w:p>
     <w:p>
-      <w:r/>
-      <w:r>
-        <w:rPr>
-          <w:b/>
-        </w:rPr>
-        <w:t>PASS</w:t>
-      </w:r>
-      <w:r>
-        <w:t xml:space="preserve"> — actual response:</w:t>
-      </w:r>
-    </w:p>
-    <w:p>
-      <w:pPr>
-        <w:pStyle w:val="APICode"/>
-      </w:pPr>
-      <w:r>
-        <w:t>{</w:t>
-        <w:br/>
-        <w:t xml:space="preserve">  "outputData": {</w:t>
-        <w:br/>
-        <w:t xml:space="preserve">    "client": {</w:t>
-        <w:br/>
-        <w:t xml:space="preserve">      "clientType": "1031"</w:t>
-        <w:br/>
-        <w:t xml:space="preserve">    }</w:t>
-        <w:br/>
-        <w:t xml:space="preserve">  }</w:t>
-        <w:br/>
-        <w:t>}</w:t>
-      </w:r>
-    </w:p>
-    <w:p>
-      <w:r/>
-      <w:r>
-        <w:rPr>
-          <w:b/>
-        </w:rPr>
-        <w:t>FAIL</w:t>
-      </w:r>
-      <w:r>
-        <w:t xml:space="preserve"> — actual response:</w:t>
-      </w:r>
-    </w:p>
-    <w:p>
-      <w:pPr>
-        <w:pStyle w:val="APICode"/>
-      </w:pPr>
-      <w:r>
-        <w:t>{</w:t>
-        <w:br/>
-        <w:t xml:space="preserve">  "outputData": {</w:t>
-        <w:br/>
-        <w:t xml:space="preserve">    "client": {</w:t>
-        <w:br/>
-        <w:t xml:space="preserve">      "clientType": "1032"</w:t>
-        <w:br/>
-        <w:t xml:space="preserve">    }</w:t>
-        <w:br/>
-        <w:t xml:space="preserve">  }</w:t>
-        <w:br/>
-        <w:t>}</w:t>
-      </w:r>
-    </w:p>
-    <w:p>
-      <w:pPr>
-        <w:pStyle w:val="APIQuote"/>
-      </w:pPr>
-      <w:r>
-        <w:t>**Notes:** Null fields in the expected object are skipped during comparison. Non-null fields must match exactly.</w:t>
-      </w:r>
-    </w:p>
-    <w:p>
-      <w:r>
-        <w:t>__________________________________________________</w:t>
+      <w:r>
+        <w:t>---</w:t>
       </w:r>
     </w:p>
     <w:p>
@@ -14174,19 +16828,6 @@
         <w:shd w:val="clear" w:color="auto" w:fill="FBCAA2" w:themeFill="accent6" w:themeFillTint="7F"/>
       </w:tcPr>
     </w:tblStylePr>
-  </w:style>
-  <w:style w:type="paragraph" w:customStyle="1" w:styleId="APICode">
-    <w:name w:val="API Code"/>
-    <w:rPr>
-      <w:rFonts w:ascii="Courier New" w:hAnsi="Courier New"/>
-      <w:sz w:val="18"/>
-    </w:rPr>
-  </w:style>
-  <w:style w:type="paragraph" w:customStyle="1" w:styleId="APIQuote">
-    <w:name w:val="API Quote"/>
-    <w:rPr>
-      <w:i/>
-    </w:rPr>
   </w:style>
 </w:styles>
 </file>
